--- a/clients/kelly_mulroy/Kelly_Mulroy_5Day_Training_Plan_Client_View.docx
+++ b/clients/kelly_mulroy/Kelly_Mulroy_5Day_Training_Plan_Client_View.docx
@@ -1946,7 +1946,7 @@
           <w:sz w:val="20"/>
           <w:szCs w:val="20"/>
         </w:rPr>
-        <w:t xml:space="preserve">110–110g/day</w:t>
+        <w:t xml:space="preserve">110g/day</w:t>
       </w:r>
       <w:r>
         <w:rPr>
@@ -1955,7 +1955,7 @@
           <w:sz w:val="15"/>
           <w:szCs w:val="15"/>
         </w:rPr>
-        <w:t xml:space="preserve">  (1.6–1.6 g/kg — active women general tier)  </w:t>
+        <w:t xml:space="preserve">  (1.6 g/kg — active women general tier)  </w:t>
       </w:r>
       <w:r>
         <w:rPr>
@@ -3481,7 +3481,7 @@
           <w:sz w:val="17"/>
           <w:szCs w:val="17"/>
         </w:rPr>
-        <w:t xml:space="preserve">60% day. Goblet squat at 30–35 lbs (below the 3RM range — focus is form, not load). Box squat at 40–45 lbs. Technique must be clean before load increases Thursday and Friday.</w:t>
+        <w:t xml:space="preserve">60% day. Goblet squat at 30–35 lbs (deliberately light — focus is form, not load). Box squat at 40–45 lbs. Technique must be clean before load increases Thursday and Friday.</w:t>
       </w:r>
     </w:p>
     <w:tbl>

--- a/clients/kelly_mulroy/Kelly_Mulroy_5Day_Training_Plan_Client_View.docx
+++ b/clients/kelly_mulroy/Kelly_Mulroy_5Day_Training_Plan_Client_View.docx
@@ -1900,6 +1900,31 @@
     </w:p>
     <w:p>
       <w:pPr>
+        <w:spacing w:after="100"/>
+      </w:pPr>
+      <w:r>
+        <w:rPr>
+          <w:rFonts w:ascii="Arial" w:cs="Arial" w:eastAsia="Arial" w:hAnsi="Arial"/>
+          <w:b/>
+          <w:bCs/>
+          <w:color w:val="1565C0"/>
+          <w:sz w:val="17"/>
+          <w:szCs w:val="17"/>
+        </w:rPr>
+        <w:t xml:space="preserve">Planned Deload — Week 5, Directly After the Week 4 Strength Check:  </w:t>
+      </w:r>
+      <w:r>
+        <w:rPr>
+          <w:rFonts w:ascii="Arial" w:cs="Arial" w:eastAsia="Arial" w:hAnsi="Arial"/>
+          <w:color w:val="2C2C2C"/>
+          <w:sz w:val="17"/>
+          <w:szCs w:val="17"/>
+        </w:rPr>
+        <w:t xml:space="preserve">This program deliberately includes one lighter week, planned in advance — not a reaction to anything going wrong. Week 5, immediately after the Week 4 strength reassessment, is a structured "reload": the same movements and the same week structure, with working sets roughly halved, loads at about 50–70% of normal working weights, and every set in the technique band (3 or more reps in reserve) — no PR attempts and no push-up max test that week. With a lower back still re-earning the hinge pattern and eight straight weeks of progression on the calendar, this is how the plan banks its gains: one light week costs no muscle and only a small, quickly-recovered edge of peak strength, while unbroken hard loading is where soreness, joint stress, and stalls accumulate. Weeks 6–8 then rebuild from the Week 4 loads toward the 8-week targets.</w:t>
+      </w:r>
+    </w:p>
+    <w:p>
+      <w:pPr>
         <w:spacing w:after="80"/>
       </w:pPr>
     </w:p>
@@ -3452,11 +3477,1061 @@
           <w:rFonts w:ascii="Arial" w:cs="Arial" w:eastAsia="Arial" w:hAnsi="Arial"/>
           <w:b/>
           <w:bCs/>
+          <w:color w:val="E53935"/>
+          <w:sz w:val="17"/>
+          <w:szCs w:val="17"/>
+        </w:rPr>
+        <w:t xml:space="preserve">B — ANTI-VALGUS PROGRESSION</w:t>
+      </w:r>
+    </w:p>
+    <w:p>
+      <w:pPr>
+        <w:spacing w:after="80"/>
+      </w:pPr>
+      <w:r>
+        <w:rPr>
+          <w:rFonts w:ascii="Arial" w:cs="Arial" w:eastAsia="Arial" w:hAnsi="Arial"/>
+          <w:b/>
+          <w:bCs/>
+          <w:color w:val="E53935"/>
+          <w:sz w:val="17"/>
+          <w:szCs w:val="17"/>
+        </w:rPr>
+        <w:t xml:space="preserve">Why:  </w:t>
+      </w:r>
+      <w:r>
+        <w:rPr>
+          <w:rFonts w:ascii="Arial" w:cs="Arial" w:eastAsia="Arial" w:hAnsi="Arial"/>
+          <w:color w:val="2C2C2C"/>
+          <w:sz w:val="17"/>
+          <w:szCs w:val="17"/>
+        </w:rPr>
+        <w:t xml:space="preserve">The anti-valgus progression documented by Jason Bethea. Wall support removes the balance demand so all of the attention goes to knee tracking. The pistol squat is the highest valgus-risk movement in this program — it is trained through its regression ladder (doorframe or wall assist → heel elevated → reduced range of motion) and never at full depth unassisted until the knee tracks cleanly. Plank-position leg tap-downs stand in for a knee-extension machine here and are not a one-to-one replacement; when the equipment allows, a wall sit, Spanish squat, cyclist squat or banded terminal knee extension is the stronger choice. Run fresh, before any loaded squatting — tracking quality is the entire point.</w:t>
+      </w:r>
+    </w:p>
+    <w:tbl>
+      <w:tblPr>
+        <w:tblW w:type="dxa" w:w="10440"/>
+        <w:tblBorders>
+          <w:top w:val="none" w:color="FFFFFF" w:sz="0"/>
+          <w:left w:val="none" w:color="FFFFFF" w:sz="0"/>
+          <w:bottom w:val="none" w:color="FFFFFF" w:sz="0"/>
+          <w:right w:val="none" w:color="FFFFFF" w:sz="0"/>
+          <w:insideH w:val="single" w:color="auto" w:sz="4"/>
+          <w:insideV w:val="single" w:color="auto" w:sz="4"/>
+        </w:tblBorders>
+      </w:tblPr>
+      <w:tblGrid>
+        <w:gridCol w:w="2400"/>
+        <w:gridCol w:w="380"/>
+        <w:gridCol w:w="420"/>
+        <w:gridCol w:w="680"/>
+        <w:gridCol w:w="540"/>
+        <w:gridCol w:w="440"/>
+        <w:gridCol w:w="5580"/>
+      </w:tblGrid>
+      <w:tr>
+        <w:tc>
+          <w:tcPr>
+            <w:tcW w:type="dxa" w:w="2400"/>
+            <w:tcBorders>
+              <w:top w:val="none" w:color="FFFFFF" w:sz="0"/>
+              <w:left w:val="none" w:color="FFFFFF" w:sz="0"/>
+              <w:bottom w:val="none" w:color="FFFFFF" w:sz="0"/>
+              <w:right w:val="none" w:color="FFFFFF" w:sz="0"/>
+            </w:tcBorders>
+            <w:shd w:fill="FFEBEE" w:color="auto" w:val="clear"/>
+            <w:tcMar>
+              <w:top w:type="dxa" w:w="40"/>
+              <w:left w:type="dxa" w:w="80"/>
+              <w:bottom w:type="dxa" w:w="40"/>
+              <w:right w:type="dxa" w:w="80"/>
+            </w:tcMar>
+            <w:vAlign w:val="center"/>
+          </w:tcPr>
+          <w:p>
+            <w:pPr>
+              <w:jc w:val="left"/>
+            </w:pPr>
+            <w:r>
+              <w:rPr>
+                <w:rFonts w:ascii="Arial" w:cs="Arial" w:eastAsia="Arial" w:hAnsi="Arial"/>
+                <w:b/>
+                <w:bCs/>
+                <w:color w:val="E53935"/>
+                <w:sz w:val="15"/>
+                <w:szCs w:val="15"/>
+              </w:rPr>
+              <w:t xml:space="preserve">EXERCISE</w:t>
+            </w:r>
+          </w:p>
+        </w:tc>
+        <w:tc>
+          <w:tcPr>
+            <w:tcW w:type="dxa" w:w="380"/>
+            <w:tcBorders>
+              <w:top w:val="none" w:color="FFFFFF" w:sz="0"/>
+              <w:left w:val="none" w:color="FFFFFF" w:sz="0"/>
+              <w:bottom w:val="none" w:color="FFFFFF" w:sz="0"/>
+              <w:right w:val="none" w:color="FFFFFF" w:sz="0"/>
+            </w:tcBorders>
+            <w:shd w:fill="FFEBEE" w:color="auto" w:val="clear"/>
+            <w:tcMar>
+              <w:top w:type="dxa" w:w="40"/>
+              <w:left w:type="dxa" w:w="80"/>
+              <w:bottom w:type="dxa" w:w="40"/>
+              <w:right w:type="dxa" w:w="80"/>
+            </w:tcMar>
+            <w:vAlign w:val="center"/>
+          </w:tcPr>
+          <w:p>
+            <w:pPr>
+              <w:jc w:val="center"/>
+            </w:pPr>
+            <w:r>
+              <w:rPr>
+                <w:rFonts w:ascii="Arial" w:cs="Arial" w:eastAsia="Arial" w:hAnsi="Arial"/>
+                <w:b/>
+                <w:bCs/>
+                <w:color w:val="E53935"/>
+                <w:sz w:val="13"/>
+                <w:szCs w:val="13"/>
+              </w:rPr>
+              <w:t xml:space="preserve">SETS</w:t>
+            </w:r>
+          </w:p>
+        </w:tc>
+        <w:tc>
+          <w:tcPr>
+            <w:tcW w:type="dxa" w:w="420"/>
+            <w:tcBorders>
+              <w:top w:val="none" w:color="FFFFFF" w:sz="0"/>
+              <w:left w:val="none" w:color="FFFFFF" w:sz="0"/>
+              <w:bottom w:val="none" w:color="FFFFFF" w:sz="0"/>
+              <w:right w:val="none" w:color="FFFFFF" w:sz="0"/>
+            </w:tcBorders>
+            <w:shd w:fill="FFEBEE" w:color="auto" w:val="clear"/>
+            <w:tcMar>
+              <w:top w:type="dxa" w:w="40"/>
+              <w:left w:type="dxa" w:w="80"/>
+              <w:bottom w:type="dxa" w:w="40"/>
+              <w:right w:type="dxa" w:w="80"/>
+            </w:tcMar>
+            <w:vAlign w:val="center"/>
+          </w:tcPr>
+          <w:p>
+            <w:pPr>
+              <w:jc w:val="center"/>
+            </w:pPr>
+            <w:r>
+              <w:rPr>
+                <w:rFonts w:ascii="Arial" w:cs="Arial" w:eastAsia="Arial" w:hAnsi="Arial"/>
+                <w:b/>
+                <w:bCs/>
+                <w:color w:val="E53935"/>
+                <w:sz w:val="13"/>
+                <w:szCs w:val="13"/>
+              </w:rPr>
+              <w:t xml:space="preserve">REPS</w:t>
+            </w:r>
+          </w:p>
+        </w:tc>
+        <w:tc>
+          <w:tcPr>
+            <w:tcW w:type="dxa" w:w="680"/>
+            <w:tcBorders>
+              <w:top w:val="none" w:color="FFFFFF" w:sz="0"/>
+              <w:left w:val="none" w:color="FFFFFF" w:sz="0"/>
+              <w:bottom w:val="none" w:color="FFFFFF" w:sz="0"/>
+              <w:right w:val="none" w:color="FFFFFF" w:sz="0"/>
+            </w:tcBorders>
+            <w:shd w:fill="FFEBEE" w:color="auto" w:val="clear"/>
+            <w:tcMar>
+              <w:top w:type="dxa" w:w="40"/>
+              <w:left w:type="dxa" w:w="80"/>
+              <w:bottom w:type="dxa" w:w="40"/>
+              <w:right w:type="dxa" w:w="80"/>
+            </w:tcMar>
+            <w:vAlign w:val="center"/>
+          </w:tcPr>
+          <w:p>
+            <w:pPr>
+              <w:jc w:val="center"/>
+            </w:pPr>
+            <w:r>
+              <w:rPr>
+                <w:rFonts w:ascii="Arial" w:cs="Arial" w:eastAsia="Arial" w:hAnsi="Arial"/>
+                <w:b/>
+                <w:bCs/>
+                <w:color w:val="E53935"/>
+                <w:sz w:val="13"/>
+                <w:szCs w:val="13"/>
+              </w:rPr>
+              <w:t xml:space="preserve">LOAD</w:t>
+            </w:r>
+          </w:p>
+        </w:tc>
+        <w:tc>
+          <w:tcPr>
+            <w:tcW w:type="dxa" w:w="540"/>
+            <w:tcBorders>
+              <w:top w:val="none" w:color="FFFFFF" w:sz="0"/>
+              <w:left w:val="none" w:color="FFFFFF" w:sz="0"/>
+              <w:bottom w:val="none" w:color="FFFFFF" w:sz="0"/>
+              <w:right w:val="none" w:color="FFFFFF" w:sz="0"/>
+            </w:tcBorders>
+            <w:shd w:fill="FFEBEE" w:color="auto" w:val="clear"/>
+            <w:tcMar>
+              <w:top w:type="dxa" w:w="40"/>
+              <w:left w:type="dxa" w:w="80"/>
+              <w:bottom w:type="dxa" w:w="40"/>
+              <w:right w:type="dxa" w:w="80"/>
+            </w:tcMar>
+            <w:vAlign w:val="center"/>
+          </w:tcPr>
+          <w:p>
+            <w:pPr>
+              <w:jc w:val="center"/>
+            </w:pPr>
+            <w:r>
+              <w:rPr>
+                <w:rFonts w:ascii="Arial" w:cs="Arial" w:eastAsia="Arial" w:hAnsi="Arial"/>
+                <w:b/>
+                <w:bCs/>
+                <w:color w:val="E53935"/>
+                <w:sz w:val="13"/>
+                <w:szCs w:val="13"/>
+              </w:rPr>
+              <w:t xml:space="preserve">TEMPO</w:t>
+            </w:r>
+          </w:p>
+        </w:tc>
+        <w:tc>
+          <w:tcPr>
+            <w:tcW w:type="dxa" w:w="440"/>
+            <w:tcBorders>
+              <w:top w:val="none" w:color="FFFFFF" w:sz="0"/>
+              <w:left w:val="none" w:color="FFFFFF" w:sz="0"/>
+              <w:bottom w:val="none" w:color="FFFFFF" w:sz="0"/>
+              <w:right w:val="none" w:color="FFFFFF" w:sz="0"/>
+            </w:tcBorders>
+            <w:shd w:fill="FFEBEE" w:color="auto" w:val="clear"/>
+            <w:tcMar>
+              <w:top w:type="dxa" w:w="40"/>
+              <w:left w:type="dxa" w:w="80"/>
+              <w:bottom w:type="dxa" w:w="40"/>
+              <w:right w:type="dxa" w:w="80"/>
+            </w:tcMar>
+            <w:vAlign w:val="center"/>
+          </w:tcPr>
+          <w:p>
+            <w:pPr>
+              <w:jc w:val="center"/>
+            </w:pPr>
+            <w:r>
+              <w:rPr>
+                <w:rFonts w:ascii="Arial" w:cs="Arial" w:eastAsia="Arial" w:hAnsi="Arial"/>
+                <w:b/>
+                <w:bCs/>
+                <w:color w:val="E53935"/>
+                <w:sz w:val="13"/>
+                <w:szCs w:val="13"/>
+              </w:rPr>
+              <w:t xml:space="preserve">REST</w:t>
+            </w:r>
+          </w:p>
+        </w:tc>
+        <w:tc>
+          <w:tcPr>
+            <w:tcW w:type="dxa" w:w="5580"/>
+            <w:tcBorders>
+              <w:top w:val="none" w:color="FFFFFF" w:sz="0"/>
+              <w:left w:val="none" w:color="FFFFFF" w:sz="0"/>
+              <w:bottom w:val="none" w:color="FFFFFF" w:sz="0"/>
+              <w:right w:val="none" w:color="FFFFFF" w:sz="0"/>
+            </w:tcBorders>
+            <w:shd w:fill="FFEBEE" w:color="auto" w:val="clear"/>
+            <w:tcMar>
+              <w:top w:type="dxa" w:w="40"/>
+              <w:left w:type="dxa" w:w="80"/>
+              <w:bottom w:type="dxa" w:w="40"/>
+              <w:right w:type="dxa" w:w="80"/>
+            </w:tcMar>
+            <w:vAlign w:val="center"/>
+          </w:tcPr>
+          <w:p>
+            <w:pPr>
+              <w:jc w:val="left"/>
+            </w:pPr>
+            <w:r>
+              <w:rPr>
+                <w:rFonts w:ascii="Arial" w:cs="Arial" w:eastAsia="Arial" w:hAnsi="Arial"/>
+                <w:b/>
+                <w:bCs/>
+                <w:color w:val="E53935"/>
+                <w:sz w:val="15"/>
+                <w:szCs w:val="15"/>
+              </w:rPr>
+              <w:t xml:space="preserve">COACHING CUE</w:t>
+            </w:r>
+          </w:p>
+        </w:tc>
+      </w:tr>
+      <w:tr>
+        <w:tc>
+          <w:tcPr>
+            <w:tcW w:type="dxa" w:w="2400"/>
+            <w:tcBorders>
+              <w:top w:val="none" w:color="FFFFFF" w:sz="0"/>
+              <w:left w:val="none" w:color="FFFFFF" w:sz="0"/>
+              <w:bottom w:val="none" w:color="FFFFFF" w:sz="0"/>
+              <w:right w:val="none" w:color="FFFFFF" w:sz="0"/>
+            </w:tcBorders>
+            <w:shd w:fill="FFF5F5" w:color="auto" w:val="clear"/>
+            <w:tcMar>
+              <w:top w:type="dxa" w:w="40"/>
+              <w:left w:type="dxa" w:w="80"/>
+              <w:bottom w:type="dxa" w:w="40"/>
+              <w:right w:type="dxa" w:w="80"/>
+            </w:tcMar>
+            <w:vAlign w:val="center"/>
+          </w:tcPr>
+          <w:p>
+            <w:r>
+              <w:rPr>
+                <w:rFonts w:ascii="Arial" w:cs="Arial" w:eastAsia="Arial" w:hAnsi="Arial"/>
+                <w:b/>
+                <w:bCs/>
+                <w:color w:val="2C2C2C"/>
+                <w:sz w:val="18"/>
+                <w:szCs w:val="18"/>
+              </w:rPr>
+              <w:t xml:space="preserve">Reverse Wall Lunge with Calf Raise (Left Lead)</w:t>
+            </w:r>
+          </w:p>
+        </w:tc>
+        <w:tc>
+          <w:tcPr>
+            <w:tcW w:type="dxa" w:w="380"/>
+            <w:tcBorders>
+              <w:top w:val="none" w:color="FFFFFF" w:sz="0"/>
+              <w:left w:val="none" w:color="FFFFFF" w:sz="0"/>
+              <w:bottom w:val="none" w:color="FFFFFF" w:sz="0"/>
+              <w:right w:val="none" w:color="FFFFFF" w:sz="0"/>
+            </w:tcBorders>
+            <w:shd w:fill="FFF5F5" w:color="auto" w:val="clear"/>
+            <w:tcMar>
+              <w:top w:type="dxa" w:w="40"/>
+              <w:left w:type="dxa" w:w="80"/>
+              <w:bottom w:type="dxa" w:w="40"/>
+              <w:right w:type="dxa" w:w="80"/>
+            </w:tcMar>
+            <w:vAlign w:val="center"/>
+          </w:tcPr>
+          <w:p>
+            <w:pPr>
+              <w:jc w:val="center"/>
+            </w:pPr>
+            <w:r>
+              <w:rPr>
+                <w:rFonts w:ascii="Arial" w:cs="Arial" w:eastAsia="Arial" w:hAnsi="Arial"/>
+                <w:color w:val="6B6B6B"/>
+                <w:sz w:val="15"/>
+                <w:szCs w:val="15"/>
+              </w:rPr>
+              <w:t xml:space="preserve">3</w:t>
+            </w:r>
+          </w:p>
+        </w:tc>
+        <w:tc>
+          <w:tcPr>
+            <w:tcW w:type="dxa" w:w="420"/>
+            <w:tcBorders>
+              <w:top w:val="none" w:color="FFFFFF" w:sz="0"/>
+              <w:left w:val="none" w:color="FFFFFF" w:sz="0"/>
+              <w:bottom w:val="none" w:color="FFFFFF" w:sz="0"/>
+              <w:right w:val="none" w:color="FFFFFF" w:sz="0"/>
+            </w:tcBorders>
+            <w:shd w:fill="FFF5F5" w:color="auto" w:val="clear"/>
+            <w:tcMar>
+              <w:top w:type="dxa" w:w="40"/>
+              <w:left w:type="dxa" w:w="80"/>
+              <w:bottom w:type="dxa" w:w="40"/>
+              <w:right w:type="dxa" w:w="80"/>
+            </w:tcMar>
+            <w:vAlign w:val="center"/>
+          </w:tcPr>
+          <w:p>
+            <w:pPr>
+              <w:jc w:val="center"/>
+            </w:pPr>
+            <w:r>
+              <w:rPr>
+                <w:rFonts w:ascii="Arial" w:cs="Arial" w:eastAsia="Arial" w:hAnsi="Arial"/>
+                <w:color w:val="6B6B6B"/>
+                <w:sz w:val="15"/>
+                <w:szCs w:val="15"/>
+              </w:rPr>
+              <w:t xml:space="preserve">8 ea</w:t>
+            </w:r>
+          </w:p>
+        </w:tc>
+        <w:tc>
+          <w:tcPr>
+            <w:tcW w:type="dxa" w:w="680"/>
+            <w:tcBorders>
+              <w:top w:val="none" w:color="FFFFFF" w:sz="0"/>
+              <w:left w:val="none" w:color="FFFFFF" w:sz="0"/>
+              <w:bottom w:val="none" w:color="FFFFFF" w:sz="0"/>
+              <w:right w:val="none" w:color="FFFFFF" w:sz="0"/>
+            </w:tcBorders>
+            <w:shd w:fill="FFF5F5" w:color="auto" w:val="clear"/>
+            <w:tcMar>
+              <w:top w:type="dxa" w:w="40"/>
+              <w:left w:type="dxa" w:w="80"/>
+              <w:bottom w:type="dxa" w:w="40"/>
+              <w:right w:type="dxa" w:w="80"/>
+            </w:tcMar>
+            <w:vAlign w:val="center"/>
+          </w:tcPr>
+          <w:p>
+            <w:pPr>
+              <w:jc w:val="center"/>
+            </w:pPr>
+            <w:r>
+              <w:rPr>
+                <w:rFonts w:ascii="Arial" w:cs="Arial" w:eastAsia="Arial" w:hAnsi="Arial"/>
+                <w:color w:val="6B6B6B"/>
+                <w:sz w:val="15"/>
+                <w:szCs w:val="15"/>
+              </w:rPr>
+              <w:t xml:space="preserve">Bodyweight</w:t>
+            </w:r>
+          </w:p>
+        </w:tc>
+        <w:tc>
+          <w:tcPr>
+            <w:tcW w:type="dxa" w:w="540"/>
+            <w:tcBorders>
+              <w:top w:val="none" w:color="FFFFFF" w:sz="0"/>
+              <w:left w:val="none" w:color="FFFFFF" w:sz="0"/>
+              <w:bottom w:val="none" w:color="FFFFFF" w:sz="0"/>
+              <w:right w:val="none" w:color="FFFFFF" w:sz="0"/>
+            </w:tcBorders>
+            <w:shd w:fill="FFF5F5" w:color="auto" w:val="clear"/>
+            <w:tcMar>
+              <w:top w:type="dxa" w:w="40"/>
+              <w:left w:type="dxa" w:w="80"/>
+              <w:bottom w:type="dxa" w:w="40"/>
+              <w:right w:type="dxa" w:w="80"/>
+            </w:tcMar>
+            <w:vAlign w:val="center"/>
+          </w:tcPr>
+          <w:p>
+            <w:pPr>
+              <w:jc w:val="center"/>
+            </w:pPr>
+            <w:r>
+              <w:rPr>
+                <w:rFonts w:ascii="Arial" w:cs="Arial" w:eastAsia="Arial" w:hAnsi="Arial"/>
+                <w:color w:val="6B6B6B"/>
+                <w:sz w:val="15"/>
+                <w:szCs w:val="15"/>
+              </w:rPr>
+              <w:t xml:space="preserve">2-1-2</w:t>
+            </w:r>
+          </w:p>
+        </w:tc>
+        <w:tc>
+          <w:tcPr>
+            <w:tcW w:type="dxa" w:w="440"/>
+            <w:tcBorders>
+              <w:top w:val="none" w:color="FFFFFF" w:sz="0"/>
+              <w:left w:val="none" w:color="FFFFFF" w:sz="0"/>
+              <w:bottom w:val="none" w:color="FFFFFF" w:sz="0"/>
+              <w:right w:val="none" w:color="FFFFFF" w:sz="0"/>
+            </w:tcBorders>
+            <w:shd w:fill="FFF5F5" w:color="auto" w:val="clear"/>
+            <w:tcMar>
+              <w:top w:type="dxa" w:w="40"/>
+              <w:left w:type="dxa" w:w="80"/>
+              <w:bottom w:type="dxa" w:w="40"/>
+              <w:right w:type="dxa" w:w="80"/>
+            </w:tcMar>
+            <w:vAlign w:val="center"/>
+          </w:tcPr>
+          <w:p>
+            <w:pPr>
+              <w:jc w:val="center"/>
+            </w:pPr>
+            <w:r>
+              <w:rPr>
+                <w:rFonts w:ascii="Arial" w:cs="Arial" w:eastAsia="Arial" w:hAnsi="Arial"/>
+                <w:color w:val="6B6B6B"/>
+                <w:sz w:val="15"/>
+                <w:szCs w:val="15"/>
+              </w:rPr>
+              <w:t xml:space="preserve">45s</w:t>
+            </w:r>
+          </w:p>
+        </w:tc>
+        <w:tc>
+          <w:tcPr>
+            <w:tcW w:type="dxa" w:w="5580"/>
+            <w:tcBorders>
+              <w:top w:val="none" w:color="FFFFFF" w:sz="0"/>
+              <w:left w:val="none" w:color="FFFFFF" w:sz="0"/>
+              <w:bottom w:val="none" w:color="FFFFFF" w:sz="0"/>
+              <w:right w:val="none" w:color="FFFFFF" w:sz="0"/>
+            </w:tcBorders>
+            <w:shd w:fill="FFF5F5" w:color="auto" w:val="clear"/>
+            <w:tcMar>
+              <w:top w:type="dxa" w:w="40"/>
+              <w:left w:type="dxa" w:w="80"/>
+              <w:bottom w:type="dxa" w:w="40"/>
+              <w:right w:type="dxa" w:w="80"/>
+            </w:tcMar>
+            <w:vAlign w:val="center"/>
+          </w:tcPr>
+          <w:p>
+            <w:r>
+              <w:rPr>
+                <w:rFonts w:ascii="Arial" w:cs="Arial" w:eastAsia="Arial" w:hAnsi="Arial"/>
+                <w:color w:val="6B6B6B"/>
+                <w:sz w:val="17"/>
+                <w:szCs w:val="17"/>
+              </w:rPr>
+              <w:t xml:space="preserve">Hands on the wall for support. Step back, lower the trailing knee, drive up and finish with a calf raise. Front knee tracks over the second toe the whole way.</w:t>
+            </w:r>
+            <w:r>
+              <w:rPr>
+                <w:rFonts w:ascii="Arial" w:cs="Arial" w:eastAsia="Arial" w:hAnsi="Arial"/>
+                <w:i/>
+                <w:iCs/>
+                <w:color w:val="00695C"/>
+                <w:sz w:val="14"/>
+                <w:szCs w:val="14"/>
+              </w:rPr>
+              <w:t xml:space="preserve">  2 RIR — tracking quality first</w:t>
+            </w:r>
+          </w:p>
+        </w:tc>
+      </w:tr>
+      <w:tr>
+        <w:tc>
+          <w:tcPr>
+            <w:tcW w:type="dxa" w:w="2400"/>
+            <w:tcBorders>
+              <w:top w:val="none" w:color="FFFFFF" w:sz="0"/>
+              <w:left w:val="none" w:color="FFFFFF" w:sz="0"/>
+              <w:bottom w:val="none" w:color="FFFFFF" w:sz="0"/>
+              <w:right w:val="none" w:color="FFFFFF" w:sz="0"/>
+            </w:tcBorders>
+            <w:shd w:fill="FFFFFF" w:color="auto" w:val="clear"/>
+            <w:tcMar>
+              <w:top w:type="dxa" w:w="40"/>
+              <w:left w:type="dxa" w:w="80"/>
+              <w:bottom w:type="dxa" w:w="40"/>
+              <w:right w:type="dxa" w:w="80"/>
+            </w:tcMar>
+            <w:vAlign w:val="center"/>
+          </w:tcPr>
+          <w:p>
+            <w:r>
+              <w:rPr>
+                <w:rFonts w:ascii="Arial" w:cs="Arial" w:eastAsia="Arial" w:hAnsi="Arial"/>
+                <w:b/>
+                <w:bCs/>
+                <w:color w:val="2C2C2C"/>
+                <w:sz w:val="18"/>
+                <w:szCs w:val="18"/>
+              </w:rPr>
+              <w:t xml:space="preserve">Plank Position Leg Tap-Down</w:t>
+            </w:r>
+          </w:p>
+          <w:p>
+            <w:r>
+              <w:rPr>
+                <w:rFonts w:ascii="Arial" w:cs="Arial" w:eastAsia="Arial" w:hAnsi="Arial"/>
+                <w:i/>
+                <w:iCs/>
+                <w:color w:val="B71C1C"/>
+                <w:sz w:val="14"/>
+                <w:szCs w:val="14"/>
+              </w:rPr>
+              <w:t xml:space="preserve">Knee-extension substitute — not a 1:1 replacement.</w:t>
+            </w:r>
+          </w:p>
+        </w:tc>
+        <w:tc>
+          <w:tcPr>
+            <w:tcW w:type="dxa" w:w="380"/>
+            <w:tcBorders>
+              <w:top w:val="none" w:color="FFFFFF" w:sz="0"/>
+              <w:left w:val="none" w:color="FFFFFF" w:sz="0"/>
+              <w:bottom w:val="none" w:color="FFFFFF" w:sz="0"/>
+              <w:right w:val="none" w:color="FFFFFF" w:sz="0"/>
+            </w:tcBorders>
+            <w:shd w:fill="FFFFFF" w:color="auto" w:val="clear"/>
+            <w:tcMar>
+              <w:top w:type="dxa" w:w="40"/>
+              <w:left w:type="dxa" w:w="80"/>
+              <w:bottom w:type="dxa" w:w="40"/>
+              <w:right w:type="dxa" w:w="80"/>
+            </w:tcMar>
+            <w:vAlign w:val="center"/>
+          </w:tcPr>
+          <w:p>
+            <w:pPr>
+              <w:jc w:val="center"/>
+            </w:pPr>
+            <w:r>
+              <w:rPr>
+                <w:rFonts w:ascii="Arial" w:cs="Arial" w:eastAsia="Arial" w:hAnsi="Arial"/>
+                <w:color w:val="6B6B6B"/>
+                <w:sz w:val="15"/>
+                <w:szCs w:val="15"/>
+              </w:rPr>
+              <w:t xml:space="preserve">2</w:t>
+            </w:r>
+          </w:p>
+        </w:tc>
+        <w:tc>
+          <w:tcPr>
+            <w:tcW w:type="dxa" w:w="420"/>
+            <w:tcBorders>
+              <w:top w:val="none" w:color="FFFFFF" w:sz="0"/>
+              <w:left w:val="none" w:color="FFFFFF" w:sz="0"/>
+              <w:bottom w:val="none" w:color="FFFFFF" w:sz="0"/>
+              <w:right w:val="none" w:color="FFFFFF" w:sz="0"/>
+            </w:tcBorders>
+            <w:shd w:fill="FFFFFF" w:color="auto" w:val="clear"/>
+            <w:tcMar>
+              <w:top w:type="dxa" w:w="40"/>
+              <w:left w:type="dxa" w:w="80"/>
+              <w:bottom w:type="dxa" w:w="40"/>
+              <w:right w:type="dxa" w:w="80"/>
+            </w:tcMar>
+            <w:vAlign w:val="center"/>
+          </w:tcPr>
+          <w:p>
+            <w:pPr>
+              <w:jc w:val="center"/>
+            </w:pPr>
+            <w:r>
+              <w:rPr>
+                <w:rFonts w:ascii="Arial" w:cs="Arial" w:eastAsia="Arial" w:hAnsi="Arial"/>
+                <w:color w:val="6B6B6B"/>
+                <w:sz w:val="15"/>
+                <w:szCs w:val="15"/>
+              </w:rPr>
+              <w:t xml:space="preserve">10 ea</w:t>
+            </w:r>
+          </w:p>
+        </w:tc>
+        <w:tc>
+          <w:tcPr>
+            <w:tcW w:type="dxa" w:w="680"/>
+            <w:tcBorders>
+              <w:top w:val="none" w:color="FFFFFF" w:sz="0"/>
+              <w:left w:val="none" w:color="FFFFFF" w:sz="0"/>
+              <w:bottom w:val="none" w:color="FFFFFF" w:sz="0"/>
+              <w:right w:val="none" w:color="FFFFFF" w:sz="0"/>
+            </w:tcBorders>
+            <w:shd w:fill="FFFFFF" w:color="auto" w:val="clear"/>
+            <w:tcMar>
+              <w:top w:type="dxa" w:w="40"/>
+              <w:left w:type="dxa" w:w="80"/>
+              <w:bottom w:type="dxa" w:w="40"/>
+              <w:right w:type="dxa" w:w="80"/>
+            </w:tcMar>
+            <w:vAlign w:val="center"/>
+          </w:tcPr>
+          <w:p>
+            <w:pPr>
+              <w:jc w:val="center"/>
+            </w:pPr>
+            <w:r>
+              <w:rPr>
+                <w:rFonts w:ascii="Arial" w:cs="Arial" w:eastAsia="Arial" w:hAnsi="Arial"/>
+                <w:color w:val="6B6B6B"/>
+                <w:sz w:val="15"/>
+                <w:szCs w:val="15"/>
+              </w:rPr>
+              <w:t xml:space="preserve">Bodyweight</w:t>
+            </w:r>
+          </w:p>
+        </w:tc>
+        <w:tc>
+          <w:tcPr>
+            <w:tcW w:type="dxa" w:w="540"/>
+            <w:tcBorders>
+              <w:top w:val="none" w:color="FFFFFF" w:sz="0"/>
+              <w:left w:val="none" w:color="FFFFFF" w:sz="0"/>
+              <w:bottom w:val="none" w:color="FFFFFF" w:sz="0"/>
+              <w:right w:val="none" w:color="FFFFFF" w:sz="0"/>
+            </w:tcBorders>
+            <w:shd w:fill="FFFFFF" w:color="auto" w:val="clear"/>
+            <w:tcMar>
+              <w:top w:type="dxa" w:w="40"/>
+              <w:left w:type="dxa" w:w="80"/>
+              <w:bottom w:type="dxa" w:w="40"/>
+              <w:right w:type="dxa" w:w="80"/>
+            </w:tcMar>
+            <w:vAlign w:val="center"/>
+          </w:tcPr>
+          <w:p>
+            <w:pPr>
+              <w:jc w:val="center"/>
+            </w:pPr>
+            <w:r>
+              <w:rPr>
+                <w:rFonts w:ascii="Arial" w:cs="Arial" w:eastAsia="Arial" w:hAnsi="Arial"/>
+                <w:color w:val="6B6B6B"/>
+                <w:sz w:val="15"/>
+                <w:szCs w:val="15"/>
+              </w:rPr>
+              <w:t xml:space="preserve">2-1-2</w:t>
+            </w:r>
+          </w:p>
+        </w:tc>
+        <w:tc>
+          <w:tcPr>
+            <w:tcW w:type="dxa" w:w="440"/>
+            <w:tcBorders>
+              <w:top w:val="none" w:color="FFFFFF" w:sz="0"/>
+              <w:left w:val="none" w:color="FFFFFF" w:sz="0"/>
+              <w:bottom w:val="none" w:color="FFFFFF" w:sz="0"/>
+              <w:right w:val="none" w:color="FFFFFF" w:sz="0"/>
+            </w:tcBorders>
+            <w:shd w:fill="FFFFFF" w:color="auto" w:val="clear"/>
+            <w:tcMar>
+              <w:top w:type="dxa" w:w="40"/>
+              <w:left w:type="dxa" w:w="80"/>
+              <w:bottom w:type="dxa" w:w="40"/>
+              <w:right w:type="dxa" w:w="80"/>
+            </w:tcMar>
+            <w:vAlign w:val="center"/>
+          </w:tcPr>
+          <w:p>
+            <w:pPr>
+              <w:jc w:val="center"/>
+            </w:pPr>
+            <w:r>
+              <w:rPr>
+                <w:rFonts w:ascii="Arial" w:cs="Arial" w:eastAsia="Arial" w:hAnsi="Arial"/>
+                <w:color w:val="6B6B6B"/>
+                <w:sz w:val="15"/>
+                <w:szCs w:val="15"/>
+              </w:rPr>
+              <w:t xml:space="preserve">30s</w:t>
+            </w:r>
+          </w:p>
+        </w:tc>
+        <w:tc>
+          <w:tcPr>
+            <w:tcW w:type="dxa" w:w="5580"/>
+            <w:tcBorders>
+              <w:top w:val="none" w:color="FFFFFF" w:sz="0"/>
+              <w:left w:val="none" w:color="FFFFFF" w:sz="0"/>
+              <w:bottom w:val="none" w:color="FFFFFF" w:sz="0"/>
+              <w:right w:val="none" w:color="FFFFFF" w:sz="0"/>
+            </w:tcBorders>
+            <w:shd w:fill="FFFFFF" w:color="auto" w:val="clear"/>
+            <w:tcMar>
+              <w:top w:type="dxa" w:w="40"/>
+              <w:left w:type="dxa" w:w="80"/>
+              <w:bottom w:type="dxa" w:w="40"/>
+              <w:right w:type="dxa" w:w="80"/>
+            </w:tcMar>
+            <w:vAlign w:val="center"/>
+          </w:tcPr>
+          <w:p>
+            <w:r>
+              <w:rPr>
+                <w:rFonts w:ascii="Arial" w:cs="Arial" w:eastAsia="Arial" w:hAnsi="Arial"/>
+                <w:color w:val="6B6B6B"/>
+                <w:sz w:val="17"/>
+                <w:szCs w:val="17"/>
+              </w:rPr>
+              <w:t xml:space="preserve">Plank on hands. Tap one knee lightly to the floor and drive straight back up. Hips stay square — no rotation, no sagging.</w:t>
+            </w:r>
+          </w:p>
+        </w:tc>
+      </w:tr>
+      <w:tr>
+        <w:tc>
+          <w:tcPr>
+            <w:tcW w:type="dxa" w:w="2400"/>
+            <w:tcBorders>
+              <w:top w:val="none" w:color="FFFFFF" w:sz="0"/>
+              <w:left w:val="none" w:color="FFFFFF" w:sz="0"/>
+              <w:bottom w:val="none" w:color="FFFFFF" w:sz="0"/>
+              <w:right w:val="none" w:color="FFFFFF" w:sz="0"/>
+            </w:tcBorders>
+            <w:shd w:fill="FFF5F5" w:color="auto" w:val="clear"/>
+            <w:tcMar>
+              <w:top w:type="dxa" w:w="40"/>
+              <w:left w:type="dxa" w:w="80"/>
+              <w:bottom w:type="dxa" w:w="40"/>
+              <w:right w:type="dxa" w:w="80"/>
+            </w:tcMar>
+            <w:vAlign w:val="center"/>
+          </w:tcPr>
+          <w:p>
+            <w:r>
+              <w:rPr>
+                <w:rFonts w:ascii="Arial" w:cs="Arial" w:eastAsia="Arial" w:hAnsi="Arial"/>
+                <w:b/>
+                <w:bCs/>
+                <w:color w:val="2C2C2C"/>
+                <w:sz w:val="18"/>
+                <w:szCs w:val="18"/>
+              </w:rPr>
+              <w:t xml:space="preserve">Single-Leg Pistol Squat (Assisted, Left Lead)</w:t>
+            </w:r>
+          </w:p>
+          <w:p>
+            <w:r>
+              <w:rPr>
+                <w:rFonts w:ascii="Arial" w:cs="Arial" w:eastAsia="Arial" w:hAnsi="Arial"/>
+                <w:i/>
+                <w:iCs/>
+                <w:color w:val="B71C1C"/>
+                <w:sz w:val="14"/>
+                <w:szCs w:val="14"/>
+              </w:rPr>
+              <w:t xml:space="preserve">High valgus risk — regress the moment the knee drifts inward.</w:t>
+            </w:r>
+          </w:p>
+        </w:tc>
+        <w:tc>
+          <w:tcPr>
+            <w:tcW w:type="dxa" w:w="380"/>
+            <w:tcBorders>
+              <w:top w:val="none" w:color="FFFFFF" w:sz="0"/>
+              <w:left w:val="none" w:color="FFFFFF" w:sz="0"/>
+              <w:bottom w:val="none" w:color="FFFFFF" w:sz="0"/>
+              <w:right w:val="none" w:color="FFFFFF" w:sz="0"/>
+            </w:tcBorders>
+            <w:shd w:fill="FFF5F5" w:color="auto" w:val="clear"/>
+            <w:tcMar>
+              <w:top w:type="dxa" w:w="40"/>
+              <w:left w:type="dxa" w:w="80"/>
+              <w:bottom w:type="dxa" w:w="40"/>
+              <w:right w:type="dxa" w:w="80"/>
+            </w:tcMar>
+            <w:vAlign w:val="center"/>
+          </w:tcPr>
+          <w:p>
+            <w:pPr>
+              <w:jc w:val="center"/>
+            </w:pPr>
+            <w:r>
+              <w:rPr>
+                <w:rFonts w:ascii="Arial" w:cs="Arial" w:eastAsia="Arial" w:hAnsi="Arial"/>
+                <w:color w:val="6B6B6B"/>
+                <w:sz w:val="15"/>
+                <w:szCs w:val="15"/>
+              </w:rPr>
+              <w:t xml:space="preserve">2</w:t>
+            </w:r>
+          </w:p>
+        </w:tc>
+        <w:tc>
+          <w:tcPr>
+            <w:tcW w:type="dxa" w:w="420"/>
+            <w:tcBorders>
+              <w:top w:val="none" w:color="FFFFFF" w:sz="0"/>
+              <w:left w:val="none" w:color="FFFFFF" w:sz="0"/>
+              <w:bottom w:val="none" w:color="FFFFFF" w:sz="0"/>
+              <w:right w:val="none" w:color="FFFFFF" w:sz="0"/>
+            </w:tcBorders>
+            <w:shd w:fill="FFF5F5" w:color="auto" w:val="clear"/>
+            <w:tcMar>
+              <w:top w:type="dxa" w:w="40"/>
+              <w:left w:type="dxa" w:w="80"/>
+              <w:bottom w:type="dxa" w:w="40"/>
+              <w:right w:type="dxa" w:w="80"/>
+            </w:tcMar>
+            <w:vAlign w:val="center"/>
+          </w:tcPr>
+          <w:p>
+            <w:pPr>
+              <w:jc w:val="center"/>
+            </w:pPr>
+            <w:r>
+              <w:rPr>
+                <w:rFonts w:ascii="Arial" w:cs="Arial" w:eastAsia="Arial" w:hAnsi="Arial"/>
+                <w:color w:val="6B6B6B"/>
+                <w:sz w:val="15"/>
+                <w:szCs w:val="15"/>
+              </w:rPr>
+              <w:t xml:space="preserve">5 ea</w:t>
+            </w:r>
+          </w:p>
+        </w:tc>
+        <w:tc>
+          <w:tcPr>
+            <w:tcW w:type="dxa" w:w="680"/>
+            <w:tcBorders>
+              <w:top w:val="none" w:color="FFFFFF" w:sz="0"/>
+              <w:left w:val="none" w:color="FFFFFF" w:sz="0"/>
+              <w:bottom w:val="none" w:color="FFFFFF" w:sz="0"/>
+              <w:right w:val="none" w:color="FFFFFF" w:sz="0"/>
+            </w:tcBorders>
+            <w:shd w:fill="FFF5F5" w:color="auto" w:val="clear"/>
+            <w:tcMar>
+              <w:top w:type="dxa" w:w="40"/>
+              <w:left w:type="dxa" w:w="80"/>
+              <w:bottom w:type="dxa" w:w="40"/>
+              <w:right w:type="dxa" w:w="80"/>
+            </w:tcMar>
+            <w:vAlign w:val="center"/>
+          </w:tcPr>
+          <w:p>
+            <w:pPr>
+              <w:jc w:val="center"/>
+            </w:pPr>
+            <w:r>
+              <w:rPr>
+                <w:rFonts w:ascii="Arial" w:cs="Arial" w:eastAsia="Arial" w:hAnsi="Arial"/>
+                <w:color w:val="6B6B6B"/>
+                <w:sz w:val="15"/>
+                <w:szCs w:val="15"/>
+              </w:rPr>
+              <w:t xml:space="preserve">Bodyweight + assist</w:t>
+            </w:r>
+          </w:p>
+        </w:tc>
+        <w:tc>
+          <w:tcPr>
+            <w:tcW w:type="dxa" w:w="540"/>
+            <w:tcBorders>
+              <w:top w:val="none" w:color="FFFFFF" w:sz="0"/>
+              <w:left w:val="none" w:color="FFFFFF" w:sz="0"/>
+              <w:bottom w:val="none" w:color="FFFFFF" w:sz="0"/>
+              <w:right w:val="none" w:color="FFFFFF" w:sz="0"/>
+            </w:tcBorders>
+            <w:shd w:fill="FFF5F5" w:color="auto" w:val="clear"/>
+            <w:tcMar>
+              <w:top w:type="dxa" w:w="40"/>
+              <w:left w:type="dxa" w:w="80"/>
+              <w:bottom w:type="dxa" w:w="40"/>
+              <w:right w:type="dxa" w:w="80"/>
+            </w:tcMar>
+            <w:vAlign w:val="center"/>
+          </w:tcPr>
+          <w:p>
+            <w:pPr>
+              <w:jc w:val="center"/>
+            </w:pPr>
+            <w:r>
+              <w:rPr>
+                <w:rFonts w:ascii="Arial" w:cs="Arial" w:eastAsia="Arial" w:hAnsi="Arial"/>
+                <w:color w:val="6B6B6B"/>
+                <w:sz w:val="15"/>
+                <w:szCs w:val="15"/>
+              </w:rPr>
+              <w:t xml:space="preserve">3-1-1</w:t>
+            </w:r>
+          </w:p>
+        </w:tc>
+        <w:tc>
+          <w:tcPr>
+            <w:tcW w:type="dxa" w:w="440"/>
+            <w:tcBorders>
+              <w:top w:val="none" w:color="FFFFFF" w:sz="0"/>
+              <w:left w:val="none" w:color="FFFFFF" w:sz="0"/>
+              <w:bottom w:val="none" w:color="FFFFFF" w:sz="0"/>
+              <w:right w:val="none" w:color="FFFFFF" w:sz="0"/>
+            </w:tcBorders>
+            <w:shd w:fill="FFF5F5" w:color="auto" w:val="clear"/>
+            <w:tcMar>
+              <w:top w:type="dxa" w:w="40"/>
+              <w:left w:type="dxa" w:w="80"/>
+              <w:bottom w:type="dxa" w:w="40"/>
+              <w:right w:type="dxa" w:w="80"/>
+            </w:tcMar>
+            <w:vAlign w:val="center"/>
+          </w:tcPr>
+          <w:p>
+            <w:pPr>
+              <w:jc w:val="center"/>
+            </w:pPr>
+            <w:r>
+              <w:rPr>
+                <w:rFonts w:ascii="Arial" w:cs="Arial" w:eastAsia="Arial" w:hAnsi="Arial"/>
+                <w:color w:val="6B6B6B"/>
+                <w:sz w:val="15"/>
+                <w:szCs w:val="15"/>
+              </w:rPr>
+              <w:t xml:space="preserve">60s</w:t>
+            </w:r>
+          </w:p>
+        </w:tc>
+        <w:tc>
+          <w:tcPr>
+            <w:tcW w:type="dxa" w:w="5580"/>
+            <w:tcBorders>
+              <w:top w:val="none" w:color="FFFFFF" w:sz="0"/>
+              <w:left w:val="none" w:color="FFFFFF" w:sz="0"/>
+              <w:bottom w:val="none" w:color="FFFFFF" w:sz="0"/>
+              <w:right w:val="none" w:color="FFFFFF" w:sz="0"/>
+            </w:tcBorders>
+            <w:shd w:fill="FFF5F5" w:color="auto" w:val="clear"/>
+            <w:tcMar>
+              <w:top w:type="dxa" w:w="40"/>
+              <w:left w:type="dxa" w:w="80"/>
+              <w:bottom w:type="dxa" w:w="40"/>
+              <w:right w:type="dxa" w:w="80"/>
+            </w:tcMar>
+            <w:vAlign w:val="center"/>
+          </w:tcPr>
+          <w:p>
+            <w:r>
+              <w:rPr>
+                <w:rFonts w:ascii="Arial" w:cs="Arial" w:eastAsia="Arial" w:hAnsi="Arial"/>
+                <w:color w:val="6B6B6B"/>
+                <w:sz w:val="17"/>
+                <w:szCs w:val="17"/>
+              </w:rPr>
+              <w:t xml:space="preserve">Regression ladder: doorframe or wall assist first, then heel elevated, then reduced depth. Stay at whichever level keeps the knee tracking clean.</w:t>
+            </w:r>
+            <w:r>
+              <w:rPr>
+                <w:rFonts w:ascii="Arial" w:cs="Arial" w:eastAsia="Arial" w:hAnsi="Arial"/>
+                <w:i/>
+                <w:iCs/>
+                <w:color w:val="00695C"/>
+                <w:sz w:val="14"/>
+                <w:szCs w:val="14"/>
+              </w:rPr>
+              <w:t xml:space="preserve">  3+ RIR — technique band</w:t>
+            </w:r>
+          </w:p>
+        </w:tc>
+      </w:tr>
+    </w:tbl>
+    <w:p>
+      <w:pPr>
+        <w:spacing w:after="100"/>
+      </w:pPr>
+    </w:p>
+    <w:p>
+      <w:pPr>
+        <w:spacing w:after="60" w:before="120"/>
+      </w:pPr>
+      <w:r>
+        <w:rPr>
+          <w:rFonts w:ascii="Arial" w:cs="Arial" w:eastAsia="Arial" w:hAnsi="Arial"/>
+          <w:b/>
+          <w:bCs/>
           <w:color w:val="00695C"/>
           <w:sz w:val="17"/>
           <w:szCs w:val="17"/>
         </w:rPr>
-        <w:t xml:space="preserve">B — PRIMARY SQUAT STRENGTH (60% EFFORT)</w:t>
+        <w:t xml:space="preserve">C — PRIMARY COMPOUND — SQUAT (60% EFFORT)</w:t>
       </w:r>
     </w:p>
     <w:p>
@@ -3481,7 +4556,7 @@
           <w:sz w:val="17"/>
           <w:szCs w:val="17"/>
         </w:rPr>
-        <w:t xml:space="preserve">60% day. Goblet squat at 30–35 lbs (deliberately light — focus is form, not load). Box squat at 40–45 lbs. Technique must be clean before load increases Thursday and Friday.</w:t>
+        <w:t xml:space="preserve">60% day. Goblet squat at 30–35 lbs (deliberately light — focus is form, not load). Box squat at 40–45 lbs. Technique must be clean before load increases Thursday and Friday. If the day calls for a variation, rotate between: a heels-elevated goblet squat (same tracking demand, friendlier depth) or a longer-pause box squat — every variant keeps the band above the knees and the same knee-tracking standard. The goblet squat stays the movement we track.</w:t>
       </w:r>
     </w:p>
     <w:tbl>
@@ -4480,7 +5555,7 @@
           <w:sz w:val="17"/>
           <w:szCs w:val="17"/>
         </w:rPr>
-        <w:t xml:space="preserve">C — VMO &amp; KNEE STABILITY</w:t>
+        <w:t xml:space="preserve">D — ACCESSORY — VMO &amp; KNEE STABILITY</w:t>
       </w:r>
     </w:p>
     <w:tbl>
@@ -5468,7 +6543,7 @@
           <w:sz w:val="17"/>
           <w:szCs w:val="17"/>
         </w:rPr>
-        <w:t xml:space="preserve">D — PUSH-UP PROTOCOL (UPDATED BASELINE)</w:t>
+        <w:t xml:space="preserve">E — SECONDARY COMPOUND — PUSH-UP PROTOCOL (UPDATED BASELINE)</w:t>
       </w:r>
     </w:p>
     <w:p>
@@ -5493,7 +6568,7 @@
           <w:sz w:val="17"/>
           <w:szCs w:val="17"/>
         </w:rPr>
-        <w:t xml:space="preserve">Baseline is 15 assisted reps. Moving off eccentric-only protocol. This week: incline push-ups (hands on bench) + first attempts at floor push-ups. Goal is 5+ full reps by end of Week 2.</w:t>
+        <w:t xml:space="preserve">Baseline is 15 assisted reps. Moving off eccentric-only protocol. This week: incline push-ups (hands on bench) + first attempts at floor push-ups. Goal is 5+ full reps by end of Week 2. This is the day's second compound pattern — pressing, rotated fully off the leg work above.</w:t>
       </w:r>
     </w:p>
     <w:tbl>
@@ -6259,11 +7334,11 @@
           <w:rFonts w:ascii="Arial" w:cs="Arial" w:eastAsia="Arial" w:hAnsi="Arial"/>
           <w:b/>
           <w:bCs/>
-          <w:color w:val="E53935"/>
+          <w:color w:val="C9A227"/>
           <w:sz w:val="17"/>
           <w:szCs w:val="17"/>
         </w:rPr>
-        <w:t xml:space="preserve">E — ANTI-VALGUS PROGRESSION</w:t>
+        <w:t xml:space="preserve">F — FULL-BODY INTEGRATION — SUITCASE CARRY (LEFT LEAD)</w:t>
       </w:r>
     </w:p>
     <w:p>
@@ -6275,7 +7350,7 @@
           <w:rFonts w:ascii="Arial" w:cs="Arial" w:eastAsia="Arial" w:hAnsi="Arial"/>
           <w:b/>
           <w:bCs/>
-          <w:color w:val="E53935"/>
+          <w:color w:val="C9A227"/>
           <w:sz w:val="17"/>
           <w:szCs w:val="17"/>
         </w:rPr>
@@ -6288,7 +7363,7 @@
           <w:sz w:val="17"/>
           <w:szCs w:val="17"/>
         </w:rPr>
-        <w:t xml:space="preserve">The anti-valgus progression documented by Jason Bethea. Wall support removes the balance demand so all of the attention goes to knee tracking. The pistol squat is the highest valgus-risk movement in this program — it is trained through its regression ladder (doorframe or wall assist → heel elevated → reduced range of motion) and never at full depth unassisted until the knee tracks cleanly. Plank-position leg tap-downs stand in for a knee-extension machine here and are not a one-to-one replacement; when the equipment allows, a wall sit, Spanish squat, cyclist squat or banded terminal knee extension is the stronger choice.</w:t>
+        <w:t xml:space="preserve">The session closes with one integrated movement: a light suitcase carry puts the day's knee-tracking and glute-med work to use under gait — the core resists the lean while the legs walk tall and the knees track straight. Left hand carries first, matching every unilateral prescription in this plan. Deliberately light: quality of carriage governs it, not load.</w:t>
       </w:r>
     </w:p>
     <w:tbl>
@@ -6322,7 +7397,7 @@
               <w:bottom w:val="none" w:color="FFFFFF" w:sz="0"/>
               <w:right w:val="none" w:color="FFFFFF" w:sz="0"/>
             </w:tcBorders>
-            <w:shd w:fill="FFEBEE" w:color="auto" w:val="clear"/>
+            <w:shd w:fill="F5E8C0" w:color="auto" w:val="clear"/>
             <w:tcMar>
               <w:top w:type="dxa" w:w="40"/>
               <w:left w:type="dxa" w:w="80"/>
@@ -6340,7 +7415,7 @@
                 <w:rFonts w:ascii="Arial" w:cs="Arial" w:eastAsia="Arial" w:hAnsi="Arial"/>
                 <w:b/>
                 <w:bCs/>
-                <w:color w:val="E53935"/>
+                <w:color w:val="C9A227"/>
                 <w:sz w:val="15"/>
                 <w:szCs w:val="15"/>
               </w:rPr>
@@ -6357,25 +7432,25 @@
               <w:bottom w:val="none" w:color="FFFFFF" w:sz="0"/>
               <w:right w:val="none" w:color="FFFFFF" w:sz="0"/>
             </w:tcBorders>
-            <w:shd w:fill="FFEBEE" w:color="auto" w:val="clear"/>
-            <w:tcMar>
-              <w:top w:type="dxa" w:w="40"/>
-              <w:left w:type="dxa" w:w="80"/>
-              <w:bottom w:type="dxa" w:w="40"/>
-              <w:right w:type="dxa" w:w="80"/>
-            </w:tcMar>
-            <w:vAlign w:val="center"/>
-          </w:tcPr>
-          <w:p>
-            <w:pPr>
-              <w:jc w:val="center"/>
-            </w:pPr>
-            <w:r>
-              <w:rPr>
-                <w:rFonts w:ascii="Arial" w:cs="Arial" w:eastAsia="Arial" w:hAnsi="Arial"/>
-                <w:b/>
-                <w:bCs/>
-                <w:color w:val="E53935"/>
+            <w:shd w:fill="F5E8C0" w:color="auto" w:val="clear"/>
+            <w:tcMar>
+              <w:top w:type="dxa" w:w="40"/>
+              <w:left w:type="dxa" w:w="80"/>
+              <w:bottom w:type="dxa" w:w="40"/>
+              <w:right w:type="dxa" w:w="80"/>
+            </w:tcMar>
+            <w:vAlign w:val="center"/>
+          </w:tcPr>
+          <w:p>
+            <w:pPr>
+              <w:jc w:val="center"/>
+            </w:pPr>
+            <w:r>
+              <w:rPr>
+                <w:rFonts w:ascii="Arial" w:cs="Arial" w:eastAsia="Arial" w:hAnsi="Arial"/>
+                <w:b/>
+                <w:bCs/>
+                <w:color w:val="C9A227"/>
                 <w:sz w:val="13"/>
                 <w:szCs w:val="13"/>
               </w:rPr>
@@ -6392,25 +7467,25 @@
               <w:bottom w:val="none" w:color="FFFFFF" w:sz="0"/>
               <w:right w:val="none" w:color="FFFFFF" w:sz="0"/>
             </w:tcBorders>
-            <w:shd w:fill="FFEBEE" w:color="auto" w:val="clear"/>
-            <w:tcMar>
-              <w:top w:type="dxa" w:w="40"/>
-              <w:left w:type="dxa" w:w="80"/>
-              <w:bottom w:type="dxa" w:w="40"/>
-              <w:right w:type="dxa" w:w="80"/>
-            </w:tcMar>
-            <w:vAlign w:val="center"/>
-          </w:tcPr>
-          <w:p>
-            <w:pPr>
-              <w:jc w:val="center"/>
-            </w:pPr>
-            <w:r>
-              <w:rPr>
-                <w:rFonts w:ascii="Arial" w:cs="Arial" w:eastAsia="Arial" w:hAnsi="Arial"/>
-                <w:b/>
-                <w:bCs/>
-                <w:color w:val="E53935"/>
+            <w:shd w:fill="F5E8C0" w:color="auto" w:val="clear"/>
+            <w:tcMar>
+              <w:top w:type="dxa" w:w="40"/>
+              <w:left w:type="dxa" w:w="80"/>
+              <w:bottom w:type="dxa" w:w="40"/>
+              <w:right w:type="dxa" w:w="80"/>
+            </w:tcMar>
+            <w:vAlign w:val="center"/>
+          </w:tcPr>
+          <w:p>
+            <w:pPr>
+              <w:jc w:val="center"/>
+            </w:pPr>
+            <w:r>
+              <w:rPr>
+                <w:rFonts w:ascii="Arial" w:cs="Arial" w:eastAsia="Arial" w:hAnsi="Arial"/>
+                <w:b/>
+                <w:bCs/>
+                <w:color w:val="C9A227"/>
                 <w:sz w:val="13"/>
                 <w:szCs w:val="13"/>
               </w:rPr>
@@ -6427,25 +7502,25 @@
               <w:bottom w:val="none" w:color="FFFFFF" w:sz="0"/>
               <w:right w:val="none" w:color="FFFFFF" w:sz="0"/>
             </w:tcBorders>
-            <w:shd w:fill="FFEBEE" w:color="auto" w:val="clear"/>
-            <w:tcMar>
-              <w:top w:type="dxa" w:w="40"/>
-              <w:left w:type="dxa" w:w="80"/>
-              <w:bottom w:type="dxa" w:w="40"/>
-              <w:right w:type="dxa" w:w="80"/>
-            </w:tcMar>
-            <w:vAlign w:val="center"/>
-          </w:tcPr>
-          <w:p>
-            <w:pPr>
-              <w:jc w:val="center"/>
-            </w:pPr>
-            <w:r>
-              <w:rPr>
-                <w:rFonts w:ascii="Arial" w:cs="Arial" w:eastAsia="Arial" w:hAnsi="Arial"/>
-                <w:b/>
-                <w:bCs/>
-                <w:color w:val="E53935"/>
+            <w:shd w:fill="F5E8C0" w:color="auto" w:val="clear"/>
+            <w:tcMar>
+              <w:top w:type="dxa" w:w="40"/>
+              <w:left w:type="dxa" w:w="80"/>
+              <w:bottom w:type="dxa" w:w="40"/>
+              <w:right w:type="dxa" w:w="80"/>
+            </w:tcMar>
+            <w:vAlign w:val="center"/>
+          </w:tcPr>
+          <w:p>
+            <w:pPr>
+              <w:jc w:val="center"/>
+            </w:pPr>
+            <w:r>
+              <w:rPr>
+                <w:rFonts w:ascii="Arial" w:cs="Arial" w:eastAsia="Arial" w:hAnsi="Arial"/>
+                <w:b/>
+                <w:bCs/>
+                <w:color w:val="C9A227"/>
                 <w:sz w:val="13"/>
                 <w:szCs w:val="13"/>
               </w:rPr>
@@ -6462,25 +7537,25 @@
               <w:bottom w:val="none" w:color="FFFFFF" w:sz="0"/>
               <w:right w:val="none" w:color="FFFFFF" w:sz="0"/>
             </w:tcBorders>
-            <w:shd w:fill="FFEBEE" w:color="auto" w:val="clear"/>
-            <w:tcMar>
-              <w:top w:type="dxa" w:w="40"/>
-              <w:left w:type="dxa" w:w="80"/>
-              <w:bottom w:type="dxa" w:w="40"/>
-              <w:right w:type="dxa" w:w="80"/>
-            </w:tcMar>
-            <w:vAlign w:val="center"/>
-          </w:tcPr>
-          <w:p>
-            <w:pPr>
-              <w:jc w:val="center"/>
-            </w:pPr>
-            <w:r>
-              <w:rPr>
-                <w:rFonts w:ascii="Arial" w:cs="Arial" w:eastAsia="Arial" w:hAnsi="Arial"/>
-                <w:b/>
-                <w:bCs/>
-                <w:color w:val="E53935"/>
+            <w:shd w:fill="F5E8C0" w:color="auto" w:val="clear"/>
+            <w:tcMar>
+              <w:top w:type="dxa" w:w="40"/>
+              <w:left w:type="dxa" w:w="80"/>
+              <w:bottom w:type="dxa" w:w="40"/>
+              <w:right w:type="dxa" w:w="80"/>
+            </w:tcMar>
+            <w:vAlign w:val="center"/>
+          </w:tcPr>
+          <w:p>
+            <w:pPr>
+              <w:jc w:val="center"/>
+            </w:pPr>
+            <w:r>
+              <w:rPr>
+                <w:rFonts w:ascii="Arial" w:cs="Arial" w:eastAsia="Arial" w:hAnsi="Arial"/>
+                <w:b/>
+                <w:bCs/>
+                <w:color w:val="C9A227"/>
                 <w:sz w:val="13"/>
                 <w:szCs w:val="13"/>
               </w:rPr>
@@ -6497,25 +7572,25 @@
               <w:bottom w:val="none" w:color="FFFFFF" w:sz="0"/>
               <w:right w:val="none" w:color="FFFFFF" w:sz="0"/>
             </w:tcBorders>
-            <w:shd w:fill="FFEBEE" w:color="auto" w:val="clear"/>
-            <w:tcMar>
-              <w:top w:type="dxa" w:w="40"/>
-              <w:left w:type="dxa" w:w="80"/>
-              <w:bottom w:type="dxa" w:w="40"/>
-              <w:right w:type="dxa" w:w="80"/>
-            </w:tcMar>
-            <w:vAlign w:val="center"/>
-          </w:tcPr>
-          <w:p>
-            <w:pPr>
-              <w:jc w:val="center"/>
-            </w:pPr>
-            <w:r>
-              <w:rPr>
-                <w:rFonts w:ascii="Arial" w:cs="Arial" w:eastAsia="Arial" w:hAnsi="Arial"/>
-                <w:b/>
-                <w:bCs/>
-                <w:color w:val="E53935"/>
+            <w:shd w:fill="F5E8C0" w:color="auto" w:val="clear"/>
+            <w:tcMar>
+              <w:top w:type="dxa" w:w="40"/>
+              <w:left w:type="dxa" w:w="80"/>
+              <w:bottom w:type="dxa" w:w="40"/>
+              <w:right w:type="dxa" w:w="80"/>
+            </w:tcMar>
+            <w:vAlign w:val="center"/>
+          </w:tcPr>
+          <w:p>
+            <w:pPr>
+              <w:jc w:val="center"/>
+            </w:pPr>
+            <w:r>
+              <w:rPr>
+                <w:rFonts w:ascii="Arial" w:cs="Arial" w:eastAsia="Arial" w:hAnsi="Arial"/>
+                <w:b/>
+                <w:bCs/>
+                <w:color w:val="C9A227"/>
                 <w:sz w:val="13"/>
                 <w:szCs w:val="13"/>
               </w:rPr>
@@ -6532,7 +7607,7 @@
               <w:bottom w:val="none" w:color="FFFFFF" w:sz="0"/>
               <w:right w:val="none" w:color="FFFFFF" w:sz="0"/>
             </w:tcBorders>
-            <w:shd w:fill="FFEBEE" w:color="auto" w:val="clear"/>
+            <w:shd w:fill="F5E8C0" w:color="auto" w:val="clear"/>
             <w:tcMar>
               <w:top w:type="dxa" w:w="40"/>
               <w:left w:type="dxa" w:w="80"/>
@@ -6550,7 +7625,7 @@
                 <w:rFonts w:ascii="Arial" w:cs="Arial" w:eastAsia="Arial" w:hAnsi="Arial"/>
                 <w:b/>
                 <w:bCs/>
-                <w:color w:val="E53935"/>
+                <w:color w:val="C9A227"/>
                 <w:sz w:val="15"/>
                 <w:szCs w:val="15"/>
               </w:rPr>
@@ -6569,7 +7644,7 @@
               <w:bottom w:val="none" w:color="FFFFFF" w:sz="0"/>
               <w:right w:val="none" w:color="FFFFFF" w:sz="0"/>
             </w:tcBorders>
-            <w:shd w:fill="FFF5F5" w:color="auto" w:val="clear"/>
+            <w:shd w:fill="FAF3E0" w:color="auto" w:val="clear"/>
             <w:tcMar>
               <w:top w:type="dxa" w:w="40"/>
               <w:left w:type="dxa" w:w="80"/>
@@ -6588,7 +7663,7 @@
                 <w:sz w:val="18"/>
                 <w:szCs w:val="18"/>
               </w:rPr>
-              <w:t xml:space="preserve">Reverse Wall Lunge with Calf Raise (Left Lead)</w:t>
+              <w:t xml:space="preserve">Suitcase Carry (Left Lead)</w:t>
             </w:r>
           </w:p>
         </w:tc>
@@ -6601,27 +7676,27 @@
               <w:bottom w:val="none" w:color="FFFFFF" w:sz="0"/>
               <w:right w:val="none" w:color="FFFFFF" w:sz="0"/>
             </w:tcBorders>
-            <w:shd w:fill="FFF5F5" w:color="auto" w:val="clear"/>
-            <w:tcMar>
-              <w:top w:type="dxa" w:w="40"/>
-              <w:left w:type="dxa" w:w="80"/>
-              <w:bottom w:type="dxa" w:w="40"/>
-              <w:right w:type="dxa" w:w="80"/>
-            </w:tcMar>
-            <w:vAlign w:val="center"/>
-          </w:tcPr>
-          <w:p>
-            <w:pPr>
-              <w:jc w:val="center"/>
-            </w:pPr>
-            <w:r>
-              <w:rPr>
-                <w:rFonts w:ascii="Arial" w:cs="Arial" w:eastAsia="Arial" w:hAnsi="Arial"/>
-                <w:color w:val="6B6B6B"/>
-                <w:sz w:val="15"/>
-                <w:szCs w:val="15"/>
-              </w:rPr>
-              <w:t xml:space="preserve">3</w:t>
+            <w:shd w:fill="FAF3E0" w:color="auto" w:val="clear"/>
+            <w:tcMar>
+              <w:top w:type="dxa" w:w="40"/>
+              <w:left w:type="dxa" w:w="80"/>
+              <w:bottom w:type="dxa" w:w="40"/>
+              <w:right w:type="dxa" w:w="80"/>
+            </w:tcMar>
+            <w:vAlign w:val="center"/>
+          </w:tcPr>
+          <w:p>
+            <w:pPr>
+              <w:jc w:val="center"/>
+            </w:pPr>
+            <w:r>
+              <w:rPr>
+                <w:rFonts w:ascii="Arial" w:cs="Arial" w:eastAsia="Arial" w:hAnsi="Arial"/>
+                <w:color w:val="6B6B6B"/>
+                <w:sz w:val="15"/>
+                <w:szCs w:val="15"/>
+              </w:rPr>
+              <w:t xml:space="preserve">2</w:t>
             </w:r>
           </w:p>
         </w:tc>
@@ -6634,27 +7709,27 @@
               <w:bottom w:val="none" w:color="FFFFFF" w:sz="0"/>
               <w:right w:val="none" w:color="FFFFFF" w:sz="0"/>
             </w:tcBorders>
-            <w:shd w:fill="FFF5F5" w:color="auto" w:val="clear"/>
-            <w:tcMar>
-              <w:top w:type="dxa" w:w="40"/>
-              <w:left w:type="dxa" w:w="80"/>
-              <w:bottom w:type="dxa" w:w="40"/>
-              <w:right w:type="dxa" w:w="80"/>
-            </w:tcMar>
-            <w:vAlign w:val="center"/>
-          </w:tcPr>
-          <w:p>
-            <w:pPr>
-              <w:jc w:val="center"/>
-            </w:pPr>
-            <w:r>
-              <w:rPr>
-                <w:rFonts w:ascii="Arial" w:cs="Arial" w:eastAsia="Arial" w:hAnsi="Arial"/>
-                <w:color w:val="6B6B6B"/>
-                <w:sz w:val="15"/>
-                <w:szCs w:val="15"/>
-              </w:rPr>
-              <w:t xml:space="preserve">8 ea</w:t>
+            <w:shd w:fill="FAF3E0" w:color="auto" w:val="clear"/>
+            <w:tcMar>
+              <w:top w:type="dxa" w:w="40"/>
+              <w:left w:type="dxa" w:w="80"/>
+              <w:bottom w:type="dxa" w:w="40"/>
+              <w:right w:type="dxa" w:w="80"/>
+            </w:tcMar>
+            <w:vAlign w:val="center"/>
+          </w:tcPr>
+          <w:p>
+            <w:pPr>
+              <w:jc w:val="center"/>
+            </w:pPr>
+            <w:r>
+              <w:rPr>
+                <w:rFonts w:ascii="Arial" w:cs="Arial" w:eastAsia="Arial" w:hAnsi="Arial"/>
+                <w:color w:val="6B6B6B"/>
+                <w:sz w:val="15"/>
+                <w:szCs w:val="15"/>
+              </w:rPr>
+              <w:t xml:space="preserve">25 yds ea</w:t>
             </w:r>
           </w:p>
         </w:tc>
@@ -6667,27 +7742,27 @@
               <w:bottom w:val="none" w:color="FFFFFF" w:sz="0"/>
               <w:right w:val="none" w:color="FFFFFF" w:sz="0"/>
             </w:tcBorders>
-            <w:shd w:fill="FFF5F5" w:color="auto" w:val="clear"/>
-            <w:tcMar>
-              <w:top w:type="dxa" w:w="40"/>
-              <w:left w:type="dxa" w:w="80"/>
-              <w:bottom w:type="dxa" w:w="40"/>
-              <w:right w:type="dxa" w:w="80"/>
-            </w:tcMar>
-            <w:vAlign w:val="center"/>
-          </w:tcPr>
-          <w:p>
-            <w:pPr>
-              <w:jc w:val="center"/>
-            </w:pPr>
-            <w:r>
-              <w:rPr>
-                <w:rFonts w:ascii="Arial" w:cs="Arial" w:eastAsia="Arial" w:hAnsi="Arial"/>
-                <w:color w:val="6B6B6B"/>
-                <w:sz w:val="15"/>
-                <w:szCs w:val="15"/>
-              </w:rPr>
-              <w:t xml:space="preserve">Bodyweight</w:t>
+            <w:shd w:fill="FAF3E0" w:color="auto" w:val="clear"/>
+            <w:tcMar>
+              <w:top w:type="dxa" w:w="40"/>
+              <w:left w:type="dxa" w:w="80"/>
+              <w:bottom w:type="dxa" w:w="40"/>
+              <w:right w:type="dxa" w:w="80"/>
+            </w:tcMar>
+            <w:vAlign w:val="center"/>
+          </w:tcPr>
+          <w:p>
+            <w:pPr>
+              <w:jc w:val="center"/>
+            </w:pPr>
+            <w:r>
+              <w:rPr>
+                <w:rFonts w:ascii="Arial" w:cs="Arial" w:eastAsia="Arial" w:hAnsi="Arial"/>
+                <w:color w:val="6B6B6B"/>
+                <w:sz w:val="15"/>
+                <w:szCs w:val="15"/>
+              </w:rPr>
+              <w:t xml:space="preserve">20–25 lbs</w:t>
             </w:r>
           </w:p>
         </w:tc>
@@ -6700,27 +7775,27 @@
               <w:bottom w:val="none" w:color="FFFFFF" w:sz="0"/>
               <w:right w:val="none" w:color="FFFFFF" w:sz="0"/>
             </w:tcBorders>
-            <w:shd w:fill="FFF5F5" w:color="auto" w:val="clear"/>
-            <w:tcMar>
-              <w:top w:type="dxa" w:w="40"/>
-              <w:left w:type="dxa" w:w="80"/>
-              <w:bottom w:type="dxa" w:w="40"/>
-              <w:right w:type="dxa" w:w="80"/>
-            </w:tcMar>
-            <w:vAlign w:val="center"/>
-          </w:tcPr>
-          <w:p>
-            <w:pPr>
-              <w:jc w:val="center"/>
-            </w:pPr>
-            <w:r>
-              <w:rPr>
-                <w:rFonts w:ascii="Arial" w:cs="Arial" w:eastAsia="Arial" w:hAnsi="Arial"/>
-                <w:color w:val="6B6B6B"/>
-                <w:sz w:val="15"/>
-                <w:szCs w:val="15"/>
-              </w:rPr>
-              <w:t xml:space="preserve">2-1-2</w:t>
+            <w:shd w:fill="FAF3E0" w:color="auto" w:val="clear"/>
+            <w:tcMar>
+              <w:top w:type="dxa" w:w="40"/>
+              <w:left w:type="dxa" w:w="80"/>
+              <w:bottom w:type="dxa" w:w="40"/>
+              <w:right w:type="dxa" w:w="80"/>
+            </w:tcMar>
+            <w:vAlign w:val="center"/>
+          </w:tcPr>
+          <w:p>
+            <w:pPr>
+              <w:jc w:val="center"/>
+            </w:pPr>
+            <w:r>
+              <w:rPr>
+                <w:rFonts w:ascii="Arial" w:cs="Arial" w:eastAsia="Arial" w:hAnsi="Arial"/>
+                <w:color w:val="6B6B6B"/>
+                <w:sz w:val="15"/>
+                <w:szCs w:val="15"/>
+              </w:rPr>
+              <w:t xml:space="preserve">Controlled</w:t>
             </w:r>
           </w:p>
         </w:tc>
@@ -6733,27 +7808,27 @@
               <w:bottom w:val="none" w:color="FFFFFF" w:sz="0"/>
               <w:right w:val="none" w:color="FFFFFF" w:sz="0"/>
             </w:tcBorders>
-            <w:shd w:fill="FFF5F5" w:color="auto" w:val="clear"/>
-            <w:tcMar>
-              <w:top w:type="dxa" w:w="40"/>
-              <w:left w:type="dxa" w:w="80"/>
-              <w:bottom w:type="dxa" w:w="40"/>
-              <w:right w:type="dxa" w:w="80"/>
-            </w:tcMar>
-            <w:vAlign w:val="center"/>
-          </w:tcPr>
-          <w:p>
-            <w:pPr>
-              <w:jc w:val="center"/>
-            </w:pPr>
-            <w:r>
-              <w:rPr>
-                <w:rFonts w:ascii="Arial" w:cs="Arial" w:eastAsia="Arial" w:hAnsi="Arial"/>
-                <w:color w:val="6B6B6B"/>
-                <w:sz w:val="15"/>
-                <w:szCs w:val="15"/>
-              </w:rPr>
-              <w:t xml:space="preserve">45s</w:t>
+            <w:shd w:fill="FAF3E0" w:color="auto" w:val="clear"/>
+            <w:tcMar>
+              <w:top w:type="dxa" w:w="40"/>
+              <w:left w:type="dxa" w:w="80"/>
+              <w:bottom w:type="dxa" w:w="40"/>
+              <w:right w:type="dxa" w:w="80"/>
+            </w:tcMar>
+            <w:vAlign w:val="center"/>
+          </w:tcPr>
+          <w:p>
+            <w:pPr>
+              <w:jc w:val="center"/>
+            </w:pPr>
+            <w:r>
+              <w:rPr>
+                <w:rFonts w:ascii="Arial" w:cs="Arial" w:eastAsia="Arial" w:hAnsi="Arial"/>
+                <w:color w:val="6B6B6B"/>
+                <w:sz w:val="15"/>
+                <w:szCs w:val="15"/>
+              </w:rPr>
+              <w:t xml:space="preserve">60s</w:t>
             </w:r>
           </w:p>
         </w:tc>
@@ -6766,7 +7841,7 @@
               <w:bottom w:val="none" w:color="FFFFFF" w:sz="0"/>
               <w:right w:val="none" w:color="FFFFFF" w:sz="0"/>
             </w:tcBorders>
-            <w:shd w:fill="FFF5F5" w:color="auto" w:val="clear"/>
+            <w:shd w:fill="FAF3E0" w:color="auto" w:val="clear"/>
             <w:tcMar>
               <w:top w:type="dxa" w:w="40"/>
               <w:left w:type="dxa" w:w="80"/>
@@ -6783,513 +7858,7 @@
                 <w:sz w:val="17"/>
                 <w:szCs w:val="17"/>
               </w:rPr>
-              <w:t xml:space="preserve">Hands on the wall for support. Step back, lower the trailing knee, drive up and finish with a calf raise. Front knee tracks over the second toe the whole way.</w:t>
-            </w:r>
-            <w:r>
-              <w:rPr>
-                <w:rFonts w:ascii="Arial" w:cs="Arial" w:eastAsia="Arial" w:hAnsi="Arial"/>
-                <w:i/>
-                <w:iCs/>
-                <w:color w:val="00695C"/>
-                <w:sz w:val="14"/>
-                <w:szCs w:val="14"/>
-              </w:rPr>
-              <w:t xml:space="preserve">  2 RIR — tracking quality first</w:t>
-            </w:r>
-          </w:p>
-        </w:tc>
-      </w:tr>
-      <w:tr>
-        <w:tc>
-          <w:tcPr>
-            <w:tcW w:type="dxa" w:w="2400"/>
-            <w:tcBorders>
-              <w:top w:val="none" w:color="FFFFFF" w:sz="0"/>
-              <w:left w:val="none" w:color="FFFFFF" w:sz="0"/>
-              <w:bottom w:val="none" w:color="FFFFFF" w:sz="0"/>
-              <w:right w:val="none" w:color="FFFFFF" w:sz="0"/>
-            </w:tcBorders>
-            <w:shd w:fill="FFFFFF" w:color="auto" w:val="clear"/>
-            <w:tcMar>
-              <w:top w:type="dxa" w:w="40"/>
-              <w:left w:type="dxa" w:w="80"/>
-              <w:bottom w:type="dxa" w:w="40"/>
-              <w:right w:type="dxa" w:w="80"/>
-            </w:tcMar>
-            <w:vAlign w:val="center"/>
-          </w:tcPr>
-          <w:p>
-            <w:r>
-              <w:rPr>
-                <w:rFonts w:ascii="Arial" w:cs="Arial" w:eastAsia="Arial" w:hAnsi="Arial"/>
-                <w:b/>
-                <w:bCs/>
-                <w:color w:val="2C2C2C"/>
-                <w:sz w:val="18"/>
-                <w:szCs w:val="18"/>
-              </w:rPr>
-              <w:t xml:space="preserve">Plank Position Leg Tap-Down</w:t>
-            </w:r>
-          </w:p>
-          <w:p>
-            <w:r>
-              <w:rPr>
-                <w:rFonts w:ascii="Arial" w:cs="Arial" w:eastAsia="Arial" w:hAnsi="Arial"/>
-                <w:i/>
-                <w:iCs/>
-                <w:color w:val="B71C1C"/>
-                <w:sz w:val="14"/>
-                <w:szCs w:val="14"/>
-              </w:rPr>
-              <w:t xml:space="preserve">Knee-extension substitute — not a 1:1 replacement.</w:t>
-            </w:r>
-          </w:p>
-        </w:tc>
-        <w:tc>
-          <w:tcPr>
-            <w:tcW w:type="dxa" w:w="380"/>
-            <w:tcBorders>
-              <w:top w:val="none" w:color="FFFFFF" w:sz="0"/>
-              <w:left w:val="none" w:color="FFFFFF" w:sz="0"/>
-              <w:bottom w:val="none" w:color="FFFFFF" w:sz="0"/>
-              <w:right w:val="none" w:color="FFFFFF" w:sz="0"/>
-            </w:tcBorders>
-            <w:shd w:fill="FFFFFF" w:color="auto" w:val="clear"/>
-            <w:tcMar>
-              <w:top w:type="dxa" w:w="40"/>
-              <w:left w:type="dxa" w:w="80"/>
-              <w:bottom w:type="dxa" w:w="40"/>
-              <w:right w:type="dxa" w:w="80"/>
-            </w:tcMar>
-            <w:vAlign w:val="center"/>
-          </w:tcPr>
-          <w:p>
-            <w:pPr>
-              <w:jc w:val="center"/>
-            </w:pPr>
-            <w:r>
-              <w:rPr>
-                <w:rFonts w:ascii="Arial" w:cs="Arial" w:eastAsia="Arial" w:hAnsi="Arial"/>
-                <w:color w:val="6B6B6B"/>
-                <w:sz w:val="15"/>
-                <w:szCs w:val="15"/>
-              </w:rPr>
-              <w:t xml:space="preserve">2</w:t>
-            </w:r>
-          </w:p>
-        </w:tc>
-        <w:tc>
-          <w:tcPr>
-            <w:tcW w:type="dxa" w:w="420"/>
-            <w:tcBorders>
-              <w:top w:val="none" w:color="FFFFFF" w:sz="0"/>
-              <w:left w:val="none" w:color="FFFFFF" w:sz="0"/>
-              <w:bottom w:val="none" w:color="FFFFFF" w:sz="0"/>
-              <w:right w:val="none" w:color="FFFFFF" w:sz="0"/>
-            </w:tcBorders>
-            <w:shd w:fill="FFFFFF" w:color="auto" w:val="clear"/>
-            <w:tcMar>
-              <w:top w:type="dxa" w:w="40"/>
-              <w:left w:type="dxa" w:w="80"/>
-              <w:bottom w:type="dxa" w:w="40"/>
-              <w:right w:type="dxa" w:w="80"/>
-            </w:tcMar>
-            <w:vAlign w:val="center"/>
-          </w:tcPr>
-          <w:p>
-            <w:pPr>
-              <w:jc w:val="center"/>
-            </w:pPr>
-            <w:r>
-              <w:rPr>
-                <w:rFonts w:ascii="Arial" w:cs="Arial" w:eastAsia="Arial" w:hAnsi="Arial"/>
-                <w:color w:val="6B6B6B"/>
-                <w:sz w:val="15"/>
-                <w:szCs w:val="15"/>
-              </w:rPr>
-              <w:t xml:space="preserve">10 ea</w:t>
-            </w:r>
-          </w:p>
-        </w:tc>
-        <w:tc>
-          <w:tcPr>
-            <w:tcW w:type="dxa" w:w="680"/>
-            <w:tcBorders>
-              <w:top w:val="none" w:color="FFFFFF" w:sz="0"/>
-              <w:left w:val="none" w:color="FFFFFF" w:sz="0"/>
-              <w:bottom w:val="none" w:color="FFFFFF" w:sz="0"/>
-              <w:right w:val="none" w:color="FFFFFF" w:sz="0"/>
-            </w:tcBorders>
-            <w:shd w:fill="FFFFFF" w:color="auto" w:val="clear"/>
-            <w:tcMar>
-              <w:top w:type="dxa" w:w="40"/>
-              <w:left w:type="dxa" w:w="80"/>
-              <w:bottom w:type="dxa" w:w="40"/>
-              <w:right w:type="dxa" w:w="80"/>
-            </w:tcMar>
-            <w:vAlign w:val="center"/>
-          </w:tcPr>
-          <w:p>
-            <w:pPr>
-              <w:jc w:val="center"/>
-            </w:pPr>
-            <w:r>
-              <w:rPr>
-                <w:rFonts w:ascii="Arial" w:cs="Arial" w:eastAsia="Arial" w:hAnsi="Arial"/>
-                <w:color w:val="6B6B6B"/>
-                <w:sz w:val="15"/>
-                <w:szCs w:val="15"/>
-              </w:rPr>
-              <w:t xml:space="preserve">Bodyweight</w:t>
-            </w:r>
-          </w:p>
-        </w:tc>
-        <w:tc>
-          <w:tcPr>
-            <w:tcW w:type="dxa" w:w="540"/>
-            <w:tcBorders>
-              <w:top w:val="none" w:color="FFFFFF" w:sz="0"/>
-              <w:left w:val="none" w:color="FFFFFF" w:sz="0"/>
-              <w:bottom w:val="none" w:color="FFFFFF" w:sz="0"/>
-              <w:right w:val="none" w:color="FFFFFF" w:sz="0"/>
-            </w:tcBorders>
-            <w:shd w:fill="FFFFFF" w:color="auto" w:val="clear"/>
-            <w:tcMar>
-              <w:top w:type="dxa" w:w="40"/>
-              <w:left w:type="dxa" w:w="80"/>
-              <w:bottom w:type="dxa" w:w="40"/>
-              <w:right w:type="dxa" w:w="80"/>
-            </w:tcMar>
-            <w:vAlign w:val="center"/>
-          </w:tcPr>
-          <w:p>
-            <w:pPr>
-              <w:jc w:val="center"/>
-            </w:pPr>
-            <w:r>
-              <w:rPr>
-                <w:rFonts w:ascii="Arial" w:cs="Arial" w:eastAsia="Arial" w:hAnsi="Arial"/>
-                <w:color w:val="6B6B6B"/>
-                <w:sz w:val="15"/>
-                <w:szCs w:val="15"/>
-              </w:rPr>
-              <w:t xml:space="preserve">2-1-2</w:t>
-            </w:r>
-          </w:p>
-        </w:tc>
-        <w:tc>
-          <w:tcPr>
-            <w:tcW w:type="dxa" w:w="440"/>
-            <w:tcBorders>
-              <w:top w:val="none" w:color="FFFFFF" w:sz="0"/>
-              <w:left w:val="none" w:color="FFFFFF" w:sz="0"/>
-              <w:bottom w:val="none" w:color="FFFFFF" w:sz="0"/>
-              <w:right w:val="none" w:color="FFFFFF" w:sz="0"/>
-            </w:tcBorders>
-            <w:shd w:fill="FFFFFF" w:color="auto" w:val="clear"/>
-            <w:tcMar>
-              <w:top w:type="dxa" w:w="40"/>
-              <w:left w:type="dxa" w:w="80"/>
-              <w:bottom w:type="dxa" w:w="40"/>
-              <w:right w:type="dxa" w:w="80"/>
-            </w:tcMar>
-            <w:vAlign w:val="center"/>
-          </w:tcPr>
-          <w:p>
-            <w:pPr>
-              <w:jc w:val="center"/>
-            </w:pPr>
-            <w:r>
-              <w:rPr>
-                <w:rFonts w:ascii="Arial" w:cs="Arial" w:eastAsia="Arial" w:hAnsi="Arial"/>
-                <w:color w:val="6B6B6B"/>
-                <w:sz w:val="15"/>
-                <w:szCs w:val="15"/>
-              </w:rPr>
-              <w:t xml:space="preserve">30s</w:t>
-            </w:r>
-          </w:p>
-        </w:tc>
-        <w:tc>
-          <w:tcPr>
-            <w:tcW w:type="dxa" w:w="5580"/>
-            <w:tcBorders>
-              <w:top w:val="none" w:color="FFFFFF" w:sz="0"/>
-              <w:left w:val="none" w:color="FFFFFF" w:sz="0"/>
-              <w:bottom w:val="none" w:color="FFFFFF" w:sz="0"/>
-              <w:right w:val="none" w:color="FFFFFF" w:sz="0"/>
-            </w:tcBorders>
-            <w:shd w:fill="FFFFFF" w:color="auto" w:val="clear"/>
-            <w:tcMar>
-              <w:top w:type="dxa" w:w="40"/>
-              <w:left w:type="dxa" w:w="80"/>
-              <w:bottom w:type="dxa" w:w="40"/>
-              <w:right w:type="dxa" w:w="80"/>
-            </w:tcMar>
-            <w:vAlign w:val="center"/>
-          </w:tcPr>
-          <w:p>
-            <w:r>
-              <w:rPr>
-                <w:rFonts w:ascii="Arial" w:cs="Arial" w:eastAsia="Arial" w:hAnsi="Arial"/>
-                <w:color w:val="6B6B6B"/>
-                <w:sz w:val="17"/>
-                <w:szCs w:val="17"/>
-              </w:rPr>
-              <w:t xml:space="preserve">Plank on hands. Tap one knee lightly to the floor and drive straight back up. Hips stay square — no rotation, no sagging.</w:t>
-            </w:r>
-          </w:p>
-        </w:tc>
-      </w:tr>
-      <w:tr>
-        <w:tc>
-          <w:tcPr>
-            <w:tcW w:type="dxa" w:w="2400"/>
-            <w:tcBorders>
-              <w:top w:val="none" w:color="FFFFFF" w:sz="0"/>
-              <w:left w:val="none" w:color="FFFFFF" w:sz="0"/>
-              <w:bottom w:val="none" w:color="FFFFFF" w:sz="0"/>
-              <w:right w:val="none" w:color="FFFFFF" w:sz="0"/>
-            </w:tcBorders>
-            <w:shd w:fill="FFF5F5" w:color="auto" w:val="clear"/>
-            <w:tcMar>
-              <w:top w:type="dxa" w:w="40"/>
-              <w:left w:type="dxa" w:w="80"/>
-              <w:bottom w:type="dxa" w:w="40"/>
-              <w:right w:type="dxa" w:w="80"/>
-            </w:tcMar>
-            <w:vAlign w:val="center"/>
-          </w:tcPr>
-          <w:p>
-            <w:r>
-              <w:rPr>
-                <w:rFonts w:ascii="Arial" w:cs="Arial" w:eastAsia="Arial" w:hAnsi="Arial"/>
-                <w:b/>
-                <w:bCs/>
-                <w:color w:val="2C2C2C"/>
-                <w:sz w:val="18"/>
-                <w:szCs w:val="18"/>
-              </w:rPr>
-              <w:t xml:space="preserve">Single-Leg Pistol Squat (Assisted, Left Lead)</w:t>
-            </w:r>
-          </w:p>
-          <w:p>
-            <w:r>
-              <w:rPr>
-                <w:rFonts w:ascii="Arial" w:cs="Arial" w:eastAsia="Arial" w:hAnsi="Arial"/>
-                <w:i/>
-                <w:iCs/>
-                <w:color w:val="B71C1C"/>
-                <w:sz w:val="14"/>
-                <w:szCs w:val="14"/>
-              </w:rPr>
-              <w:t xml:space="preserve">High valgus risk — regress the moment the knee drifts inward.</w:t>
-            </w:r>
-          </w:p>
-        </w:tc>
-        <w:tc>
-          <w:tcPr>
-            <w:tcW w:type="dxa" w:w="380"/>
-            <w:tcBorders>
-              <w:top w:val="none" w:color="FFFFFF" w:sz="0"/>
-              <w:left w:val="none" w:color="FFFFFF" w:sz="0"/>
-              <w:bottom w:val="none" w:color="FFFFFF" w:sz="0"/>
-              <w:right w:val="none" w:color="FFFFFF" w:sz="0"/>
-            </w:tcBorders>
-            <w:shd w:fill="FFF5F5" w:color="auto" w:val="clear"/>
-            <w:tcMar>
-              <w:top w:type="dxa" w:w="40"/>
-              <w:left w:type="dxa" w:w="80"/>
-              <w:bottom w:type="dxa" w:w="40"/>
-              <w:right w:type="dxa" w:w="80"/>
-            </w:tcMar>
-            <w:vAlign w:val="center"/>
-          </w:tcPr>
-          <w:p>
-            <w:pPr>
-              <w:jc w:val="center"/>
-            </w:pPr>
-            <w:r>
-              <w:rPr>
-                <w:rFonts w:ascii="Arial" w:cs="Arial" w:eastAsia="Arial" w:hAnsi="Arial"/>
-                <w:color w:val="6B6B6B"/>
-                <w:sz w:val="15"/>
-                <w:szCs w:val="15"/>
-              </w:rPr>
-              <w:t xml:space="preserve">2</w:t>
-            </w:r>
-          </w:p>
-        </w:tc>
-        <w:tc>
-          <w:tcPr>
-            <w:tcW w:type="dxa" w:w="420"/>
-            <w:tcBorders>
-              <w:top w:val="none" w:color="FFFFFF" w:sz="0"/>
-              <w:left w:val="none" w:color="FFFFFF" w:sz="0"/>
-              <w:bottom w:val="none" w:color="FFFFFF" w:sz="0"/>
-              <w:right w:val="none" w:color="FFFFFF" w:sz="0"/>
-            </w:tcBorders>
-            <w:shd w:fill="FFF5F5" w:color="auto" w:val="clear"/>
-            <w:tcMar>
-              <w:top w:type="dxa" w:w="40"/>
-              <w:left w:type="dxa" w:w="80"/>
-              <w:bottom w:type="dxa" w:w="40"/>
-              <w:right w:type="dxa" w:w="80"/>
-            </w:tcMar>
-            <w:vAlign w:val="center"/>
-          </w:tcPr>
-          <w:p>
-            <w:pPr>
-              <w:jc w:val="center"/>
-            </w:pPr>
-            <w:r>
-              <w:rPr>
-                <w:rFonts w:ascii="Arial" w:cs="Arial" w:eastAsia="Arial" w:hAnsi="Arial"/>
-                <w:color w:val="6B6B6B"/>
-                <w:sz w:val="15"/>
-                <w:szCs w:val="15"/>
-              </w:rPr>
-              <w:t xml:space="preserve">5 ea</w:t>
-            </w:r>
-          </w:p>
-        </w:tc>
-        <w:tc>
-          <w:tcPr>
-            <w:tcW w:type="dxa" w:w="680"/>
-            <w:tcBorders>
-              <w:top w:val="none" w:color="FFFFFF" w:sz="0"/>
-              <w:left w:val="none" w:color="FFFFFF" w:sz="0"/>
-              <w:bottom w:val="none" w:color="FFFFFF" w:sz="0"/>
-              <w:right w:val="none" w:color="FFFFFF" w:sz="0"/>
-            </w:tcBorders>
-            <w:shd w:fill="FFF5F5" w:color="auto" w:val="clear"/>
-            <w:tcMar>
-              <w:top w:type="dxa" w:w="40"/>
-              <w:left w:type="dxa" w:w="80"/>
-              <w:bottom w:type="dxa" w:w="40"/>
-              <w:right w:type="dxa" w:w="80"/>
-            </w:tcMar>
-            <w:vAlign w:val="center"/>
-          </w:tcPr>
-          <w:p>
-            <w:pPr>
-              <w:jc w:val="center"/>
-            </w:pPr>
-            <w:r>
-              <w:rPr>
-                <w:rFonts w:ascii="Arial" w:cs="Arial" w:eastAsia="Arial" w:hAnsi="Arial"/>
-                <w:color w:val="6B6B6B"/>
-                <w:sz w:val="15"/>
-                <w:szCs w:val="15"/>
-              </w:rPr>
-              <w:t xml:space="preserve">Bodyweight + assist</w:t>
-            </w:r>
-          </w:p>
-        </w:tc>
-        <w:tc>
-          <w:tcPr>
-            <w:tcW w:type="dxa" w:w="540"/>
-            <w:tcBorders>
-              <w:top w:val="none" w:color="FFFFFF" w:sz="0"/>
-              <w:left w:val="none" w:color="FFFFFF" w:sz="0"/>
-              <w:bottom w:val="none" w:color="FFFFFF" w:sz="0"/>
-              <w:right w:val="none" w:color="FFFFFF" w:sz="0"/>
-            </w:tcBorders>
-            <w:shd w:fill="FFF5F5" w:color="auto" w:val="clear"/>
-            <w:tcMar>
-              <w:top w:type="dxa" w:w="40"/>
-              <w:left w:type="dxa" w:w="80"/>
-              <w:bottom w:type="dxa" w:w="40"/>
-              <w:right w:type="dxa" w:w="80"/>
-            </w:tcMar>
-            <w:vAlign w:val="center"/>
-          </w:tcPr>
-          <w:p>
-            <w:pPr>
-              <w:jc w:val="center"/>
-            </w:pPr>
-            <w:r>
-              <w:rPr>
-                <w:rFonts w:ascii="Arial" w:cs="Arial" w:eastAsia="Arial" w:hAnsi="Arial"/>
-                <w:color w:val="6B6B6B"/>
-                <w:sz w:val="15"/>
-                <w:szCs w:val="15"/>
-              </w:rPr>
-              <w:t xml:space="preserve">3-1-1</w:t>
-            </w:r>
-          </w:p>
-        </w:tc>
-        <w:tc>
-          <w:tcPr>
-            <w:tcW w:type="dxa" w:w="440"/>
-            <w:tcBorders>
-              <w:top w:val="none" w:color="FFFFFF" w:sz="0"/>
-              <w:left w:val="none" w:color="FFFFFF" w:sz="0"/>
-              <w:bottom w:val="none" w:color="FFFFFF" w:sz="0"/>
-              <w:right w:val="none" w:color="FFFFFF" w:sz="0"/>
-            </w:tcBorders>
-            <w:shd w:fill="FFF5F5" w:color="auto" w:val="clear"/>
-            <w:tcMar>
-              <w:top w:type="dxa" w:w="40"/>
-              <w:left w:type="dxa" w:w="80"/>
-              <w:bottom w:type="dxa" w:w="40"/>
-              <w:right w:type="dxa" w:w="80"/>
-            </w:tcMar>
-            <w:vAlign w:val="center"/>
-          </w:tcPr>
-          <w:p>
-            <w:pPr>
-              <w:jc w:val="center"/>
-            </w:pPr>
-            <w:r>
-              <w:rPr>
-                <w:rFonts w:ascii="Arial" w:cs="Arial" w:eastAsia="Arial" w:hAnsi="Arial"/>
-                <w:color w:val="6B6B6B"/>
-                <w:sz w:val="15"/>
-                <w:szCs w:val="15"/>
-              </w:rPr>
-              <w:t xml:space="preserve">60s</w:t>
-            </w:r>
-          </w:p>
-        </w:tc>
-        <w:tc>
-          <w:tcPr>
-            <w:tcW w:type="dxa" w:w="5580"/>
-            <w:tcBorders>
-              <w:top w:val="none" w:color="FFFFFF" w:sz="0"/>
-              <w:left w:val="none" w:color="FFFFFF" w:sz="0"/>
-              <w:bottom w:val="none" w:color="FFFFFF" w:sz="0"/>
-              <w:right w:val="none" w:color="FFFFFF" w:sz="0"/>
-            </w:tcBorders>
-            <w:shd w:fill="FFF5F5" w:color="auto" w:val="clear"/>
-            <w:tcMar>
-              <w:top w:type="dxa" w:w="40"/>
-              <w:left w:type="dxa" w:w="80"/>
-              <w:bottom w:type="dxa" w:w="40"/>
-              <w:right w:type="dxa" w:w="80"/>
-            </w:tcMar>
-            <w:vAlign w:val="center"/>
-          </w:tcPr>
-          <w:p>
-            <w:r>
-              <w:rPr>
-                <w:rFonts w:ascii="Arial" w:cs="Arial" w:eastAsia="Arial" w:hAnsi="Arial"/>
-                <w:color w:val="6B6B6B"/>
-                <w:sz w:val="17"/>
-                <w:szCs w:val="17"/>
-              </w:rPr>
-              <w:t xml:space="preserve">Regression ladder: doorframe or wall assist first, then heel elevated, then reduced depth. Stay at whichever level keeps the knee tracking clean.</w:t>
-            </w:r>
-            <w:r>
-              <w:rPr>
-                <w:rFonts w:ascii="Arial" w:cs="Arial" w:eastAsia="Arial" w:hAnsi="Arial"/>
-                <w:i/>
-                <w:iCs/>
-                <w:color w:val="00695C"/>
-                <w:sz w:val="14"/>
-                <w:szCs w:val="14"/>
-              </w:rPr>
-              <w:t xml:space="preserve">  3+ RIR — technique band</w:t>
+              <w:t xml:space="preserve">LEFT arm first. Lighter than Friday's carries. Resist the lateral lean, walk tall, knees tracking straight ahead.</w:t>
             </w:r>
           </w:p>
         </w:tc>
@@ -7618,7 +8187,7 @@
           <w:sz w:val="17"/>
           <w:szCs w:val="17"/>
         </w:rPr>
-        <w:t xml:space="preserve">Band pull-aparts 2×15, face pulls 2×10, arm circles, cat-cow 10 reps, light DB warm-up press 2×10, shoulder external rotation 10 each side.</w:t>
+        <w:t xml:space="preserve">Band pull-aparts 2×15, face pulls 2×10, arm circles, cat-cow 10 reps, shoulder external rotation 10 each side. The DB press warm-up ramp opens Block A.</w:t>
       </w:r>
     </w:p>
     <w:p>
@@ -7634,7 +8203,32 @@
           <w:sz w:val="17"/>
           <w:szCs w:val="17"/>
         </w:rPr>
-        <w:t xml:space="preserve">A — PRIMARY PRESS STRENGTH</w:t>
+        <w:t xml:space="preserve">A — PRIMARY COMPOUND — PRESS (&amp; ROW PAIRING)</w:t>
+      </w:r>
+    </w:p>
+    <w:p>
+      <w:pPr>
+        <w:spacing w:after="80"/>
+      </w:pPr>
+      <w:r>
+        <w:rPr>
+          <w:rFonts w:ascii="Arial" w:cs="Arial" w:eastAsia="Arial" w:hAnsi="Arial"/>
+          <w:b/>
+          <w:bCs/>
+          <w:color w:val="43A047"/>
+          <w:sz w:val="17"/>
+          <w:szCs w:val="17"/>
+        </w:rPr>
+        <w:t xml:space="preserve">Load Target:  </w:t>
+      </w:r>
+      <w:r>
+        <w:rPr>
+          <w:rFonts w:ascii="Arial" w:cs="Arial" w:eastAsia="Arial" w:hAnsi="Arial"/>
+          <w:color w:val="2C2C2C"/>
+          <w:sz w:val="17"/>
+          <w:szCs w:val="17"/>
+        </w:rPr>
+        <w:t xml:space="preserve">Row at 32–35 lbs (from the 40 lb 5RM baseline); chest press builds from 17.5–20 lbs/hand. The warm-up ramp opens the block — nowhere near working effort. If the day calls for a press variation, rotate between: a paused DB floor press (shoulder-friendly range) or a low-incline DB press — the flat DB chest press stays the movement we track.</w:t>
       </w:r>
     </w:p>
     <w:tbl>
@@ -7934,7 +8528,7 @@
                 <w:sz w:val="18"/>
                 <w:szCs w:val="18"/>
               </w:rPr>
-              <w:t xml:space="preserve">Dumbbell Chest Press (Flat)</w:t>
+              <w:t xml:space="preserve">DB Press — Warm-Up Ramp</w:t>
             </w:r>
           </w:p>
         </w:tc>
@@ -7967,7 +8561,7 @@
                 <w:sz w:val="15"/>
                 <w:szCs w:val="15"/>
               </w:rPr>
-              <w:t xml:space="preserve">4</w:t>
+              <w:t xml:space="preserve">2</w:t>
             </w:r>
           </w:p>
         </w:tc>
@@ -8000,7 +8594,7 @@
                 <w:sz w:val="15"/>
                 <w:szCs w:val="15"/>
               </w:rPr>
-              <w:t xml:space="preserve">10―12</w:t>
+              <w:t xml:space="preserve">10</w:t>
             </w:r>
           </w:p>
         </w:tc>
@@ -8033,7 +8627,7 @@
                 <w:sz w:val="15"/>
                 <w:szCs w:val="15"/>
               </w:rPr>
-              <w:t xml:space="preserve">17.5–20 lbs/hand</w:t>
+              <w:t xml:space="preserve">Light DBs</w:t>
             </w:r>
           </w:p>
         </w:tc>
@@ -8066,7 +8660,7 @@
                 <w:sz w:val="15"/>
                 <w:szCs w:val="15"/>
               </w:rPr>
-              <w:t xml:space="preserve">3-1-1</w:t>
+              <w:t xml:space="preserve">Controlled</w:t>
             </w:r>
           </w:p>
         </w:tc>
@@ -8099,7 +8693,7 @@
                 <w:sz w:val="15"/>
                 <w:szCs w:val="15"/>
               </w:rPr>
-              <w:t xml:space="preserve">60s</w:t>
+              <w:t xml:space="preserve">30s</w:t>
             </w:r>
           </w:p>
         </w:tc>
@@ -8129,7 +8723,7 @@
                 <w:sz w:val="17"/>
                 <w:szCs w:val="17"/>
               </w:rPr>
-              <w:t xml:space="preserve">Elbows at 45°. Squeeze chest at top. Baseline OHP is 25 lbs ×3RM — chest press starts conservatively. Add 2.5 lbs/hand every 2 weeks.</w:t>
+              <w:t xml:space="preserve">Priming only — light, crisp reps before the working sets.</w:t>
             </w:r>
             <w:r>
               <w:rPr>
@@ -8140,7 +8734,7 @@
                 <w:sz w:val="14"/>
                 <w:szCs w:val="14"/>
               </w:rPr>
-              <w:t xml:space="preserve">  2 RIR</w:t>
+              <w:t xml:space="preserve">  3+ RIR — ramp</w:t>
             </w:r>
           </w:p>
         </w:tc>
@@ -8174,7 +8768,7 @@
                 <w:sz w:val="18"/>
                 <w:szCs w:val="18"/>
               </w:rPr>
-              <w:t xml:space="preserve">Incline Dumbbell Press</w:t>
+              <w:t xml:space="preserve">Dumbbell Chest Press (Flat)</w:t>
             </w:r>
           </w:p>
         </w:tc>
@@ -8207,7 +8801,7 @@
                 <w:sz w:val="15"/>
                 <w:szCs w:val="15"/>
               </w:rPr>
-              <w:t xml:space="preserve">3</w:t>
+              <w:t xml:space="preserve">4</w:t>
             </w:r>
           </w:p>
         </w:tc>
@@ -8273,7 +8867,7 @@
                 <w:sz w:val="15"/>
                 <w:szCs w:val="15"/>
               </w:rPr>
-              <w:t xml:space="preserve">15–17.5 lbs/hand</w:t>
+              <w:t xml:space="preserve">17.5–20 lbs/hand</w:t>
             </w:r>
           </w:p>
         </w:tc>
@@ -8369,7 +8963,7 @@
                 <w:sz w:val="17"/>
                 <w:szCs w:val="17"/>
               </w:rPr>
-              <w:t xml:space="preserve">30–45° angle. Upper chest and anterior delt. Pairs with flat press for full chest development.</w:t>
+              <w:t xml:space="preserve">Elbows at 45°. Squeeze chest at top. Baseline OHP is 25 lbs ×3RM — chest press starts conservatively. Add 2.5 lbs/hand every 2 weeks.</w:t>
             </w:r>
             <w:r>
               <w:rPr>
@@ -8380,7 +8974,7 @@
                 <w:sz w:val="14"/>
                 <w:szCs w:val="14"/>
               </w:rPr>
-              <w:t xml:space="preserve">  1 RIR — accessory</w:t>
+              <w:t xml:space="preserve">  2 RIR</w:t>
             </w:r>
           </w:p>
         </w:tc>
@@ -8414,6 +9008,246 @@
                 <w:sz w:val="18"/>
                 <w:szCs w:val="18"/>
               </w:rPr>
+              <w:t xml:space="preserve">Incline Dumbbell Press</w:t>
+            </w:r>
+          </w:p>
+        </w:tc>
+        <w:tc>
+          <w:tcPr>
+            <w:tcW w:type="dxa" w:w="380"/>
+            <w:tcBorders>
+              <w:top w:val="none" w:color="FFFFFF" w:sz="0"/>
+              <w:left w:val="none" w:color="FFFFFF" w:sz="0"/>
+              <w:bottom w:val="none" w:color="FFFFFF" w:sz="0"/>
+              <w:right w:val="none" w:color="FFFFFF" w:sz="0"/>
+            </w:tcBorders>
+            <w:shd w:fill="F1F8F2" w:color="auto" w:val="clear"/>
+            <w:tcMar>
+              <w:top w:type="dxa" w:w="40"/>
+              <w:left w:type="dxa" w:w="80"/>
+              <w:bottom w:type="dxa" w:w="40"/>
+              <w:right w:type="dxa" w:w="80"/>
+            </w:tcMar>
+            <w:vAlign w:val="center"/>
+          </w:tcPr>
+          <w:p>
+            <w:pPr>
+              <w:jc w:val="center"/>
+            </w:pPr>
+            <w:r>
+              <w:rPr>
+                <w:rFonts w:ascii="Arial" w:cs="Arial" w:eastAsia="Arial" w:hAnsi="Arial"/>
+                <w:color w:val="6B6B6B"/>
+                <w:sz w:val="15"/>
+                <w:szCs w:val="15"/>
+              </w:rPr>
+              <w:t xml:space="preserve">3</w:t>
+            </w:r>
+          </w:p>
+        </w:tc>
+        <w:tc>
+          <w:tcPr>
+            <w:tcW w:type="dxa" w:w="420"/>
+            <w:tcBorders>
+              <w:top w:val="none" w:color="FFFFFF" w:sz="0"/>
+              <w:left w:val="none" w:color="FFFFFF" w:sz="0"/>
+              <w:bottom w:val="none" w:color="FFFFFF" w:sz="0"/>
+              <w:right w:val="none" w:color="FFFFFF" w:sz="0"/>
+            </w:tcBorders>
+            <w:shd w:fill="F1F8F2" w:color="auto" w:val="clear"/>
+            <w:tcMar>
+              <w:top w:type="dxa" w:w="40"/>
+              <w:left w:type="dxa" w:w="80"/>
+              <w:bottom w:type="dxa" w:w="40"/>
+              <w:right w:type="dxa" w:w="80"/>
+            </w:tcMar>
+            <w:vAlign w:val="center"/>
+          </w:tcPr>
+          <w:p>
+            <w:pPr>
+              <w:jc w:val="center"/>
+            </w:pPr>
+            <w:r>
+              <w:rPr>
+                <w:rFonts w:ascii="Arial" w:cs="Arial" w:eastAsia="Arial" w:hAnsi="Arial"/>
+                <w:color w:val="6B6B6B"/>
+                <w:sz w:val="15"/>
+                <w:szCs w:val="15"/>
+              </w:rPr>
+              <w:t xml:space="preserve">10―12</w:t>
+            </w:r>
+          </w:p>
+        </w:tc>
+        <w:tc>
+          <w:tcPr>
+            <w:tcW w:type="dxa" w:w="680"/>
+            <w:tcBorders>
+              <w:top w:val="none" w:color="FFFFFF" w:sz="0"/>
+              <w:left w:val="none" w:color="FFFFFF" w:sz="0"/>
+              <w:bottom w:val="none" w:color="FFFFFF" w:sz="0"/>
+              <w:right w:val="none" w:color="FFFFFF" w:sz="0"/>
+            </w:tcBorders>
+            <w:shd w:fill="F1F8F2" w:color="auto" w:val="clear"/>
+            <w:tcMar>
+              <w:top w:type="dxa" w:w="40"/>
+              <w:left w:type="dxa" w:w="80"/>
+              <w:bottom w:type="dxa" w:w="40"/>
+              <w:right w:type="dxa" w:w="80"/>
+            </w:tcMar>
+            <w:vAlign w:val="center"/>
+          </w:tcPr>
+          <w:p>
+            <w:pPr>
+              <w:jc w:val="center"/>
+            </w:pPr>
+            <w:r>
+              <w:rPr>
+                <w:rFonts w:ascii="Arial" w:cs="Arial" w:eastAsia="Arial" w:hAnsi="Arial"/>
+                <w:color w:val="6B6B6B"/>
+                <w:sz w:val="15"/>
+                <w:szCs w:val="15"/>
+              </w:rPr>
+              <w:t xml:space="preserve">15–17.5 lbs/hand</w:t>
+            </w:r>
+          </w:p>
+        </w:tc>
+        <w:tc>
+          <w:tcPr>
+            <w:tcW w:type="dxa" w:w="540"/>
+            <w:tcBorders>
+              <w:top w:val="none" w:color="FFFFFF" w:sz="0"/>
+              <w:left w:val="none" w:color="FFFFFF" w:sz="0"/>
+              <w:bottom w:val="none" w:color="FFFFFF" w:sz="0"/>
+              <w:right w:val="none" w:color="FFFFFF" w:sz="0"/>
+            </w:tcBorders>
+            <w:shd w:fill="F1F8F2" w:color="auto" w:val="clear"/>
+            <w:tcMar>
+              <w:top w:type="dxa" w:w="40"/>
+              <w:left w:type="dxa" w:w="80"/>
+              <w:bottom w:type="dxa" w:w="40"/>
+              <w:right w:type="dxa" w:w="80"/>
+            </w:tcMar>
+            <w:vAlign w:val="center"/>
+          </w:tcPr>
+          <w:p>
+            <w:pPr>
+              <w:jc w:val="center"/>
+            </w:pPr>
+            <w:r>
+              <w:rPr>
+                <w:rFonts w:ascii="Arial" w:cs="Arial" w:eastAsia="Arial" w:hAnsi="Arial"/>
+                <w:color w:val="6B6B6B"/>
+                <w:sz w:val="15"/>
+                <w:szCs w:val="15"/>
+              </w:rPr>
+              <w:t xml:space="preserve">3-1-1</w:t>
+            </w:r>
+          </w:p>
+        </w:tc>
+        <w:tc>
+          <w:tcPr>
+            <w:tcW w:type="dxa" w:w="440"/>
+            <w:tcBorders>
+              <w:top w:val="none" w:color="FFFFFF" w:sz="0"/>
+              <w:left w:val="none" w:color="FFFFFF" w:sz="0"/>
+              <w:bottom w:val="none" w:color="FFFFFF" w:sz="0"/>
+              <w:right w:val="none" w:color="FFFFFF" w:sz="0"/>
+            </w:tcBorders>
+            <w:shd w:fill="F1F8F2" w:color="auto" w:val="clear"/>
+            <w:tcMar>
+              <w:top w:type="dxa" w:w="40"/>
+              <w:left w:type="dxa" w:w="80"/>
+              <w:bottom w:type="dxa" w:w="40"/>
+              <w:right w:type="dxa" w:w="80"/>
+            </w:tcMar>
+            <w:vAlign w:val="center"/>
+          </w:tcPr>
+          <w:p>
+            <w:pPr>
+              <w:jc w:val="center"/>
+            </w:pPr>
+            <w:r>
+              <w:rPr>
+                <w:rFonts w:ascii="Arial" w:cs="Arial" w:eastAsia="Arial" w:hAnsi="Arial"/>
+                <w:color w:val="6B6B6B"/>
+                <w:sz w:val="15"/>
+                <w:szCs w:val="15"/>
+              </w:rPr>
+              <w:t xml:space="preserve">60s</w:t>
+            </w:r>
+          </w:p>
+        </w:tc>
+        <w:tc>
+          <w:tcPr>
+            <w:tcW w:type="dxa" w:w="5580"/>
+            <w:tcBorders>
+              <w:top w:val="none" w:color="FFFFFF" w:sz="0"/>
+              <w:left w:val="none" w:color="FFFFFF" w:sz="0"/>
+              <w:bottom w:val="none" w:color="FFFFFF" w:sz="0"/>
+              <w:right w:val="none" w:color="FFFFFF" w:sz="0"/>
+            </w:tcBorders>
+            <w:shd w:fill="F1F8F2" w:color="auto" w:val="clear"/>
+            <w:tcMar>
+              <w:top w:type="dxa" w:w="40"/>
+              <w:left w:type="dxa" w:w="80"/>
+              <w:bottom w:type="dxa" w:w="40"/>
+              <w:right w:type="dxa" w:w="80"/>
+            </w:tcMar>
+            <w:vAlign w:val="center"/>
+          </w:tcPr>
+          <w:p>
+            <w:r>
+              <w:rPr>
+                <w:rFonts w:ascii="Arial" w:cs="Arial" w:eastAsia="Arial" w:hAnsi="Arial"/>
+                <w:color w:val="6B6B6B"/>
+                <w:sz w:val="17"/>
+                <w:szCs w:val="17"/>
+              </w:rPr>
+              <w:t xml:space="preserve">30–45° angle. Upper chest and anterior delt. Pairs with flat press for full chest development.</w:t>
+            </w:r>
+            <w:r>
+              <w:rPr>
+                <w:rFonts w:ascii="Arial" w:cs="Arial" w:eastAsia="Arial" w:hAnsi="Arial"/>
+                <w:i/>
+                <w:iCs/>
+                <w:color w:val="00695C"/>
+                <w:sz w:val="14"/>
+                <w:szCs w:val="14"/>
+              </w:rPr>
+              <w:t xml:space="preserve">  1 RIR — accessory</w:t>
+            </w:r>
+          </w:p>
+        </w:tc>
+      </w:tr>
+      <w:tr>
+        <w:tc>
+          <w:tcPr>
+            <w:tcW w:type="dxa" w:w="2400"/>
+            <w:tcBorders>
+              <w:top w:val="none" w:color="FFFFFF" w:sz="0"/>
+              <w:left w:val="none" w:color="FFFFFF" w:sz="0"/>
+              <w:bottom w:val="none" w:color="FFFFFF" w:sz="0"/>
+              <w:right w:val="none" w:color="FFFFFF" w:sz="0"/>
+            </w:tcBorders>
+            <w:shd w:fill="FFFFFF" w:color="auto" w:val="clear"/>
+            <w:tcMar>
+              <w:top w:type="dxa" w:w="40"/>
+              <w:left w:type="dxa" w:w="80"/>
+              <w:bottom w:type="dxa" w:w="40"/>
+              <w:right w:type="dxa" w:w="80"/>
+            </w:tcMar>
+            <w:vAlign w:val="center"/>
+          </w:tcPr>
+          <w:p>
+            <w:r>
+              <w:rPr>
+                <w:rFonts w:ascii="Arial" w:cs="Arial" w:eastAsia="Arial" w:hAnsi="Arial"/>
+                <w:b/>
+                <w:bCs/>
+                <w:color w:val="2C2C2C"/>
+                <w:sz w:val="18"/>
+                <w:szCs w:val="18"/>
+              </w:rPr>
               <w:t xml:space="preserve">Dumbbell Single-Arm Row (Left First)</w:t>
             </w:r>
           </w:p>
@@ -8427,7 +9261,7 @@
               <w:bottom w:val="none" w:color="FFFFFF" w:sz="0"/>
               <w:right w:val="none" w:color="FFFFFF" w:sz="0"/>
             </w:tcBorders>
-            <w:shd w:fill="F1F8F2" w:color="auto" w:val="clear"/>
+            <w:shd w:fill="FFFFFF" w:color="auto" w:val="clear"/>
             <w:tcMar>
               <w:top w:type="dxa" w:w="40"/>
               <w:left w:type="dxa" w:w="80"/>
@@ -8460,7 +9294,7 @@
               <w:bottom w:val="none" w:color="FFFFFF" w:sz="0"/>
               <w:right w:val="none" w:color="FFFFFF" w:sz="0"/>
             </w:tcBorders>
-            <w:shd w:fill="F1F8F2" w:color="auto" w:val="clear"/>
+            <w:shd w:fill="FFFFFF" w:color="auto" w:val="clear"/>
             <w:tcMar>
               <w:top w:type="dxa" w:w="40"/>
               <w:left w:type="dxa" w:w="80"/>
@@ -8493,7 +9327,7 @@
               <w:bottom w:val="none" w:color="FFFFFF" w:sz="0"/>
               <w:right w:val="none" w:color="FFFFFF" w:sz="0"/>
             </w:tcBorders>
-            <w:shd w:fill="F1F8F2" w:color="auto" w:val="clear"/>
+            <w:shd w:fill="FFFFFF" w:color="auto" w:val="clear"/>
             <w:tcMar>
               <w:top w:type="dxa" w:w="40"/>
               <w:left w:type="dxa" w:w="80"/>
@@ -8526,7 +9360,7 @@
               <w:bottom w:val="none" w:color="FFFFFF" w:sz="0"/>
               <w:right w:val="none" w:color="FFFFFF" w:sz="0"/>
             </w:tcBorders>
-            <w:shd w:fill="F1F8F2" w:color="auto" w:val="clear"/>
+            <w:shd w:fill="FFFFFF" w:color="auto" w:val="clear"/>
             <w:tcMar>
               <w:top w:type="dxa" w:w="40"/>
               <w:left w:type="dxa" w:w="80"/>
@@ -8559,7 +9393,7 @@
               <w:bottom w:val="none" w:color="FFFFFF" w:sz="0"/>
               <w:right w:val="none" w:color="FFFFFF" w:sz="0"/>
             </w:tcBorders>
-            <w:shd w:fill="F1F8F2" w:color="auto" w:val="clear"/>
+            <w:shd w:fill="FFFFFF" w:color="auto" w:val="clear"/>
             <w:tcMar>
               <w:top w:type="dxa" w:w="40"/>
               <w:left w:type="dxa" w:w="80"/>
@@ -8592,7 +9426,7 @@
               <w:bottom w:val="none" w:color="FFFFFF" w:sz="0"/>
               <w:right w:val="none" w:color="FFFFFF" w:sz="0"/>
             </w:tcBorders>
-            <w:shd w:fill="F1F8F2" w:color="auto" w:val="clear"/>
+            <w:shd w:fill="FFFFFF" w:color="auto" w:val="clear"/>
             <w:tcMar>
               <w:top w:type="dxa" w:w="40"/>
               <w:left w:type="dxa" w:w="80"/>
@@ -8640,11 +9474,11 @@
           <w:rFonts w:ascii="Arial" w:cs="Arial" w:eastAsia="Arial" w:hAnsi="Arial"/>
           <w:b/>
           <w:bCs/>
-          <w:color w:val="43A047"/>
+          <w:color w:val="C9A227"/>
           <w:sz w:val="17"/>
           <w:szCs w:val="17"/>
         </w:rPr>
-        <w:t xml:space="preserve">B — PRIMARY PULL STRENGTH</w:t>
+        <w:t xml:space="preserve">B — ACCESSORY — PUSH-UP &amp; ARMS</w:t>
       </w:r>
     </w:p>
     <w:tbl>
@@ -8678,7 +9512,7 @@
               <w:bottom w:val="none" w:color="FFFFFF" w:sz="0"/>
               <w:right w:val="none" w:color="FFFFFF" w:sz="0"/>
             </w:tcBorders>
-            <w:shd w:fill="E8F5E9" w:color="auto" w:val="clear"/>
+            <w:shd w:fill="F5E8C0" w:color="auto" w:val="clear"/>
             <w:tcMar>
               <w:top w:type="dxa" w:w="40"/>
               <w:left w:type="dxa" w:w="80"/>
@@ -8696,7 +9530,7 @@
                 <w:rFonts w:ascii="Arial" w:cs="Arial" w:eastAsia="Arial" w:hAnsi="Arial"/>
                 <w:b/>
                 <w:bCs/>
-                <w:color w:val="43A047"/>
+                <w:color w:val="C9A227"/>
                 <w:sz w:val="15"/>
                 <w:szCs w:val="15"/>
               </w:rPr>
@@ -8713,25 +9547,25 @@
               <w:bottom w:val="none" w:color="FFFFFF" w:sz="0"/>
               <w:right w:val="none" w:color="FFFFFF" w:sz="0"/>
             </w:tcBorders>
-            <w:shd w:fill="E8F5E9" w:color="auto" w:val="clear"/>
-            <w:tcMar>
-              <w:top w:type="dxa" w:w="40"/>
-              <w:left w:type="dxa" w:w="80"/>
-              <w:bottom w:type="dxa" w:w="40"/>
-              <w:right w:type="dxa" w:w="80"/>
-            </w:tcMar>
-            <w:vAlign w:val="center"/>
-          </w:tcPr>
-          <w:p>
-            <w:pPr>
-              <w:jc w:val="center"/>
-            </w:pPr>
-            <w:r>
-              <w:rPr>
-                <w:rFonts w:ascii="Arial" w:cs="Arial" w:eastAsia="Arial" w:hAnsi="Arial"/>
-                <w:b/>
-                <w:bCs/>
-                <w:color w:val="43A047"/>
+            <w:shd w:fill="F5E8C0" w:color="auto" w:val="clear"/>
+            <w:tcMar>
+              <w:top w:type="dxa" w:w="40"/>
+              <w:left w:type="dxa" w:w="80"/>
+              <w:bottom w:type="dxa" w:w="40"/>
+              <w:right w:type="dxa" w:w="80"/>
+            </w:tcMar>
+            <w:vAlign w:val="center"/>
+          </w:tcPr>
+          <w:p>
+            <w:pPr>
+              <w:jc w:val="center"/>
+            </w:pPr>
+            <w:r>
+              <w:rPr>
+                <w:rFonts w:ascii="Arial" w:cs="Arial" w:eastAsia="Arial" w:hAnsi="Arial"/>
+                <w:b/>
+                <w:bCs/>
+                <w:color w:val="C9A227"/>
                 <w:sz w:val="13"/>
                 <w:szCs w:val="13"/>
               </w:rPr>
@@ -8748,25 +9582,25 @@
               <w:bottom w:val="none" w:color="FFFFFF" w:sz="0"/>
               <w:right w:val="none" w:color="FFFFFF" w:sz="0"/>
             </w:tcBorders>
-            <w:shd w:fill="E8F5E9" w:color="auto" w:val="clear"/>
-            <w:tcMar>
-              <w:top w:type="dxa" w:w="40"/>
-              <w:left w:type="dxa" w:w="80"/>
-              <w:bottom w:type="dxa" w:w="40"/>
-              <w:right w:type="dxa" w:w="80"/>
-            </w:tcMar>
-            <w:vAlign w:val="center"/>
-          </w:tcPr>
-          <w:p>
-            <w:pPr>
-              <w:jc w:val="center"/>
-            </w:pPr>
-            <w:r>
-              <w:rPr>
-                <w:rFonts w:ascii="Arial" w:cs="Arial" w:eastAsia="Arial" w:hAnsi="Arial"/>
-                <w:b/>
-                <w:bCs/>
-                <w:color w:val="43A047"/>
+            <w:shd w:fill="F5E8C0" w:color="auto" w:val="clear"/>
+            <w:tcMar>
+              <w:top w:type="dxa" w:w="40"/>
+              <w:left w:type="dxa" w:w="80"/>
+              <w:bottom w:type="dxa" w:w="40"/>
+              <w:right w:type="dxa" w:w="80"/>
+            </w:tcMar>
+            <w:vAlign w:val="center"/>
+          </w:tcPr>
+          <w:p>
+            <w:pPr>
+              <w:jc w:val="center"/>
+            </w:pPr>
+            <w:r>
+              <w:rPr>
+                <w:rFonts w:ascii="Arial" w:cs="Arial" w:eastAsia="Arial" w:hAnsi="Arial"/>
+                <w:b/>
+                <w:bCs/>
+                <w:color w:val="C9A227"/>
                 <w:sz w:val="13"/>
                 <w:szCs w:val="13"/>
               </w:rPr>
@@ -8783,25 +9617,25 @@
               <w:bottom w:val="none" w:color="FFFFFF" w:sz="0"/>
               <w:right w:val="none" w:color="FFFFFF" w:sz="0"/>
             </w:tcBorders>
-            <w:shd w:fill="E8F5E9" w:color="auto" w:val="clear"/>
-            <w:tcMar>
-              <w:top w:type="dxa" w:w="40"/>
-              <w:left w:type="dxa" w:w="80"/>
-              <w:bottom w:type="dxa" w:w="40"/>
-              <w:right w:type="dxa" w:w="80"/>
-            </w:tcMar>
-            <w:vAlign w:val="center"/>
-          </w:tcPr>
-          <w:p>
-            <w:pPr>
-              <w:jc w:val="center"/>
-            </w:pPr>
-            <w:r>
-              <w:rPr>
-                <w:rFonts w:ascii="Arial" w:cs="Arial" w:eastAsia="Arial" w:hAnsi="Arial"/>
-                <w:b/>
-                <w:bCs/>
-                <w:color w:val="43A047"/>
+            <w:shd w:fill="F5E8C0" w:color="auto" w:val="clear"/>
+            <w:tcMar>
+              <w:top w:type="dxa" w:w="40"/>
+              <w:left w:type="dxa" w:w="80"/>
+              <w:bottom w:type="dxa" w:w="40"/>
+              <w:right w:type="dxa" w:w="80"/>
+            </w:tcMar>
+            <w:vAlign w:val="center"/>
+          </w:tcPr>
+          <w:p>
+            <w:pPr>
+              <w:jc w:val="center"/>
+            </w:pPr>
+            <w:r>
+              <w:rPr>
+                <w:rFonts w:ascii="Arial" w:cs="Arial" w:eastAsia="Arial" w:hAnsi="Arial"/>
+                <w:b/>
+                <w:bCs/>
+                <w:color w:val="C9A227"/>
                 <w:sz w:val="13"/>
                 <w:szCs w:val="13"/>
               </w:rPr>
@@ -8818,25 +9652,25 @@
               <w:bottom w:val="none" w:color="FFFFFF" w:sz="0"/>
               <w:right w:val="none" w:color="FFFFFF" w:sz="0"/>
             </w:tcBorders>
-            <w:shd w:fill="E8F5E9" w:color="auto" w:val="clear"/>
-            <w:tcMar>
-              <w:top w:type="dxa" w:w="40"/>
-              <w:left w:type="dxa" w:w="80"/>
-              <w:bottom w:type="dxa" w:w="40"/>
-              <w:right w:type="dxa" w:w="80"/>
-            </w:tcMar>
-            <w:vAlign w:val="center"/>
-          </w:tcPr>
-          <w:p>
-            <w:pPr>
-              <w:jc w:val="center"/>
-            </w:pPr>
-            <w:r>
-              <w:rPr>
-                <w:rFonts w:ascii="Arial" w:cs="Arial" w:eastAsia="Arial" w:hAnsi="Arial"/>
-                <w:b/>
-                <w:bCs/>
-                <w:color w:val="43A047"/>
+            <w:shd w:fill="F5E8C0" w:color="auto" w:val="clear"/>
+            <w:tcMar>
+              <w:top w:type="dxa" w:w="40"/>
+              <w:left w:type="dxa" w:w="80"/>
+              <w:bottom w:type="dxa" w:w="40"/>
+              <w:right w:type="dxa" w:w="80"/>
+            </w:tcMar>
+            <w:vAlign w:val="center"/>
+          </w:tcPr>
+          <w:p>
+            <w:pPr>
+              <w:jc w:val="center"/>
+            </w:pPr>
+            <w:r>
+              <w:rPr>
+                <w:rFonts w:ascii="Arial" w:cs="Arial" w:eastAsia="Arial" w:hAnsi="Arial"/>
+                <w:b/>
+                <w:bCs/>
+                <w:color w:val="C9A227"/>
                 <w:sz w:val="13"/>
                 <w:szCs w:val="13"/>
               </w:rPr>
@@ -8853,25 +9687,25 @@
               <w:bottom w:val="none" w:color="FFFFFF" w:sz="0"/>
               <w:right w:val="none" w:color="FFFFFF" w:sz="0"/>
             </w:tcBorders>
-            <w:shd w:fill="E8F5E9" w:color="auto" w:val="clear"/>
-            <w:tcMar>
-              <w:top w:type="dxa" w:w="40"/>
-              <w:left w:type="dxa" w:w="80"/>
-              <w:bottom w:type="dxa" w:w="40"/>
-              <w:right w:type="dxa" w:w="80"/>
-            </w:tcMar>
-            <w:vAlign w:val="center"/>
-          </w:tcPr>
-          <w:p>
-            <w:pPr>
-              <w:jc w:val="center"/>
-            </w:pPr>
-            <w:r>
-              <w:rPr>
-                <w:rFonts w:ascii="Arial" w:cs="Arial" w:eastAsia="Arial" w:hAnsi="Arial"/>
-                <w:b/>
-                <w:bCs/>
-                <w:color w:val="43A047"/>
+            <w:shd w:fill="F5E8C0" w:color="auto" w:val="clear"/>
+            <w:tcMar>
+              <w:top w:type="dxa" w:w="40"/>
+              <w:left w:type="dxa" w:w="80"/>
+              <w:bottom w:type="dxa" w:w="40"/>
+              <w:right w:type="dxa" w:w="80"/>
+            </w:tcMar>
+            <w:vAlign w:val="center"/>
+          </w:tcPr>
+          <w:p>
+            <w:pPr>
+              <w:jc w:val="center"/>
+            </w:pPr>
+            <w:r>
+              <w:rPr>
+                <w:rFonts w:ascii="Arial" w:cs="Arial" w:eastAsia="Arial" w:hAnsi="Arial"/>
+                <w:b/>
+                <w:bCs/>
+                <w:color w:val="C9A227"/>
                 <w:sz w:val="13"/>
                 <w:szCs w:val="13"/>
               </w:rPr>
@@ -8888,7 +9722,7 @@
               <w:bottom w:val="none" w:color="FFFFFF" w:sz="0"/>
               <w:right w:val="none" w:color="FFFFFF" w:sz="0"/>
             </w:tcBorders>
-            <w:shd w:fill="E8F5E9" w:color="auto" w:val="clear"/>
+            <w:shd w:fill="F5E8C0" w:color="auto" w:val="clear"/>
             <w:tcMar>
               <w:top w:type="dxa" w:w="40"/>
               <w:left w:type="dxa" w:w="80"/>
@@ -8906,7 +9740,7 @@
                 <w:rFonts w:ascii="Arial" w:cs="Arial" w:eastAsia="Arial" w:hAnsi="Arial"/>
                 <w:b/>
                 <w:bCs/>
-                <w:color w:val="43A047"/>
+                <w:color w:val="C9A227"/>
                 <w:sz w:val="15"/>
                 <w:szCs w:val="15"/>
               </w:rPr>
@@ -8925,7 +9759,7 @@
               <w:bottom w:val="none" w:color="FFFFFF" w:sz="0"/>
               <w:right w:val="none" w:color="FFFFFF" w:sz="0"/>
             </w:tcBorders>
-            <w:shd w:fill="F1F8F2" w:color="auto" w:val="clear"/>
+            <w:shd w:fill="FAF3E0" w:color="auto" w:val="clear"/>
             <w:tcMar>
               <w:top w:type="dxa" w:w="40"/>
               <w:left w:type="dxa" w:w="80"/>
@@ -8944,7 +9778,7 @@
                 <w:sz w:val="18"/>
                 <w:szCs w:val="18"/>
               </w:rPr>
-              <w:t xml:space="preserve">Dumbbell Overhead Press</w:t>
+              <w:t xml:space="preserve">Incline Push-Up</w:t>
             </w:r>
           </w:p>
         </w:tc>
@@ -8957,7 +9791,7 @@
               <w:bottom w:val="none" w:color="FFFFFF" w:sz="0"/>
               <w:right w:val="none" w:color="FFFFFF" w:sz="0"/>
             </w:tcBorders>
-            <w:shd w:fill="F1F8F2" w:color="auto" w:val="clear"/>
+            <w:shd w:fill="FAF3E0" w:color="auto" w:val="clear"/>
             <w:tcMar>
               <w:top w:type="dxa" w:w="40"/>
               <w:left w:type="dxa" w:w="80"/>
@@ -8990,7 +9824,7 @@
               <w:bottom w:val="none" w:color="FFFFFF" w:sz="0"/>
               <w:right w:val="none" w:color="FFFFFF" w:sz="0"/>
             </w:tcBorders>
-            <w:shd w:fill="F1F8F2" w:color="auto" w:val="clear"/>
+            <w:shd w:fill="FAF3E0" w:color="auto" w:val="clear"/>
             <w:tcMar>
               <w:top w:type="dxa" w:w="40"/>
               <w:left w:type="dxa" w:w="80"/>
@@ -9023,27 +9857,27 @@
               <w:bottom w:val="none" w:color="FFFFFF" w:sz="0"/>
               <w:right w:val="none" w:color="FFFFFF" w:sz="0"/>
             </w:tcBorders>
-            <w:shd w:fill="F1F8F2" w:color="auto" w:val="clear"/>
-            <w:tcMar>
-              <w:top w:type="dxa" w:w="40"/>
-              <w:left w:type="dxa" w:w="80"/>
-              <w:bottom w:type="dxa" w:w="40"/>
-              <w:right w:type="dxa" w:w="80"/>
-            </w:tcMar>
-            <w:vAlign w:val="center"/>
-          </w:tcPr>
-          <w:p>
-            <w:pPr>
-              <w:jc w:val="center"/>
-            </w:pPr>
-            <w:r>
-              <w:rPr>
-                <w:rFonts w:ascii="Arial" w:cs="Arial" w:eastAsia="Arial" w:hAnsi="Arial"/>
-                <w:color w:val="6B6B6B"/>
-                <w:sz w:val="15"/>
-                <w:szCs w:val="15"/>
-              </w:rPr>
-              <w:t xml:space="preserve">20 lbs/hand</w:t>
+            <w:shd w:fill="FAF3E0" w:color="auto" w:val="clear"/>
+            <w:tcMar>
+              <w:top w:type="dxa" w:w="40"/>
+              <w:left w:type="dxa" w:w="80"/>
+              <w:bottom w:type="dxa" w:w="40"/>
+              <w:right w:type="dxa" w:w="80"/>
+            </w:tcMar>
+            <w:vAlign w:val="center"/>
+          </w:tcPr>
+          <w:p>
+            <w:pPr>
+              <w:jc w:val="center"/>
+            </w:pPr>
+            <w:r>
+              <w:rPr>
+                <w:rFonts w:ascii="Arial" w:cs="Arial" w:eastAsia="Arial" w:hAnsi="Arial"/>
+                <w:color w:val="6B6B6B"/>
+                <w:sz w:val="15"/>
+                <w:szCs w:val="15"/>
+              </w:rPr>
+              <w:t xml:space="preserve">Bodyweight</w:t>
             </w:r>
           </w:p>
         </w:tc>
@@ -9056,27 +9890,27 @@
               <w:bottom w:val="none" w:color="FFFFFF" w:sz="0"/>
               <w:right w:val="none" w:color="FFFFFF" w:sz="0"/>
             </w:tcBorders>
-            <w:shd w:fill="F1F8F2" w:color="auto" w:val="clear"/>
-            <w:tcMar>
-              <w:top w:type="dxa" w:w="40"/>
-              <w:left w:type="dxa" w:w="80"/>
-              <w:bottom w:type="dxa" w:w="40"/>
-              <w:right w:type="dxa" w:w="80"/>
-            </w:tcMar>
-            <w:vAlign w:val="center"/>
-          </w:tcPr>
-          <w:p>
-            <w:pPr>
-              <w:jc w:val="center"/>
-            </w:pPr>
-            <w:r>
-              <w:rPr>
-                <w:rFonts w:ascii="Arial" w:cs="Arial" w:eastAsia="Arial" w:hAnsi="Arial"/>
-                <w:color w:val="6B6B6B"/>
-                <w:sz w:val="15"/>
-                <w:szCs w:val="15"/>
-              </w:rPr>
-              <w:t xml:space="preserve">2-1-1</w:t>
+            <w:shd w:fill="FAF3E0" w:color="auto" w:val="clear"/>
+            <w:tcMar>
+              <w:top w:type="dxa" w:w="40"/>
+              <w:left w:type="dxa" w:w="80"/>
+              <w:bottom w:type="dxa" w:w="40"/>
+              <w:right w:type="dxa" w:w="80"/>
+            </w:tcMar>
+            <w:vAlign w:val="center"/>
+          </w:tcPr>
+          <w:p>
+            <w:pPr>
+              <w:jc w:val="center"/>
+            </w:pPr>
+            <w:r>
+              <w:rPr>
+                <w:rFonts w:ascii="Arial" w:cs="Arial" w:eastAsia="Arial" w:hAnsi="Arial"/>
+                <w:color w:val="6B6B6B"/>
+                <w:sz w:val="15"/>
+                <w:szCs w:val="15"/>
+              </w:rPr>
+              <w:t xml:space="preserve">3-0-1</w:t>
             </w:r>
           </w:p>
         </w:tc>
@@ -9089,7 +9923,7 @@
               <w:bottom w:val="none" w:color="FFFFFF" w:sz="0"/>
               <w:right w:val="none" w:color="FFFFFF" w:sz="0"/>
             </w:tcBorders>
-            <w:shd w:fill="F1F8F2" w:color="auto" w:val="clear"/>
+            <w:shd w:fill="FAF3E0" w:color="auto" w:val="clear"/>
             <w:tcMar>
               <w:top w:type="dxa" w:w="40"/>
               <w:left w:type="dxa" w:w="80"/>
@@ -9122,7 +9956,7 @@
               <w:bottom w:val="none" w:color="FFFFFF" w:sz="0"/>
               <w:right w:val="none" w:color="FFFFFF" w:sz="0"/>
             </w:tcBorders>
-            <w:shd w:fill="F1F8F2" w:color="auto" w:val="clear"/>
+            <w:shd w:fill="FAF3E0" w:color="auto" w:val="clear"/>
             <w:tcMar>
               <w:top w:type="dxa" w:w="40"/>
               <w:left w:type="dxa" w:w="80"/>
@@ -9139,7 +9973,7 @@
                 <w:sz w:val="17"/>
                 <w:szCs w:val="17"/>
               </w:rPr>
-              <w:t xml:space="preserve">Baseline: 25 lbs ×3RM. Training load: 20 lbs/hand for 10–12 reps. Press overhead, arms alongside ears. Core braced. Increase to 22.5 in Week 3.</w:t>
+              <w:t xml:space="preserve">Hands on bench. Continue push-up progression. Wednesday reinforcement.</w:t>
             </w:r>
             <w:r>
               <w:rPr>
@@ -9150,7 +9984,7 @@
                 <w:sz w:val="14"/>
                 <w:szCs w:val="14"/>
               </w:rPr>
-              <w:t xml:space="preserve">  2 RIR</w:t>
+              <w:t xml:space="preserve">  1 RIR — accessory</w:t>
             </w:r>
           </w:p>
         </w:tc>
@@ -9184,7 +10018,7 @@
                 <w:sz w:val="18"/>
                 <w:szCs w:val="18"/>
               </w:rPr>
-              <w:t xml:space="preserve">Lat Pulldown (Cable)</w:t>
+              <w:t xml:space="preserve">Full Push-Up (Floor)</w:t>
             </w:r>
           </w:p>
         </w:tc>
@@ -9217,7 +10051,7 @@
                 <w:sz w:val="15"/>
                 <w:szCs w:val="15"/>
               </w:rPr>
-              <w:t xml:space="preserve">3</w:t>
+              <w:t xml:space="preserve">2</w:t>
             </w:r>
           </w:p>
         </w:tc>
@@ -9250,7 +10084,7 @@
                 <w:sz w:val="15"/>
                 <w:szCs w:val="15"/>
               </w:rPr>
-              <w:t xml:space="preserve">12―15</w:t>
+              <w:t xml:space="preserve">Max (3–5)</w:t>
             </w:r>
           </w:p>
         </w:tc>
@@ -9283,7 +10117,7 @@
                 <w:sz w:val="15"/>
                 <w:szCs w:val="15"/>
               </w:rPr>
-              <w:t xml:space="preserve">Moderate</w:t>
+              <w:t xml:space="preserve">Bodyweight</w:t>
             </w:r>
           </w:p>
         </w:tc>
@@ -9316,7 +10150,7 @@
                 <w:sz w:val="15"/>
                 <w:szCs w:val="15"/>
               </w:rPr>
-              <w:t xml:space="preserve">2-1-2</w:t>
+              <w:t xml:space="preserve">3-0-1</w:t>
             </w:r>
           </w:p>
         </w:tc>
@@ -9349,7 +10183,7 @@
                 <w:sz w:val="15"/>
                 <w:szCs w:val="15"/>
               </w:rPr>
-              <w:t xml:space="preserve">60s</w:t>
+              <w:t xml:space="preserve">90s</w:t>
             </w:r>
           </w:p>
         </w:tc>
@@ -9379,7 +10213,7 @@
                 <w:sz w:val="17"/>
                 <w:szCs w:val="17"/>
               </w:rPr>
-              <w:t xml:space="preserve">Full stretch overhead, drive elbows to hip pockets. Supports pull-up progression. Helps close the gap from Level 9 assisted.</w:t>
+              <w:t xml:space="preserve">Attempt floor push-ups. Record reps. Stop before form breaks.</w:t>
             </w:r>
             <w:r>
               <w:rPr>
@@ -9390,7 +10224,7 @@
                 <w:sz w:val="14"/>
                 <w:szCs w:val="14"/>
               </w:rPr>
-              <w:t xml:space="preserve">  1 RIR — accessory</w:t>
+              <w:t xml:space="preserve">  1 RIR</w:t>
             </w:r>
           </w:p>
         </w:tc>
@@ -9405,7 +10239,7 @@
               <w:bottom w:val="none" w:color="FFFFFF" w:sz="0"/>
               <w:right w:val="none" w:color="FFFFFF" w:sz="0"/>
             </w:tcBorders>
-            <w:shd w:fill="F1F8F2" w:color="auto" w:val="clear"/>
+            <w:shd w:fill="FAF3E0" w:color="auto" w:val="clear"/>
             <w:tcMar>
               <w:top w:type="dxa" w:w="40"/>
               <w:left w:type="dxa" w:w="80"/>
@@ -9424,7 +10258,7 @@
                 <w:sz w:val="18"/>
                 <w:szCs w:val="18"/>
               </w:rPr>
-              <w:t xml:space="preserve">Face Pull (Cable/Band)</w:t>
+              <w:t xml:space="preserve">Tricep Pushdown (Kieser or Band)</w:t>
             </w:r>
           </w:p>
         </w:tc>
@@ -9437,7 +10271,7 @@
               <w:bottom w:val="none" w:color="FFFFFF" w:sz="0"/>
               <w:right w:val="none" w:color="FFFFFF" w:sz="0"/>
             </w:tcBorders>
-            <w:shd w:fill="F1F8F2" w:color="auto" w:val="clear"/>
+            <w:shd w:fill="FAF3E0" w:color="auto" w:val="clear"/>
             <w:tcMar>
               <w:top w:type="dxa" w:w="40"/>
               <w:left w:type="dxa" w:w="80"/>
@@ -9470,27 +10304,27 @@
               <w:bottom w:val="none" w:color="FFFFFF" w:sz="0"/>
               <w:right w:val="none" w:color="FFFFFF" w:sz="0"/>
             </w:tcBorders>
-            <w:shd w:fill="F1F8F2" w:color="auto" w:val="clear"/>
-            <w:tcMar>
-              <w:top w:type="dxa" w:w="40"/>
-              <w:left w:type="dxa" w:w="80"/>
-              <w:bottom w:type="dxa" w:w="40"/>
-              <w:right w:type="dxa" w:w="80"/>
-            </w:tcMar>
-            <w:vAlign w:val="center"/>
-          </w:tcPr>
-          <w:p>
-            <w:pPr>
-              <w:jc w:val="center"/>
-            </w:pPr>
-            <w:r>
-              <w:rPr>
-                <w:rFonts w:ascii="Arial" w:cs="Arial" w:eastAsia="Arial" w:hAnsi="Arial"/>
-                <w:color w:val="6B6B6B"/>
-                <w:sz w:val="15"/>
-                <w:szCs w:val="15"/>
-              </w:rPr>
-              <w:t xml:space="preserve">15―20</w:t>
+            <w:shd w:fill="FAF3E0" w:color="auto" w:val="clear"/>
+            <w:tcMar>
+              <w:top w:type="dxa" w:w="40"/>
+              <w:left w:type="dxa" w:w="80"/>
+              <w:bottom w:type="dxa" w:w="40"/>
+              <w:right w:type="dxa" w:w="80"/>
+            </w:tcMar>
+            <w:vAlign w:val="center"/>
+          </w:tcPr>
+          <w:p>
+            <w:pPr>
+              <w:jc w:val="center"/>
+            </w:pPr>
+            <w:r>
+              <w:rPr>
+                <w:rFonts w:ascii="Arial" w:cs="Arial" w:eastAsia="Arial" w:hAnsi="Arial"/>
+                <w:color w:val="6B6B6B"/>
+                <w:sz w:val="15"/>
+                <w:szCs w:val="15"/>
+              </w:rPr>
+              <w:t xml:space="preserve">12―15</w:t>
             </w:r>
           </w:p>
         </w:tc>
@@ -9503,7 +10337,7 @@
               <w:bottom w:val="none" w:color="FFFFFF" w:sz="0"/>
               <w:right w:val="none" w:color="FFFFFF" w:sz="0"/>
             </w:tcBorders>
-            <w:shd w:fill="F1F8F2" w:color="auto" w:val="clear"/>
+            <w:shd w:fill="FAF3E0" w:color="auto" w:val="clear"/>
             <w:tcMar>
               <w:top w:type="dxa" w:w="40"/>
               <w:left w:type="dxa" w:w="80"/>
@@ -9536,7 +10370,7 @@
               <w:bottom w:val="none" w:color="FFFFFF" w:sz="0"/>
               <w:right w:val="none" w:color="FFFFFF" w:sz="0"/>
             </w:tcBorders>
-            <w:shd w:fill="F1F8F2" w:color="auto" w:val="clear"/>
+            <w:shd w:fill="FAF3E0" w:color="auto" w:val="clear"/>
             <w:tcMar>
               <w:top w:type="dxa" w:w="40"/>
               <w:left w:type="dxa" w:w="80"/>
@@ -9569,7 +10403,7 @@
               <w:bottom w:val="none" w:color="FFFFFF" w:sz="0"/>
               <w:right w:val="none" w:color="FFFFFF" w:sz="0"/>
             </w:tcBorders>
-            <w:shd w:fill="F1F8F2" w:color="auto" w:val="clear"/>
+            <w:shd w:fill="FAF3E0" w:color="auto" w:val="clear"/>
             <w:tcMar>
               <w:top w:type="dxa" w:w="40"/>
               <w:left w:type="dxa" w:w="80"/>
@@ -9602,7 +10436,7 @@
               <w:bottom w:val="none" w:color="FFFFFF" w:sz="0"/>
               <w:right w:val="none" w:color="FFFFFF" w:sz="0"/>
             </w:tcBorders>
-            <w:shd w:fill="F1F8F2" w:color="auto" w:val="clear"/>
+            <w:shd w:fill="FAF3E0" w:color="auto" w:val="clear"/>
             <w:tcMar>
               <w:top w:type="dxa" w:w="40"/>
               <w:left w:type="dxa" w:w="80"/>
@@ -9619,7 +10453,18 @@
                 <w:sz w:val="17"/>
                 <w:szCs w:val="17"/>
               </w:rPr>
-              <w:t xml:space="preserve">Pull to face with external rotation. Elbows at ear height. Rear delt and rotator cuff health.</w:t>
+              <w:t xml:space="preserve">Elbows pinned. Full extension at bottom. Supports pressing strength.</w:t>
+            </w:r>
+            <w:r>
+              <w:rPr>
+                <w:rFonts w:ascii="Arial" w:cs="Arial" w:eastAsia="Arial" w:hAnsi="Arial"/>
+                <w:i/>
+                <w:iCs/>
+                <w:color w:val="00695C"/>
+                <w:sz w:val="14"/>
+                <w:szCs w:val="14"/>
+              </w:rPr>
+              <w:t xml:space="preserve">  1 RIR — accessory</w:t>
             </w:r>
           </w:p>
         </w:tc>
@@ -9639,11 +10484,36 @@
           <w:rFonts w:ascii="Arial" w:cs="Arial" w:eastAsia="Arial" w:hAnsi="Arial"/>
           <w:b/>
           <w:bCs/>
-          <w:color w:val="C9A227"/>
+          <w:color w:val="43A047"/>
           <w:sz w:val="17"/>
           <w:szCs w:val="17"/>
         </w:rPr>
-        <w:t xml:space="preserve">C — ACCESSORY &amp; PUSH-UP</w:t>
+        <w:t xml:space="preserve">C — SECONDARY COMPOUND — OVERHEAD PRESS &amp; VERTICAL PULL</w:t>
+      </w:r>
+    </w:p>
+    <w:p>
+      <w:pPr>
+        <w:spacing w:after="80"/>
+      </w:pPr>
+      <w:r>
+        <w:rPr>
+          <w:rFonts w:ascii="Arial" w:cs="Arial" w:eastAsia="Arial" w:hAnsi="Arial"/>
+          <w:b/>
+          <w:bCs/>
+          <w:color w:val="43A047"/>
+          <w:sz w:val="17"/>
+          <w:szCs w:val="17"/>
+        </w:rPr>
+        <w:t xml:space="preserve">Load Target:  </w:t>
+      </w:r>
+      <w:r>
+        <w:rPr>
+          <w:rFonts w:ascii="Arial" w:cs="Arial" w:eastAsia="Arial" w:hAnsi="Arial"/>
+          <w:color w:val="2C2C2C"/>
+          <w:sz w:val="17"/>
+          <w:szCs w:val="17"/>
+        </w:rPr>
+        <w:t xml:space="preserve">The day's second compound pairing — overhead pressing and vertical pulling. OHP trains at 20 lbs/hand from the 25 lb 3RM baseline. If the day calls for a variation: a seated DB press or a half-kneeling single-arm press covers the same overhead pattern, and the pulldown can swap to light sets on the assisted pull-up machine to feed Friday's progression. The two-DB overhead press stays the lift we track.</w:t>
       </w:r>
     </w:p>
     <w:tbl>
@@ -9677,7 +10547,7 @@
               <w:bottom w:val="none" w:color="FFFFFF" w:sz="0"/>
               <w:right w:val="none" w:color="FFFFFF" w:sz="0"/>
             </w:tcBorders>
-            <w:shd w:fill="F5E8C0" w:color="auto" w:val="clear"/>
+            <w:shd w:fill="E8F5E9" w:color="auto" w:val="clear"/>
             <w:tcMar>
               <w:top w:type="dxa" w:w="40"/>
               <w:left w:type="dxa" w:w="80"/>
@@ -9695,7 +10565,7 @@
                 <w:rFonts w:ascii="Arial" w:cs="Arial" w:eastAsia="Arial" w:hAnsi="Arial"/>
                 <w:b/>
                 <w:bCs/>
-                <w:color w:val="C9A227"/>
+                <w:color w:val="43A047"/>
                 <w:sz w:val="15"/>
                 <w:szCs w:val="15"/>
               </w:rPr>
@@ -9712,25 +10582,25 @@
               <w:bottom w:val="none" w:color="FFFFFF" w:sz="0"/>
               <w:right w:val="none" w:color="FFFFFF" w:sz="0"/>
             </w:tcBorders>
-            <w:shd w:fill="F5E8C0" w:color="auto" w:val="clear"/>
-            <w:tcMar>
-              <w:top w:type="dxa" w:w="40"/>
-              <w:left w:type="dxa" w:w="80"/>
-              <w:bottom w:type="dxa" w:w="40"/>
-              <w:right w:type="dxa" w:w="80"/>
-            </w:tcMar>
-            <w:vAlign w:val="center"/>
-          </w:tcPr>
-          <w:p>
-            <w:pPr>
-              <w:jc w:val="center"/>
-            </w:pPr>
-            <w:r>
-              <w:rPr>
-                <w:rFonts w:ascii="Arial" w:cs="Arial" w:eastAsia="Arial" w:hAnsi="Arial"/>
-                <w:b/>
-                <w:bCs/>
-                <w:color w:val="C9A227"/>
+            <w:shd w:fill="E8F5E9" w:color="auto" w:val="clear"/>
+            <w:tcMar>
+              <w:top w:type="dxa" w:w="40"/>
+              <w:left w:type="dxa" w:w="80"/>
+              <w:bottom w:type="dxa" w:w="40"/>
+              <w:right w:type="dxa" w:w="80"/>
+            </w:tcMar>
+            <w:vAlign w:val="center"/>
+          </w:tcPr>
+          <w:p>
+            <w:pPr>
+              <w:jc w:val="center"/>
+            </w:pPr>
+            <w:r>
+              <w:rPr>
+                <w:rFonts w:ascii="Arial" w:cs="Arial" w:eastAsia="Arial" w:hAnsi="Arial"/>
+                <w:b/>
+                <w:bCs/>
+                <w:color w:val="43A047"/>
                 <w:sz w:val="13"/>
                 <w:szCs w:val="13"/>
               </w:rPr>
@@ -9747,25 +10617,25 @@
               <w:bottom w:val="none" w:color="FFFFFF" w:sz="0"/>
               <w:right w:val="none" w:color="FFFFFF" w:sz="0"/>
             </w:tcBorders>
-            <w:shd w:fill="F5E8C0" w:color="auto" w:val="clear"/>
-            <w:tcMar>
-              <w:top w:type="dxa" w:w="40"/>
-              <w:left w:type="dxa" w:w="80"/>
-              <w:bottom w:type="dxa" w:w="40"/>
-              <w:right w:type="dxa" w:w="80"/>
-            </w:tcMar>
-            <w:vAlign w:val="center"/>
-          </w:tcPr>
-          <w:p>
-            <w:pPr>
-              <w:jc w:val="center"/>
-            </w:pPr>
-            <w:r>
-              <w:rPr>
-                <w:rFonts w:ascii="Arial" w:cs="Arial" w:eastAsia="Arial" w:hAnsi="Arial"/>
-                <w:b/>
-                <w:bCs/>
-                <w:color w:val="C9A227"/>
+            <w:shd w:fill="E8F5E9" w:color="auto" w:val="clear"/>
+            <w:tcMar>
+              <w:top w:type="dxa" w:w="40"/>
+              <w:left w:type="dxa" w:w="80"/>
+              <w:bottom w:type="dxa" w:w="40"/>
+              <w:right w:type="dxa" w:w="80"/>
+            </w:tcMar>
+            <w:vAlign w:val="center"/>
+          </w:tcPr>
+          <w:p>
+            <w:pPr>
+              <w:jc w:val="center"/>
+            </w:pPr>
+            <w:r>
+              <w:rPr>
+                <w:rFonts w:ascii="Arial" w:cs="Arial" w:eastAsia="Arial" w:hAnsi="Arial"/>
+                <w:b/>
+                <w:bCs/>
+                <w:color w:val="43A047"/>
                 <w:sz w:val="13"/>
                 <w:szCs w:val="13"/>
               </w:rPr>
@@ -9782,25 +10652,25 @@
               <w:bottom w:val="none" w:color="FFFFFF" w:sz="0"/>
               <w:right w:val="none" w:color="FFFFFF" w:sz="0"/>
             </w:tcBorders>
-            <w:shd w:fill="F5E8C0" w:color="auto" w:val="clear"/>
-            <w:tcMar>
-              <w:top w:type="dxa" w:w="40"/>
-              <w:left w:type="dxa" w:w="80"/>
-              <w:bottom w:type="dxa" w:w="40"/>
-              <w:right w:type="dxa" w:w="80"/>
-            </w:tcMar>
-            <w:vAlign w:val="center"/>
-          </w:tcPr>
-          <w:p>
-            <w:pPr>
-              <w:jc w:val="center"/>
-            </w:pPr>
-            <w:r>
-              <w:rPr>
-                <w:rFonts w:ascii="Arial" w:cs="Arial" w:eastAsia="Arial" w:hAnsi="Arial"/>
-                <w:b/>
-                <w:bCs/>
-                <w:color w:val="C9A227"/>
+            <w:shd w:fill="E8F5E9" w:color="auto" w:val="clear"/>
+            <w:tcMar>
+              <w:top w:type="dxa" w:w="40"/>
+              <w:left w:type="dxa" w:w="80"/>
+              <w:bottom w:type="dxa" w:w="40"/>
+              <w:right w:type="dxa" w:w="80"/>
+            </w:tcMar>
+            <w:vAlign w:val="center"/>
+          </w:tcPr>
+          <w:p>
+            <w:pPr>
+              <w:jc w:val="center"/>
+            </w:pPr>
+            <w:r>
+              <w:rPr>
+                <w:rFonts w:ascii="Arial" w:cs="Arial" w:eastAsia="Arial" w:hAnsi="Arial"/>
+                <w:b/>
+                <w:bCs/>
+                <w:color w:val="43A047"/>
                 <w:sz w:val="13"/>
                 <w:szCs w:val="13"/>
               </w:rPr>
@@ -9817,25 +10687,25 @@
               <w:bottom w:val="none" w:color="FFFFFF" w:sz="0"/>
               <w:right w:val="none" w:color="FFFFFF" w:sz="0"/>
             </w:tcBorders>
-            <w:shd w:fill="F5E8C0" w:color="auto" w:val="clear"/>
-            <w:tcMar>
-              <w:top w:type="dxa" w:w="40"/>
-              <w:left w:type="dxa" w:w="80"/>
-              <w:bottom w:type="dxa" w:w="40"/>
-              <w:right w:type="dxa" w:w="80"/>
-            </w:tcMar>
-            <w:vAlign w:val="center"/>
-          </w:tcPr>
-          <w:p>
-            <w:pPr>
-              <w:jc w:val="center"/>
-            </w:pPr>
-            <w:r>
-              <w:rPr>
-                <w:rFonts w:ascii="Arial" w:cs="Arial" w:eastAsia="Arial" w:hAnsi="Arial"/>
-                <w:b/>
-                <w:bCs/>
-                <w:color w:val="C9A227"/>
+            <w:shd w:fill="E8F5E9" w:color="auto" w:val="clear"/>
+            <w:tcMar>
+              <w:top w:type="dxa" w:w="40"/>
+              <w:left w:type="dxa" w:w="80"/>
+              <w:bottom w:type="dxa" w:w="40"/>
+              <w:right w:type="dxa" w:w="80"/>
+            </w:tcMar>
+            <w:vAlign w:val="center"/>
+          </w:tcPr>
+          <w:p>
+            <w:pPr>
+              <w:jc w:val="center"/>
+            </w:pPr>
+            <w:r>
+              <w:rPr>
+                <w:rFonts w:ascii="Arial" w:cs="Arial" w:eastAsia="Arial" w:hAnsi="Arial"/>
+                <w:b/>
+                <w:bCs/>
+                <w:color w:val="43A047"/>
                 <w:sz w:val="13"/>
                 <w:szCs w:val="13"/>
               </w:rPr>
@@ -9852,25 +10722,25 @@
               <w:bottom w:val="none" w:color="FFFFFF" w:sz="0"/>
               <w:right w:val="none" w:color="FFFFFF" w:sz="0"/>
             </w:tcBorders>
-            <w:shd w:fill="F5E8C0" w:color="auto" w:val="clear"/>
-            <w:tcMar>
-              <w:top w:type="dxa" w:w="40"/>
-              <w:left w:type="dxa" w:w="80"/>
-              <w:bottom w:type="dxa" w:w="40"/>
-              <w:right w:type="dxa" w:w="80"/>
-            </w:tcMar>
-            <w:vAlign w:val="center"/>
-          </w:tcPr>
-          <w:p>
-            <w:pPr>
-              <w:jc w:val="center"/>
-            </w:pPr>
-            <w:r>
-              <w:rPr>
-                <w:rFonts w:ascii="Arial" w:cs="Arial" w:eastAsia="Arial" w:hAnsi="Arial"/>
-                <w:b/>
-                <w:bCs/>
-                <w:color w:val="C9A227"/>
+            <w:shd w:fill="E8F5E9" w:color="auto" w:val="clear"/>
+            <w:tcMar>
+              <w:top w:type="dxa" w:w="40"/>
+              <w:left w:type="dxa" w:w="80"/>
+              <w:bottom w:type="dxa" w:w="40"/>
+              <w:right w:type="dxa" w:w="80"/>
+            </w:tcMar>
+            <w:vAlign w:val="center"/>
+          </w:tcPr>
+          <w:p>
+            <w:pPr>
+              <w:jc w:val="center"/>
+            </w:pPr>
+            <w:r>
+              <w:rPr>
+                <w:rFonts w:ascii="Arial" w:cs="Arial" w:eastAsia="Arial" w:hAnsi="Arial"/>
+                <w:b/>
+                <w:bCs/>
+                <w:color w:val="43A047"/>
                 <w:sz w:val="13"/>
                 <w:szCs w:val="13"/>
               </w:rPr>
@@ -9887,7 +10757,7 @@
               <w:bottom w:val="none" w:color="FFFFFF" w:sz="0"/>
               <w:right w:val="none" w:color="FFFFFF" w:sz="0"/>
             </w:tcBorders>
-            <w:shd w:fill="F5E8C0" w:color="auto" w:val="clear"/>
+            <w:shd w:fill="E8F5E9" w:color="auto" w:val="clear"/>
             <w:tcMar>
               <w:top w:type="dxa" w:w="40"/>
               <w:left w:type="dxa" w:w="80"/>
@@ -9905,7 +10775,7 @@
                 <w:rFonts w:ascii="Arial" w:cs="Arial" w:eastAsia="Arial" w:hAnsi="Arial"/>
                 <w:b/>
                 <w:bCs/>
-                <w:color w:val="C9A227"/>
+                <w:color w:val="43A047"/>
                 <w:sz w:val="15"/>
                 <w:szCs w:val="15"/>
               </w:rPr>
@@ -9924,7 +10794,7 @@
               <w:bottom w:val="none" w:color="FFFFFF" w:sz="0"/>
               <w:right w:val="none" w:color="FFFFFF" w:sz="0"/>
             </w:tcBorders>
-            <w:shd w:fill="FAF3E0" w:color="auto" w:val="clear"/>
+            <w:shd w:fill="F1F8F2" w:color="auto" w:val="clear"/>
             <w:tcMar>
               <w:top w:type="dxa" w:w="40"/>
               <w:left w:type="dxa" w:w="80"/>
@@ -9943,7 +10813,7 @@
                 <w:sz w:val="18"/>
                 <w:szCs w:val="18"/>
               </w:rPr>
-              <w:t xml:space="preserve">Incline Push-Up</w:t>
+              <w:t xml:space="preserve">Dumbbell Overhead Press</w:t>
             </w:r>
           </w:p>
         </w:tc>
@@ -9956,7 +10826,7 @@
               <w:bottom w:val="none" w:color="FFFFFF" w:sz="0"/>
               <w:right w:val="none" w:color="FFFFFF" w:sz="0"/>
             </w:tcBorders>
-            <w:shd w:fill="FAF3E0" w:color="auto" w:val="clear"/>
+            <w:shd w:fill="F1F8F2" w:color="auto" w:val="clear"/>
             <w:tcMar>
               <w:top w:type="dxa" w:w="40"/>
               <w:left w:type="dxa" w:w="80"/>
@@ -9989,7 +10859,7 @@
               <w:bottom w:val="none" w:color="FFFFFF" w:sz="0"/>
               <w:right w:val="none" w:color="FFFFFF" w:sz="0"/>
             </w:tcBorders>
-            <w:shd w:fill="FAF3E0" w:color="auto" w:val="clear"/>
+            <w:shd w:fill="F1F8F2" w:color="auto" w:val="clear"/>
             <w:tcMar>
               <w:top w:type="dxa" w:w="40"/>
               <w:left w:type="dxa" w:w="80"/>
@@ -10022,27 +10892,27 @@
               <w:bottom w:val="none" w:color="FFFFFF" w:sz="0"/>
               <w:right w:val="none" w:color="FFFFFF" w:sz="0"/>
             </w:tcBorders>
-            <w:shd w:fill="FAF3E0" w:color="auto" w:val="clear"/>
-            <w:tcMar>
-              <w:top w:type="dxa" w:w="40"/>
-              <w:left w:type="dxa" w:w="80"/>
-              <w:bottom w:type="dxa" w:w="40"/>
-              <w:right w:type="dxa" w:w="80"/>
-            </w:tcMar>
-            <w:vAlign w:val="center"/>
-          </w:tcPr>
-          <w:p>
-            <w:pPr>
-              <w:jc w:val="center"/>
-            </w:pPr>
-            <w:r>
-              <w:rPr>
-                <w:rFonts w:ascii="Arial" w:cs="Arial" w:eastAsia="Arial" w:hAnsi="Arial"/>
-                <w:color w:val="6B6B6B"/>
-                <w:sz w:val="15"/>
-                <w:szCs w:val="15"/>
-              </w:rPr>
-              <w:t xml:space="preserve">Bodyweight</w:t>
+            <w:shd w:fill="F1F8F2" w:color="auto" w:val="clear"/>
+            <w:tcMar>
+              <w:top w:type="dxa" w:w="40"/>
+              <w:left w:type="dxa" w:w="80"/>
+              <w:bottom w:type="dxa" w:w="40"/>
+              <w:right w:type="dxa" w:w="80"/>
+            </w:tcMar>
+            <w:vAlign w:val="center"/>
+          </w:tcPr>
+          <w:p>
+            <w:pPr>
+              <w:jc w:val="center"/>
+            </w:pPr>
+            <w:r>
+              <w:rPr>
+                <w:rFonts w:ascii="Arial" w:cs="Arial" w:eastAsia="Arial" w:hAnsi="Arial"/>
+                <w:color w:val="6B6B6B"/>
+                <w:sz w:val="15"/>
+                <w:szCs w:val="15"/>
+              </w:rPr>
+              <w:t xml:space="preserve">20 lbs/hand</w:t>
             </w:r>
           </w:p>
         </w:tc>
@@ -10055,27 +10925,27 @@
               <w:bottom w:val="none" w:color="FFFFFF" w:sz="0"/>
               <w:right w:val="none" w:color="FFFFFF" w:sz="0"/>
             </w:tcBorders>
-            <w:shd w:fill="FAF3E0" w:color="auto" w:val="clear"/>
-            <w:tcMar>
-              <w:top w:type="dxa" w:w="40"/>
-              <w:left w:type="dxa" w:w="80"/>
-              <w:bottom w:type="dxa" w:w="40"/>
-              <w:right w:type="dxa" w:w="80"/>
-            </w:tcMar>
-            <w:vAlign w:val="center"/>
-          </w:tcPr>
-          <w:p>
-            <w:pPr>
-              <w:jc w:val="center"/>
-            </w:pPr>
-            <w:r>
-              <w:rPr>
-                <w:rFonts w:ascii="Arial" w:cs="Arial" w:eastAsia="Arial" w:hAnsi="Arial"/>
-                <w:color w:val="6B6B6B"/>
-                <w:sz w:val="15"/>
-                <w:szCs w:val="15"/>
-              </w:rPr>
-              <w:t xml:space="preserve">3-0-1</w:t>
+            <w:shd w:fill="F1F8F2" w:color="auto" w:val="clear"/>
+            <w:tcMar>
+              <w:top w:type="dxa" w:w="40"/>
+              <w:left w:type="dxa" w:w="80"/>
+              <w:bottom w:type="dxa" w:w="40"/>
+              <w:right w:type="dxa" w:w="80"/>
+            </w:tcMar>
+            <w:vAlign w:val="center"/>
+          </w:tcPr>
+          <w:p>
+            <w:pPr>
+              <w:jc w:val="center"/>
+            </w:pPr>
+            <w:r>
+              <w:rPr>
+                <w:rFonts w:ascii="Arial" w:cs="Arial" w:eastAsia="Arial" w:hAnsi="Arial"/>
+                <w:color w:val="6B6B6B"/>
+                <w:sz w:val="15"/>
+                <w:szCs w:val="15"/>
+              </w:rPr>
+              <w:t xml:space="preserve">2-1-1</w:t>
             </w:r>
           </w:p>
         </w:tc>
@@ -10088,7 +10958,7 @@
               <w:bottom w:val="none" w:color="FFFFFF" w:sz="0"/>
               <w:right w:val="none" w:color="FFFFFF" w:sz="0"/>
             </w:tcBorders>
-            <w:shd w:fill="FAF3E0" w:color="auto" w:val="clear"/>
+            <w:shd w:fill="F1F8F2" w:color="auto" w:val="clear"/>
             <w:tcMar>
               <w:top w:type="dxa" w:w="40"/>
               <w:left w:type="dxa" w:w="80"/>
@@ -10121,7 +10991,7 @@
               <w:bottom w:val="none" w:color="FFFFFF" w:sz="0"/>
               <w:right w:val="none" w:color="FFFFFF" w:sz="0"/>
             </w:tcBorders>
-            <w:shd w:fill="FAF3E0" w:color="auto" w:val="clear"/>
+            <w:shd w:fill="F1F8F2" w:color="auto" w:val="clear"/>
             <w:tcMar>
               <w:top w:type="dxa" w:w="40"/>
               <w:left w:type="dxa" w:w="80"/>
@@ -10138,7 +11008,7 @@
                 <w:sz w:val="17"/>
                 <w:szCs w:val="17"/>
               </w:rPr>
-              <w:t xml:space="preserve">Hands on bench. Continue push-up progression. Wednesday reinforcement.</w:t>
+              <w:t xml:space="preserve">Baseline: 25 lbs ×3RM. Training load: 20 lbs/hand for 10–12 reps. Press overhead, arms alongside ears. Core braced. Increase to 22.5 in Week 3.</w:t>
             </w:r>
             <w:r>
               <w:rPr>
@@ -10149,7 +11019,7 @@
                 <w:sz w:val="14"/>
                 <w:szCs w:val="14"/>
               </w:rPr>
-              <w:t xml:space="preserve">  1 RIR — accessory</w:t>
+              <w:t xml:space="preserve">  2 RIR</w:t>
             </w:r>
           </w:p>
         </w:tc>
@@ -10183,7 +11053,7 @@
                 <w:sz w:val="18"/>
                 <w:szCs w:val="18"/>
               </w:rPr>
-              <w:t xml:space="preserve">Full Push-Up (Floor)</w:t>
+              <w:t xml:space="preserve">Lat Pulldown (Kieser)</w:t>
             </w:r>
           </w:p>
         </w:tc>
@@ -10216,7 +11086,7 @@
                 <w:sz w:val="15"/>
                 <w:szCs w:val="15"/>
               </w:rPr>
-              <w:t xml:space="preserve">2</w:t>
+              <w:t xml:space="preserve">3</w:t>
             </w:r>
           </w:p>
         </w:tc>
@@ -10249,7 +11119,7 @@
                 <w:sz w:val="15"/>
                 <w:szCs w:val="15"/>
               </w:rPr>
-              <w:t xml:space="preserve">Max (3–5)</w:t>
+              <w:t xml:space="preserve">12―15</w:t>
             </w:r>
           </w:p>
         </w:tc>
@@ -10282,7 +11152,7 @@
                 <w:sz w:val="15"/>
                 <w:szCs w:val="15"/>
               </w:rPr>
-              <w:t xml:space="preserve">Bodyweight</w:t>
+              <w:t xml:space="preserve">Moderate</w:t>
             </w:r>
           </w:p>
         </w:tc>
@@ -10315,7 +11185,7 @@
                 <w:sz w:val="15"/>
                 <w:szCs w:val="15"/>
               </w:rPr>
-              <w:t xml:space="preserve">3-0-1</w:t>
+              <w:t xml:space="preserve">2-1-2</w:t>
             </w:r>
           </w:p>
         </w:tc>
@@ -10348,7 +11218,7 @@
                 <w:sz w:val="15"/>
                 <w:szCs w:val="15"/>
               </w:rPr>
-              <w:t xml:space="preserve">90s</w:t>
+              <w:t xml:space="preserve">60s</w:t>
             </w:r>
           </w:p>
         </w:tc>
@@ -10378,7 +11248,7 @@
                 <w:sz w:val="17"/>
                 <w:szCs w:val="17"/>
               </w:rPr>
-              <w:t xml:space="preserve">Attempt floor push-ups. Record reps. Stop before form breaks.</w:t>
+              <w:t xml:space="preserve">Full stretch overhead, drive elbows to hip pockets. Supports pull-up progression. Helps close the gap from Level 9 assisted.</w:t>
             </w:r>
             <w:r>
               <w:rPr>
@@ -10389,7 +11259,7 @@
                 <w:sz w:val="14"/>
                 <w:szCs w:val="14"/>
               </w:rPr>
-              <w:t xml:space="preserve">  1 RIR</w:t>
+              <w:t xml:space="preserve">  1 RIR — accessory</w:t>
             </w:r>
           </w:p>
         </w:tc>
@@ -10404,7 +11274,7 @@
               <w:bottom w:val="none" w:color="FFFFFF" w:sz="0"/>
               <w:right w:val="none" w:color="FFFFFF" w:sz="0"/>
             </w:tcBorders>
-            <w:shd w:fill="FAF3E0" w:color="auto" w:val="clear"/>
+            <w:shd w:fill="F1F8F2" w:color="auto" w:val="clear"/>
             <w:tcMar>
               <w:top w:type="dxa" w:w="40"/>
               <w:left w:type="dxa" w:w="80"/>
@@ -10423,7 +11293,7 @@
                 <w:sz w:val="18"/>
                 <w:szCs w:val="18"/>
               </w:rPr>
-              <w:t xml:space="preserve">Tricep Pushdown</w:t>
+              <w:t xml:space="preserve">Face Pull (Kieser or Band)</w:t>
             </w:r>
           </w:p>
         </w:tc>
@@ -10436,7 +11306,7 @@
               <w:bottom w:val="none" w:color="FFFFFF" w:sz="0"/>
               <w:right w:val="none" w:color="FFFFFF" w:sz="0"/>
             </w:tcBorders>
-            <w:shd w:fill="FAF3E0" w:color="auto" w:val="clear"/>
+            <w:shd w:fill="F1F8F2" w:color="auto" w:val="clear"/>
             <w:tcMar>
               <w:top w:type="dxa" w:w="40"/>
               <w:left w:type="dxa" w:w="80"/>
@@ -10469,27 +11339,27 @@
               <w:bottom w:val="none" w:color="FFFFFF" w:sz="0"/>
               <w:right w:val="none" w:color="FFFFFF" w:sz="0"/>
             </w:tcBorders>
-            <w:shd w:fill="FAF3E0" w:color="auto" w:val="clear"/>
-            <w:tcMar>
-              <w:top w:type="dxa" w:w="40"/>
-              <w:left w:type="dxa" w:w="80"/>
-              <w:bottom w:type="dxa" w:w="40"/>
-              <w:right w:type="dxa" w:w="80"/>
-            </w:tcMar>
-            <w:vAlign w:val="center"/>
-          </w:tcPr>
-          <w:p>
-            <w:pPr>
-              <w:jc w:val="center"/>
-            </w:pPr>
-            <w:r>
-              <w:rPr>
-                <w:rFonts w:ascii="Arial" w:cs="Arial" w:eastAsia="Arial" w:hAnsi="Arial"/>
-                <w:color w:val="6B6B6B"/>
-                <w:sz w:val="15"/>
-                <w:szCs w:val="15"/>
-              </w:rPr>
-              <w:t xml:space="preserve">12―15</w:t>
+            <w:shd w:fill="F1F8F2" w:color="auto" w:val="clear"/>
+            <w:tcMar>
+              <w:top w:type="dxa" w:w="40"/>
+              <w:left w:type="dxa" w:w="80"/>
+              <w:bottom w:type="dxa" w:w="40"/>
+              <w:right w:type="dxa" w:w="80"/>
+            </w:tcMar>
+            <w:vAlign w:val="center"/>
+          </w:tcPr>
+          <w:p>
+            <w:pPr>
+              <w:jc w:val="center"/>
+            </w:pPr>
+            <w:r>
+              <w:rPr>
+                <w:rFonts w:ascii="Arial" w:cs="Arial" w:eastAsia="Arial" w:hAnsi="Arial"/>
+                <w:color w:val="6B6B6B"/>
+                <w:sz w:val="15"/>
+                <w:szCs w:val="15"/>
+              </w:rPr>
+              <w:t xml:space="preserve">15―20</w:t>
             </w:r>
           </w:p>
         </w:tc>
@@ -10502,7 +11372,7 @@
               <w:bottom w:val="none" w:color="FFFFFF" w:sz="0"/>
               <w:right w:val="none" w:color="FFFFFF" w:sz="0"/>
             </w:tcBorders>
-            <w:shd w:fill="FAF3E0" w:color="auto" w:val="clear"/>
+            <w:shd w:fill="F1F8F2" w:color="auto" w:val="clear"/>
             <w:tcMar>
               <w:top w:type="dxa" w:w="40"/>
               <w:left w:type="dxa" w:w="80"/>
@@ -10535,7 +11405,7 @@
               <w:bottom w:val="none" w:color="FFFFFF" w:sz="0"/>
               <w:right w:val="none" w:color="FFFFFF" w:sz="0"/>
             </w:tcBorders>
-            <w:shd w:fill="FAF3E0" w:color="auto" w:val="clear"/>
+            <w:shd w:fill="F1F8F2" w:color="auto" w:val="clear"/>
             <w:tcMar>
               <w:top w:type="dxa" w:w="40"/>
               <w:left w:type="dxa" w:w="80"/>
@@ -10568,7 +11438,7 @@
               <w:bottom w:val="none" w:color="FFFFFF" w:sz="0"/>
               <w:right w:val="none" w:color="FFFFFF" w:sz="0"/>
             </w:tcBorders>
-            <w:shd w:fill="FAF3E0" w:color="auto" w:val="clear"/>
+            <w:shd w:fill="F1F8F2" w:color="auto" w:val="clear"/>
             <w:tcMar>
               <w:top w:type="dxa" w:w="40"/>
               <w:left w:type="dxa" w:w="80"/>
@@ -10601,7 +11471,7 @@
               <w:bottom w:val="none" w:color="FFFFFF" w:sz="0"/>
               <w:right w:val="none" w:color="FFFFFF" w:sz="0"/>
             </w:tcBorders>
-            <w:shd w:fill="FAF3E0" w:color="auto" w:val="clear"/>
+            <w:shd w:fill="F1F8F2" w:color="auto" w:val="clear"/>
             <w:tcMar>
               <w:top w:type="dxa" w:w="40"/>
               <w:left w:type="dxa" w:w="80"/>
@@ -10618,18 +11488,322 @@
                 <w:sz w:val="17"/>
                 <w:szCs w:val="17"/>
               </w:rPr>
-              <w:t xml:space="preserve">Elbows pinned. Full extension at bottom. Supports pressing strength.</w:t>
-            </w:r>
-            <w:r>
-              <w:rPr>
-                <w:rFonts w:ascii="Arial" w:cs="Arial" w:eastAsia="Arial" w:hAnsi="Arial"/>
-                <w:i/>
-                <w:iCs/>
-                <w:color w:val="00695C"/>
-                <w:sz w:val="14"/>
-                <w:szCs w:val="14"/>
-              </w:rPr>
-              <w:t xml:space="preserve">  1 RIR — accessory</w:t>
+              <w:t xml:space="preserve">Pull to face with external rotation. Elbows at ear height. Rear delt and rotator cuff health.</w:t>
+            </w:r>
+          </w:p>
+        </w:tc>
+      </w:tr>
+    </w:tbl>
+    <w:p>
+      <w:pPr>
+        <w:spacing w:after="100"/>
+      </w:pPr>
+    </w:p>
+    <w:p>
+      <w:pPr>
+        <w:spacing w:after="60" w:before="120"/>
+      </w:pPr>
+      <w:r>
+        <w:rPr>
+          <w:rFonts w:ascii="Arial" w:cs="Arial" w:eastAsia="Arial" w:hAnsi="Arial"/>
+          <w:b/>
+          <w:bCs/>
+          <w:color w:val="C9A227"/>
+          <w:sz w:val="17"/>
+          <w:szCs w:val="17"/>
+        </w:rPr>
+        <w:t xml:space="preserve">D — FULL-BODY INTEGRATION — CORE UNDER TENSION</w:t>
+      </w:r>
+    </w:p>
+    <w:p>
+      <w:pPr>
+        <w:spacing w:after="80"/>
+      </w:pPr>
+      <w:r>
+        <w:rPr>
+          <w:rFonts w:ascii="Arial" w:cs="Arial" w:eastAsia="Arial" w:hAnsi="Arial"/>
+          <w:b/>
+          <w:bCs/>
+          <w:color w:val="C9A227"/>
+          <w:sz w:val="17"/>
+          <w:szCs w:val="17"/>
+        </w:rPr>
+        <w:t xml:space="preserve">Why:  </w:t>
+      </w:r>
+      <w:r>
+        <w:rPr>
+          <w:rFonts w:ascii="Arial" w:cs="Arial" w:eastAsia="Arial" w:hAnsi="Arial"/>
+          <w:color w:val="2C2C2C"/>
+          <w:sz w:val="17"/>
+          <w:szCs w:val="17"/>
+        </w:rPr>
+        <w:t xml:space="preserve">The closing hold: one braced plank puts the whole session's posture — ribs down, glutes on, shoulders packed — under one continuous demand.</w:t>
+      </w:r>
+    </w:p>
+    <w:tbl>
+      <w:tblPr>
+        <w:tblW w:type="dxa" w:w="10440"/>
+        <w:tblBorders>
+          <w:top w:val="none" w:color="FFFFFF" w:sz="0"/>
+          <w:left w:val="none" w:color="FFFFFF" w:sz="0"/>
+          <w:bottom w:val="none" w:color="FFFFFF" w:sz="0"/>
+          <w:right w:val="none" w:color="FFFFFF" w:sz="0"/>
+          <w:insideH w:val="single" w:color="auto" w:sz="4"/>
+          <w:insideV w:val="single" w:color="auto" w:sz="4"/>
+        </w:tblBorders>
+      </w:tblPr>
+      <w:tblGrid>
+        <w:gridCol w:w="2400"/>
+        <w:gridCol w:w="380"/>
+        <w:gridCol w:w="420"/>
+        <w:gridCol w:w="680"/>
+        <w:gridCol w:w="540"/>
+        <w:gridCol w:w="440"/>
+        <w:gridCol w:w="5580"/>
+      </w:tblGrid>
+      <w:tr>
+        <w:tc>
+          <w:tcPr>
+            <w:tcW w:type="dxa" w:w="2400"/>
+            <w:tcBorders>
+              <w:top w:val="none" w:color="FFFFFF" w:sz="0"/>
+              <w:left w:val="none" w:color="FFFFFF" w:sz="0"/>
+              <w:bottom w:val="none" w:color="FFFFFF" w:sz="0"/>
+              <w:right w:val="none" w:color="FFFFFF" w:sz="0"/>
+            </w:tcBorders>
+            <w:shd w:fill="F5E8C0" w:color="auto" w:val="clear"/>
+            <w:tcMar>
+              <w:top w:type="dxa" w:w="40"/>
+              <w:left w:type="dxa" w:w="80"/>
+              <w:bottom w:type="dxa" w:w="40"/>
+              <w:right w:type="dxa" w:w="80"/>
+            </w:tcMar>
+            <w:vAlign w:val="center"/>
+          </w:tcPr>
+          <w:p>
+            <w:pPr>
+              <w:jc w:val="left"/>
+            </w:pPr>
+            <w:r>
+              <w:rPr>
+                <w:rFonts w:ascii="Arial" w:cs="Arial" w:eastAsia="Arial" w:hAnsi="Arial"/>
+                <w:b/>
+                <w:bCs/>
+                <w:color w:val="C9A227"/>
+                <w:sz w:val="15"/>
+                <w:szCs w:val="15"/>
+              </w:rPr>
+              <w:t xml:space="preserve">EXERCISE</w:t>
+            </w:r>
+          </w:p>
+        </w:tc>
+        <w:tc>
+          <w:tcPr>
+            <w:tcW w:type="dxa" w:w="380"/>
+            <w:tcBorders>
+              <w:top w:val="none" w:color="FFFFFF" w:sz="0"/>
+              <w:left w:val="none" w:color="FFFFFF" w:sz="0"/>
+              <w:bottom w:val="none" w:color="FFFFFF" w:sz="0"/>
+              <w:right w:val="none" w:color="FFFFFF" w:sz="0"/>
+            </w:tcBorders>
+            <w:shd w:fill="F5E8C0" w:color="auto" w:val="clear"/>
+            <w:tcMar>
+              <w:top w:type="dxa" w:w="40"/>
+              <w:left w:type="dxa" w:w="80"/>
+              <w:bottom w:type="dxa" w:w="40"/>
+              <w:right w:type="dxa" w:w="80"/>
+            </w:tcMar>
+            <w:vAlign w:val="center"/>
+          </w:tcPr>
+          <w:p>
+            <w:pPr>
+              <w:jc w:val="center"/>
+            </w:pPr>
+            <w:r>
+              <w:rPr>
+                <w:rFonts w:ascii="Arial" w:cs="Arial" w:eastAsia="Arial" w:hAnsi="Arial"/>
+                <w:b/>
+                <w:bCs/>
+                <w:color w:val="C9A227"/>
+                <w:sz w:val="13"/>
+                <w:szCs w:val="13"/>
+              </w:rPr>
+              <w:t xml:space="preserve">SETS</w:t>
+            </w:r>
+          </w:p>
+        </w:tc>
+        <w:tc>
+          <w:tcPr>
+            <w:tcW w:type="dxa" w:w="420"/>
+            <w:tcBorders>
+              <w:top w:val="none" w:color="FFFFFF" w:sz="0"/>
+              <w:left w:val="none" w:color="FFFFFF" w:sz="0"/>
+              <w:bottom w:val="none" w:color="FFFFFF" w:sz="0"/>
+              <w:right w:val="none" w:color="FFFFFF" w:sz="0"/>
+            </w:tcBorders>
+            <w:shd w:fill="F5E8C0" w:color="auto" w:val="clear"/>
+            <w:tcMar>
+              <w:top w:type="dxa" w:w="40"/>
+              <w:left w:type="dxa" w:w="80"/>
+              <w:bottom w:type="dxa" w:w="40"/>
+              <w:right w:type="dxa" w:w="80"/>
+            </w:tcMar>
+            <w:vAlign w:val="center"/>
+          </w:tcPr>
+          <w:p>
+            <w:pPr>
+              <w:jc w:val="center"/>
+            </w:pPr>
+            <w:r>
+              <w:rPr>
+                <w:rFonts w:ascii="Arial" w:cs="Arial" w:eastAsia="Arial" w:hAnsi="Arial"/>
+                <w:b/>
+                <w:bCs/>
+                <w:color w:val="C9A227"/>
+                <w:sz w:val="13"/>
+                <w:szCs w:val="13"/>
+              </w:rPr>
+              <w:t xml:space="preserve">REPS</w:t>
+            </w:r>
+          </w:p>
+        </w:tc>
+        <w:tc>
+          <w:tcPr>
+            <w:tcW w:type="dxa" w:w="680"/>
+            <w:tcBorders>
+              <w:top w:val="none" w:color="FFFFFF" w:sz="0"/>
+              <w:left w:val="none" w:color="FFFFFF" w:sz="0"/>
+              <w:bottom w:val="none" w:color="FFFFFF" w:sz="0"/>
+              <w:right w:val="none" w:color="FFFFFF" w:sz="0"/>
+            </w:tcBorders>
+            <w:shd w:fill="F5E8C0" w:color="auto" w:val="clear"/>
+            <w:tcMar>
+              <w:top w:type="dxa" w:w="40"/>
+              <w:left w:type="dxa" w:w="80"/>
+              <w:bottom w:type="dxa" w:w="40"/>
+              <w:right w:type="dxa" w:w="80"/>
+            </w:tcMar>
+            <w:vAlign w:val="center"/>
+          </w:tcPr>
+          <w:p>
+            <w:pPr>
+              <w:jc w:val="center"/>
+            </w:pPr>
+            <w:r>
+              <w:rPr>
+                <w:rFonts w:ascii="Arial" w:cs="Arial" w:eastAsia="Arial" w:hAnsi="Arial"/>
+                <w:b/>
+                <w:bCs/>
+                <w:color w:val="C9A227"/>
+                <w:sz w:val="13"/>
+                <w:szCs w:val="13"/>
+              </w:rPr>
+              <w:t xml:space="preserve">LOAD</w:t>
+            </w:r>
+          </w:p>
+        </w:tc>
+        <w:tc>
+          <w:tcPr>
+            <w:tcW w:type="dxa" w:w="540"/>
+            <w:tcBorders>
+              <w:top w:val="none" w:color="FFFFFF" w:sz="0"/>
+              <w:left w:val="none" w:color="FFFFFF" w:sz="0"/>
+              <w:bottom w:val="none" w:color="FFFFFF" w:sz="0"/>
+              <w:right w:val="none" w:color="FFFFFF" w:sz="0"/>
+            </w:tcBorders>
+            <w:shd w:fill="F5E8C0" w:color="auto" w:val="clear"/>
+            <w:tcMar>
+              <w:top w:type="dxa" w:w="40"/>
+              <w:left w:type="dxa" w:w="80"/>
+              <w:bottom w:type="dxa" w:w="40"/>
+              <w:right w:type="dxa" w:w="80"/>
+            </w:tcMar>
+            <w:vAlign w:val="center"/>
+          </w:tcPr>
+          <w:p>
+            <w:pPr>
+              <w:jc w:val="center"/>
+            </w:pPr>
+            <w:r>
+              <w:rPr>
+                <w:rFonts w:ascii="Arial" w:cs="Arial" w:eastAsia="Arial" w:hAnsi="Arial"/>
+                <w:b/>
+                <w:bCs/>
+                <w:color w:val="C9A227"/>
+                <w:sz w:val="13"/>
+                <w:szCs w:val="13"/>
+              </w:rPr>
+              <w:t xml:space="preserve">TEMPO</w:t>
+            </w:r>
+          </w:p>
+        </w:tc>
+        <w:tc>
+          <w:tcPr>
+            <w:tcW w:type="dxa" w:w="440"/>
+            <w:tcBorders>
+              <w:top w:val="none" w:color="FFFFFF" w:sz="0"/>
+              <w:left w:val="none" w:color="FFFFFF" w:sz="0"/>
+              <w:bottom w:val="none" w:color="FFFFFF" w:sz="0"/>
+              <w:right w:val="none" w:color="FFFFFF" w:sz="0"/>
+            </w:tcBorders>
+            <w:shd w:fill="F5E8C0" w:color="auto" w:val="clear"/>
+            <w:tcMar>
+              <w:top w:type="dxa" w:w="40"/>
+              <w:left w:type="dxa" w:w="80"/>
+              <w:bottom w:type="dxa" w:w="40"/>
+              <w:right w:type="dxa" w:w="80"/>
+            </w:tcMar>
+            <w:vAlign w:val="center"/>
+          </w:tcPr>
+          <w:p>
+            <w:pPr>
+              <w:jc w:val="center"/>
+            </w:pPr>
+            <w:r>
+              <w:rPr>
+                <w:rFonts w:ascii="Arial" w:cs="Arial" w:eastAsia="Arial" w:hAnsi="Arial"/>
+                <w:b/>
+                <w:bCs/>
+                <w:color w:val="C9A227"/>
+                <w:sz w:val="13"/>
+                <w:szCs w:val="13"/>
+              </w:rPr>
+              <w:t xml:space="preserve">REST</w:t>
+            </w:r>
+          </w:p>
+        </w:tc>
+        <w:tc>
+          <w:tcPr>
+            <w:tcW w:type="dxa" w:w="5580"/>
+            <w:tcBorders>
+              <w:top w:val="none" w:color="FFFFFF" w:sz="0"/>
+              <w:left w:val="none" w:color="FFFFFF" w:sz="0"/>
+              <w:bottom w:val="none" w:color="FFFFFF" w:sz="0"/>
+              <w:right w:val="none" w:color="FFFFFF" w:sz="0"/>
+            </w:tcBorders>
+            <w:shd w:fill="F5E8C0" w:color="auto" w:val="clear"/>
+            <w:tcMar>
+              <w:top w:type="dxa" w:w="40"/>
+              <w:left w:type="dxa" w:w="80"/>
+              <w:bottom w:type="dxa" w:w="40"/>
+              <w:right w:type="dxa" w:w="80"/>
+            </w:tcMar>
+            <w:vAlign w:val="center"/>
+          </w:tcPr>
+          <w:p>
+            <w:pPr>
+              <w:jc w:val="left"/>
+            </w:pPr>
+            <w:r>
+              <w:rPr>
+                <w:rFonts w:ascii="Arial" w:cs="Arial" w:eastAsia="Arial" w:hAnsi="Arial"/>
+                <w:b/>
+                <w:bCs/>
+                <w:color w:val="C9A227"/>
+                <w:sz w:val="15"/>
+                <w:szCs w:val="15"/>
+              </w:rPr>
+              <w:t xml:space="preserve">COACHING CUE</w:t>
             </w:r>
           </w:p>
         </w:tc>
@@ -10644,7 +11818,7 @@
               <w:bottom w:val="none" w:color="FFFFFF" w:sz="0"/>
               <w:right w:val="none" w:color="FFFFFF" w:sz="0"/>
             </w:tcBorders>
-            <w:shd w:fill="FFFFFF" w:color="auto" w:val="clear"/>
+            <w:shd w:fill="FAF3E0" w:color="auto" w:val="clear"/>
             <w:tcMar>
               <w:top w:type="dxa" w:w="40"/>
               <w:left w:type="dxa" w:w="80"/>
@@ -10676,7 +11850,7 @@
               <w:bottom w:val="none" w:color="FFFFFF" w:sz="0"/>
               <w:right w:val="none" w:color="FFFFFF" w:sz="0"/>
             </w:tcBorders>
-            <w:shd w:fill="FFFFFF" w:color="auto" w:val="clear"/>
+            <w:shd w:fill="FAF3E0" w:color="auto" w:val="clear"/>
             <w:tcMar>
               <w:top w:type="dxa" w:w="40"/>
               <w:left w:type="dxa" w:w="80"/>
@@ -10709,7 +11883,7 @@
               <w:bottom w:val="none" w:color="FFFFFF" w:sz="0"/>
               <w:right w:val="none" w:color="FFFFFF" w:sz="0"/>
             </w:tcBorders>
-            <w:shd w:fill="FFFFFF" w:color="auto" w:val="clear"/>
+            <w:shd w:fill="FAF3E0" w:color="auto" w:val="clear"/>
             <w:tcMar>
               <w:top w:type="dxa" w:w="40"/>
               <w:left w:type="dxa" w:w="80"/>
@@ -10742,7 +11916,7 @@
               <w:bottom w:val="none" w:color="FFFFFF" w:sz="0"/>
               <w:right w:val="none" w:color="FFFFFF" w:sz="0"/>
             </w:tcBorders>
-            <w:shd w:fill="FFFFFF" w:color="auto" w:val="clear"/>
+            <w:shd w:fill="FAF3E0" w:color="auto" w:val="clear"/>
             <w:tcMar>
               <w:top w:type="dxa" w:w="40"/>
               <w:left w:type="dxa" w:w="80"/>
@@ -10775,7 +11949,7 @@
               <w:bottom w:val="none" w:color="FFFFFF" w:sz="0"/>
               <w:right w:val="none" w:color="FFFFFF" w:sz="0"/>
             </w:tcBorders>
-            <w:shd w:fill="FFFFFF" w:color="auto" w:val="clear"/>
+            <w:shd w:fill="FAF3E0" w:color="auto" w:val="clear"/>
             <w:tcMar>
               <w:top w:type="dxa" w:w="40"/>
               <w:left w:type="dxa" w:w="80"/>
@@ -10808,7 +11982,7 @@
               <w:bottom w:val="none" w:color="FFFFFF" w:sz="0"/>
               <w:right w:val="none" w:color="FFFFFF" w:sz="0"/>
             </w:tcBorders>
-            <w:shd w:fill="FFFFFF" w:color="auto" w:val="clear"/>
+            <w:shd w:fill="FAF3E0" w:color="auto" w:val="clear"/>
             <w:tcMar>
               <w:top w:type="dxa" w:w="40"/>
               <w:left w:type="dxa" w:w="80"/>
@@ -10841,7 +12015,7 @@
               <w:bottom w:val="none" w:color="FFFFFF" w:sz="0"/>
               <w:right w:val="none" w:color="FFFFFF" w:sz="0"/>
             </w:tcBorders>
-            <w:shd w:fill="FFFFFF" w:color="auto" w:val="clear"/>
+            <w:shd w:fill="FAF3E0" w:color="auto" w:val="clear"/>
             <w:tcMar>
               <w:top w:type="dxa" w:w="40"/>
               <w:left w:type="dxa" w:w="80"/>
@@ -11757,7 +12931,7 @@
                 <w:sz w:val="18"/>
                 <w:szCs w:val="18"/>
               </w:rPr>
-              <w:t xml:space="preserve">Cable/Band Adductor Pull</w:t>
+              <w:t xml:space="preserve">Adductor Pull (Kieser or Band)</w:t>
             </w:r>
           </w:p>
         </w:tc>
@@ -11952,7 +13126,7 @@
                 <w:sz w:val="17"/>
                 <w:szCs w:val="17"/>
               </w:rPr>
-              <w:t xml:space="preserve">Standing, cable or band at ankle height. Pull working leg across midline. Direct adductor strengthening.</w:t>
+              <w:t xml:space="preserve">Standing, Kieser or band at ankle height. Pull working leg across midline. Direct adductor strengthening.</w:t>
             </w:r>
           </w:p>
         </w:tc>
@@ -12218,7 +13392,7 @@
           <w:sz w:val="17"/>
           <w:szCs w:val="17"/>
         </w:rPr>
-        <w:t xml:space="preserve">B — PRIMARY HINGE STRENGTH (80% EFFORT)</w:t>
+        <w:t xml:space="preserve">B — PRIMARY COMPOUND — HINGE (80% EFFORT)</w:t>
       </w:r>
     </w:p>
     <w:p>
@@ -12243,7 +13417,7 @@
           <w:sz w:val="17"/>
           <w:szCs w:val="17"/>
         </w:rPr>
-        <w:t xml:space="preserve">Deadlift starts at 55–60 lbs and progresses to 75 lbs by Week 4. At 80% effort this means 3–4 reps feel like work but the set completes cleanly. Sumo RDL should load the adductors — feel the inner thigh under tension. HINGE STOP-SIGNAL: back pain during the deadlift or a single-leg hip hinge means STOP the set immediately — regress to hinge-free squat patterns for the remainder of the session and flag it before the next one. That call is not made mid-set.</w:t>
+        <w:t xml:space="preserve">Deadlift starts at 55–60 lbs and progresses to 75 lbs by Week 4. At 80% effort this means 3–4 reps feel like work but the set completes cleanly. Sumo RDL should load the adductors — feel the inner thigh under tension. If the day calls for a hinge variation, rotate between: a hex bar deadlift (more upright torso — often the friendliest hinge for a sensitive lower back), a two-dumbbell deadlift, or an elevated block pull (shortened range) — every option lives under the same stop-signal below, word for word, and the conventional deadlift stays the lift we track. HINGE STOP-SIGNAL: back pain during the deadlift or a single-leg hip hinge means STOP the set immediately — regress to hinge-free squat patterns for the remainder of the session and flag it before the next one. That call is not made mid-set.</w:t>
       </w:r>
     </w:p>
     <w:tbl>
@@ -12655,7 +13829,7 @@
                 <w:sz w:val="15"/>
                 <w:szCs w:val="15"/>
               </w:rPr>
-              <w:t xml:space="preserve">55–65 lbs</w:t>
+              <w:t xml:space="preserve">Wk1: 55–65 → Wk4: 75+ lbs</w:t>
             </w:r>
           </w:p>
         </w:tc>
@@ -13279,7 +14453,32 @@
           <w:sz w:val="17"/>
           <w:szCs w:val="17"/>
         </w:rPr>
-        <w:t xml:space="preserve">C — HIP THRUST &amp; POSTERIOR CHAIN</w:t>
+        <w:t xml:space="preserve">C — ACCESSORY — UNILATERAL HINGE (LEFT LEAD)</w:t>
+      </w:r>
+    </w:p>
+    <w:p>
+      <w:pPr>
+        <w:spacing w:after="80"/>
+      </w:pPr>
+      <w:r>
+        <w:rPr>
+          <w:rFonts w:ascii="Arial" w:cs="Arial" w:eastAsia="Arial" w:hAnsi="Arial"/>
+          <w:b/>
+          <w:bCs/>
+          <w:color w:val="C9A227"/>
+          <w:sz w:val="17"/>
+          <w:szCs w:val="17"/>
+        </w:rPr>
+        <w:t xml:space="preserve">Why:  </w:t>
+      </w:r>
+      <w:r>
+        <w:rPr>
+          <w:rFonts w:ascii="Arial" w:cs="Arial" w:eastAsia="Arial" w:hAnsi="Arial"/>
+          <w:color w:val="2C2C2C"/>
+          <w:sz w:val="17"/>
+          <w:szCs w:val="17"/>
+        </w:rPr>
+        <w:t xml:space="preserve">The unilateral hinge accessory behind the primary — balance, hip control, and left-side priority, governed by the same stop-signal as every hinge on this page.</w:t>
       </w:r>
     </w:p>
     <w:tbl>
@@ -13579,7 +14778,20 @@
                 <w:sz w:val="18"/>
                 <w:szCs w:val="18"/>
               </w:rPr>
-              <w:t xml:space="preserve">Hip Thrust (Barbell or DB)</w:t>
+              <w:t xml:space="preserve">Single-Leg RDL (Left Lead)</w:t>
+            </w:r>
+          </w:p>
+          <w:p>
+            <w:r>
+              <w:rPr>
+                <w:rFonts w:ascii="Arial" w:cs="Arial" w:eastAsia="Arial" w:hAnsi="Arial"/>
+                <w:i/>
+                <w:iCs/>
+                <w:color w:val="B71C1C"/>
+                <w:sz w:val="14"/>
+                <w:szCs w:val="14"/>
+              </w:rPr>
+              <w:t xml:space="preserve">Hinge stop-signal — back pain means STOP; regress to hinge-free squat patterns.</w:t>
             </w:r>
           </w:p>
         </w:tc>
@@ -13612,7 +14824,7 @@
                 <w:sz w:val="15"/>
                 <w:szCs w:val="15"/>
               </w:rPr>
-              <w:t xml:space="preserve">4</w:t>
+              <w:t xml:space="preserve">3</w:t>
             </w:r>
           </w:p>
         </w:tc>
@@ -13645,7 +14857,7 @@
                 <w:sz w:val="15"/>
                 <w:szCs w:val="15"/>
               </w:rPr>
-              <w:t xml:space="preserve">10―12</w:t>
+              <w:t xml:space="preserve">8 ea</w:t>
             </w:r>
           </w:p>
         </w:tc>
@@ -13678,7 +14890,7 @@
                 <w:sz w:val="15"/>
                 <w:szCs w:val="15"/>
               </w:rPr>
-              <w:t xml:space="preserve">45―60 lbs</w:t>
+              <w:t xml:space="preserve">12―17 lbs</w:t>
             </w:r>
           </w:p>
         </w:tc>
@@ -13711,7 +14923,7 @@
                 <w:sz w:val="15"/>
                 <w:szCs w:val="15"/>
               </w:rPr>
-              <w:t xml:space="preserve">2-2-1</w:t>
+              <w:t xml:space="preserve">3-1-1</w:t>
             </w:r>
           </w:p>
         </w:tc>
@@ -13774,7 +14986,7 @@
                 <w:sz w:val="17"/>
                 <w:szCs w:val="17"/>
               </w:rPr>
-              <w:t xml:space="preserve">Shoulders on bench, drive through heels. Hold squeeze 2 seconds at top. Add 5–10 lbs per week. This drives the glute strength that supports both squat and hinge corrections.</w:t>
+              <w:t xml:space="preserve">LEFT leg first, all sets. Hinge from hip, hamstring stretch. Balance and unilateral hip control.</w:t>
             </w:r>
             <w:r>
               <w:rPr>
@@ -13790,6 +15002,74 @@
           </w:p>
         </w:tc>
       </w:tr>
+    </w:tbl>
+    <w:p>
+      <w:pPr>
+        <w:spacing w:after="100"/>
+      </w:pPr>
+    </w:p>
+    <w:p>
+      <w:pPr>
+        <w:spacing w:after="60" w:before="120"/>
+      </w:pPr>
+      <w:r>
+        <w:rPr>
+          <w:rFonts w:ascii="Arial" w:cs="Arial" w:eastAsia="Arial" w:hAnsi="Arial"/>
+          <w:b/>
+          <w:bCs/>
+          <w:color w:val="C9A227"/>
+          <w:sz w:val="17"/>
+          <w:szCs w:val="17"/>
+        </w:rPr>
+        <w:t xml:space="preserve">D — SECONDARY COMPOUND — HIP THRUST</w:t>
+      </w:r>
+    </w:p>
+    <w:p>
+      <w:pPr>
+        <w:spacing w:after="80"/>
+      </w:pPr>
+      <w:r>
+        <w:rPr>
+          <w:rFonts w:ascii="Arial" w:cs="Arial" w:eastAsia="Arial" w:hAnsi="Arial"/>
+          <w:b/>
+          <w:bCs/>
+          <w:color w:val="C9A227"/>
+          <w:sz w:val="17"/>
+          <w:szCs w:val="17"/>
+        </w:rPr>
+        <w:t xml:space="preserve">Load Target:  </w:t>
+      </w:r>
+      <w:r>
+        <w:rPr>
+          <w:rFonts w:ascii="Arial" w:cs="Arial" w:eastAsia="Arial" w:hAnsi="Arial"/>
+          <w:color w:val="2C2C2C"/>
+          <w:sz w:val="17"/>
+          <w:szCs w:val="17"/>
+        </w:rPr>
+        <w:t xml:space="preserve">The day's second compound — hip extension without the hinge's spinal lever, which is exactly why it anchors the back half of this session. If the day calls for a variation, rotate between: a B-stance hip thrust, a heavy glute bridge from the floor, or a single-DB hip thrust — all hinge-free patterns. The barbell/DB hip thrust stays the lift we track.</w:t>
+      </w:r>
+    </w:p>
+    <w:tbl>
+      <w:tblPr>
+        <w:tblW w:type="dxa" w:w="10440"/>
+        <w:tblBorders>
+          <w:top w:val="none" w:color="FFFFFF" w:sz="0"/>
+          <w:left w:val="none" w:color="FFFFFF" w:sz="0"/>
+          <w:bottom w:val="none" w:color="FFFFFF" w:sz="0"/>
+          <w:right w:val="none" w:color="FFFFFF" w:sz="0"/>
+          <w:insideH w:val="single" w:color="auto" w:sz="4"/>
+          <w:insideV w:val="single" w:color="auto" w:sz="4"/>
+        </w:tblBorders>
+      </w:tblPr>
+      <w:tblGrid>
+        <w:gridCol w:w="2400"/>
+        <w:gridCol w:w="380"/>
+        <w:gridCol w:w="420"/>
+        <w:gridCol w:w="680"/>
+        <w:gridCol w:w="540"/>
+        <w:gridCol w:w="440"/>
+        <w:gridCol w:w="5580"/>
+      </w:tblGrid>
       <w:tr>
         <w:tc>
           <w:tcPr>
@@ -13800,7 +15080,254 @@
               <w:bottom w:val="none" w:color="FFFFFF" w:sz="0"/>
               <w:right w:val="none" w:color="FFFFFF" w:sz="0"/>
             </w:tcBorders>
-            <w:shd w:fill="FFFFFF" w:color="auto" w:val="clear"/>
+            <w:shd w:fill="F5E8C0" w:color="auto" w:val="clear"/>
+            <w:tcMar>
+              <w:top w:type="dxa" w:w="40"/>
+              <w:left w:type="dxa" w:w="80"/>
+              <w:bottom w:type="dxa" w:w="40"/>
+              <w:right w:type="dxa" w:w="80"/>
+            </w:tcMar>
+            <w:vAlign w:val="center"/>
+          </w:tcPr>
+          <w:p>
+            <w:pPr>
+              <w:jc w:val="left"/>
+            </w:pPr>
+            <w:r>
+              <w:rPr>
+                <w:rFonts w:ascii="Arial" w:cs="Arial" w:eastAsia="Arial" w:hAnsi="Arial"/>
+                <w:b/>
+                <w:bCs/>
+                <w:color w:val="C9A227"/>
+                <w:sz w:val="15"/>
+                <w:szCs w:val="15"/>
+              </w:rPr>
+              <w:t xml:space="preserve">EXERCISE</w:t>
+            </w:r>
+          </w:p>
+        </w:tc>
+        <w:tc>
+          <w:tcPr>
+            <w:tcW w:type="dxa" w:w="380"/>
+            <w:tcBorders>
+              <w:top w:val="none" w:color="FFFFFF" w:sz="0"/>
+              <w:left w:val="none" w:color="FFFFFF" w:sz="0"/>
+              <w:bottom w:val="none" w:color="FFFFFF" w:sz="0"/>
+              <w:right w:val="none" w:color="FFFFFF" w:sz="0"/>
+            </w:tcBorders>
+            <w:shd w:fill="F5E8C0" w:color="auto" w:val="clear"/>
+            <w:tcMar>
+              <w:top w:type="dxa" w:w="40"/>
+              <w:left w:type="dxa" w:w="80"/>
+              <w:bottom w:type="dxa" w:w="40"/>
+              <w:right w:type="dxa" w:w="80"/>
+            </w:tcMar>
+            <w:vAlign w:val="center"/>
+          </w:tcPr>
+          <w:p>
+            <w:pPr>
+              <w:jc w:val="center"/>
+            </w:pPr>
+            <w:r>
+              <w:rPr>
+                <w:rFonts w:ascii="Arial" w:cs="Arial" w:eastAsia="Arial" w:hAnsi="Arial"/>
+                <w:b/>
+                <w:bCs/>
+                <w:color w:val="C9A227"/>
+                <w:sz w:val="13"/>
+                <w:szCs w:val="13"/>
+              </w:rPr>
+              <w:t xml:space="preserve">SETS</w:t>
+            </w:r>
+          </w:p>
+        </w:tc>
+        <w:tc>
+          <w:tcPr>
+            <w:tcW w:type="dxa" w:w="420"/>
+            <w:tcBorders>
+              <w:top w:val="none" w:color="FFFFFF" w:sz="0"/>
+              <w:left w:val="none" w:color="FFFFFF" w:sz="0"/>
+              <w:bottom w:val="none" w:color="FFFFFF" w:sz="0"/>
+              <w:right w:val="none" w:color="FFFFFF" w:sz="0"/>
+            </w:tcBorders>
+            <w:shd w:fill="F5E8C0" w:color="auto" w:val="clear"/>
+            <w:tcMar>
+              <w:top w:type="dxa" w:w="40"/>
+              <w:left w:type="dxa" w:w="80"/>
+              <w:bottom w:type="dxa" w:w="40"/>
+              <w:right w:type="dxa" w:w="80"/>
+            </w:tcMar>
+            <w:vAlign w:val="center"/>
+          </w:tcPr>
+          <w:p>
+            <w:pPr>
+              <w:jc w:val="center"/>
+            </w:pPr>
+            <w:r>
+              <w:rPr>
+                <w:rFonts w:ascii="Arial" w:cs="Arial" w:eastAsia="Arial" w:hAnsi="Arial"/>
+                <w:b/>
+                <w:bCs/>
+                <w:color w:val="C9A227"/>
+                <w:sz w:val="13"/>
+                <w:szCs w:val="13"/>
+              </w:rPr>
+              <w:t xml:space="preserve">REPS</w:t>
+            </w:r>
+          </w:p>
+        </w:tc>
+        <w:tc>
+          <w:tcPr>
+            <w:tcW w:type="dxa" w:w="680"/>
+            <w:tcBorders>
+              <w:top w:val="none" w:color="FFFFFF" w:sz="0"/>
+              <w:left w:val="none" w:color="FFFFFF" w:sz="0"/>
+              <w:bottom w:val="none" w:color="FFFFFF" w:sz="0"/>
+              <w:right w:val="none" w:color="FFFFFF" w:sz="0"/>
+            </w:tcBorders>
+            <w:shd w:fill="F5E8C0" w:color="auto" w:val="clear"/>
+            <w:tcMar>
+              <w:top w:type="dxa" w:w="40"/>
+              <w:left w:type="dxa" w:w="80"/>
+              <w:bottom w:type="dxa" w:w="40"/>
+              <w:right w:type="dxa" w:w="80"/>
+            </w:tcMar>
+            <w:vAlign w:val="center"/>
+          </w:tcPr>
+          <w:p>
+            <w:pPr>
+              <w:jc w:val="center"/>
+            </w:pPr>
+            <w:r>
+              <w:rPr>
+                <w:rFonts w:ascii="Arial" w:cs="Arial" w:eastAsia="Arial" w:hAnsi="Arial"/>
+                <w:b/>
+                <w:bCs/>
+                <w:color w:val="C9A227"/>
+                <w:sz w:val="13"/>
+                <w:szCs w:val="13"/>
+              </w:rPr>
+              <w:t xml:space="preserve">LOAD</w:t>
+            </w:r>
+          </w:p>
+        </w:tc>
+        <w:tc>
+          <w:tcPr>
+            <w:tcW w:type="dxa" w:w="540"/>
+            <w:tcBorders>
+              <w:top w:val="none" w:color="FFFFFF" w:sz="0"/>
+              <w:left w:val="none" w:color="FFFFFF" w:sz="0"/>
+              <w:bottom w:val="none" w:color="FFFFFF" w:sz="0"/>
+              <w:right w:val="none" w:color="FFFFFF" w:sz="0"/>
+            </w:tcBorders>
+            <w:shd w:fill="F5E8C0" w:color="auto" w:val="clear"/>
+            <w:tcMar>
+              <w:top w:type="dxa" w:w="40"/>
+              <w:left w:type="dxa" w:w="80"/>
+              <w:bottom w:type="dxa" w:w="40"/>
+              <w:right w:type="dxa" w:w="80"/>
+            </w:tcMar>
+            <w:vAlign w:val="center"/>
+          </w:tcPr>
+          <w:p>
+            <w:pPr>
+              <w:jc w:val="center"/>
+            </w:pPr>
+            <w:r>
+              <w:rPr>
+                <w:rFonts w:ascii="Arial" w:cs="Arial" w:eastAsia="Arial" w:hAnsi="Arial"/>
+                <w:b/>
+                <w:bCs/>
+                <w:color w:val="C9A227"/>
+                <w:sz w:val="13"/>
+                <w:szCs w:val="13"/>
+              </w:rPr>
+              <w:t xml:space="preserve">TEMPO</w:t>
+            </w:r>
+          </w:p>
+        </w:tc>
+        <w:tc>
+          <w:tcPr>
+            <w:tcW w:type="dxa" w:w="440"/>
+            <w:tcBorders>
+              <w:top w:val="none" w:color="FFFFFF" w:sz="0"/>
+              <w:left w:val="none" w:color="FFFFFF" w:sz="0"/>
+              <w:bottom w:val="none" w:color="FFFFFF" w:sz="0"/>
+              <w:right w:val="none" w:color="FFFFFF" w:sz="0"/>
+            </w:tcBorders>
+            <w:shd w:fill="F5E8C0" w:color="auto" w:val="clear"/>
+            <w:tcMar>
+              <w:top w:type="dxa" w:w="40"/>
+              <w:left w:type="dxa" w:w="80"/>
+              <w:bottom w:type="dxa" w:w="40"/>
+              <w:right w:type="dxa" w:w="80"/>
+            </w:tcMar>
+            <w:vAlign w:val="center"/>
+          </w:tcPr>
+          <w:p>
+            <w:pPr>
+              <w:jc w:val="center"/>
+            </w:pPr>
+            <w:r>
+              <w:rPr>
+                <w:rFonts w:ascii="Arial" w:cs="Arial" w:eastAsia="Arial" w:hAnsi="Arial"/>
+                <w:b/>
+                <w:bCs/>
+                <w:color w:val="C9A227"/>
+                <w:sz w:val="13"/>
+                <w:szCs w:val="13"/>
+              </w:rPr>
+              <w:t xml:space="preserve">REST</w:t>
+            </w:r>
+          </w:p>
+        </w:tc>
+        <w:tc>
+          <w:tcPr>
+            <w:tcW w:type="dxa" w:w="5580"/>
+            <w:tcBorders>
+              <w:top w:val="none" w:color="FFFFFF" w:sz="0"/>
+              <w:left w:val="none" w:color="FFFFFF" w:sz="0"/>
+              <w:bottom w:val="none" w:color="FFFFFF" w:sz="0"/>
+              <w:right w:val="none" w:color="FFFFFF" w:sz="0"/>
+            </w:tcBorders>
+            <w:shd w:fill="F5E8C0" w:color="auto" w:val="clear"/>
+            <w:tcMar>
+              <w:top w:type="dxa" w:w="40"/>
+              <w:left w:type="dxa" w:w="80"/>
+              <w:bottom w:type="dxa" w:w="40"/>
+              <w:right w:type="dxa" w:w="80"/>
+            </w:tcMar>
+            <w:vAlign w:val="center"/>
+          </w:tcPr>
+          <w:p>
+            <w:pPr>
+              <w:jc w:val="left"/>
+            </w:pPr>
+            <w:r>
+              <w:rPr>
+                <w:rFonts w:ascii="Arial" w:cs="Arial" w:eastAsia="Arial" w:hAnsi="Arial"/>
+                <w:b/>
+                <w:bCs/>
+                <w:color w:val="C9A227"/>
+                <w:sz w:val="15"/>
+                <w:szCs w:val="15"/>
+              </w:rPr>
+              <w:t xml:space="preserve">COACHING CUE</w:t>
+            </w:r>
+          </w:p>
+        </w:tc>
+      </w:tr>
+      <w:tr>
+        <w:tc>
+          <w:tcPr>
+            <w:tcW w:type="dxa" w:w="2400"/>
+            <w:tcBorders>
+              <w:top w:val="none" w:color="FFFFFF" w:sz="0"/>
+              <w:left w:val="none" w:color="FFFFFF" w:sz="0"/>
+              <w:bottom w:val="none" w:color="FFFFFF" w:sz="0"/>
+              <w:right w:val="none" w:color="FFFFFF" w:sz="0"/>
+            </w:tcBorders>
+            <w:shd w:fill="FAF3E0" w:color="auto" w:val="clear"/>
             <w:tcMar>
               <w:top w:type="dxa" w:w="40"/>
               <w:left w:type="dxa" w:w="80"/>
@@ -13819,7 +15346,562 @@
                 <w:sz w:val="18"/>
                 <w:szCs w:val="18"/>
               </w:rPr>
-              <w:t xml:space="preserve">Single-Leg RDL (Left Lead)</w:t>
+              <w:t xml:space="preserve">Hip Thrust (Barbell or DB)</w:t>
+            </w:r>
+          </w:p>
+        </w:tc>
+        <w:tc>
+          <w:tcPr>
+            <w:tcW w:type="dxa" w:w="380"/>
+            <w:tcBorders>
+              <w:top w:val="none" w:color="FFFFFF" w:sz="0"/>
+              <w:left w:val="none" w:color="FFFFFF" w:sz="0"/>
+              <w:bottom w:val="none" w:color="FFFFFF" w:sz="0"/>
+              <w:right w:val="none" w:color="FFFFFF" w:sz="0"/>
+            </w:tcBorders>
+            <w:shd w:fill="FAF3E0" w:color="auto" w:val="clear"/>
+            <w:tcMar>
+              <w:top w:type="dxa" w:w="40"/>
+              <w:left w:type="dxa" w:w="80"/>
+              <w:bottom w:type="dxa" w:w="40"/>
+              <w:right w:type="dxa" w:w="80"/>
+            </w:tcMar>
+            <w:vAlign w:val="center"/>
+          </w:tcPr>
+          <w:p>
+            <w:pPr>
+              <w:jc w:val="center"/>
+            </w:pPr>
+            <w:r>
+              <w:rPr>
+                <w:rFonts w:ascii="Arial" w:cs="Arial" w:eastAsia="Arial" w:hAnsi="Arial"/>
+                <w:color w:val="6B6B6B"/>
+                <w:sz w:val="15"/>
+                <w:szCs w:val="15"/>
+              </w:rPr>
+              <w:t xml:space="preserve">4</w:t>
+            </w:r>
+          </w:p>
+        </w:tc>
+        <w:tc>
+          <w:tcPr>
+            <w:tcW w:type="dxa" w:w="420"/>
+            <w:tcBorders>
+              <w:top w:val="none" w:color="FFFFFF" w:sz="0"/>
+              <w:left w:val="none" w:color="FFFFFF" w:sz="0"/>
+              <w:bottom w:val="none" w:color="FFFFFF" w:sz="0"/>
+              <w:right w:val="none" w:color="FFFFFF" w:sz="0"/>
+            </w:tcBorders>
+            <w:shd w:fill="FAF3E0" w:color="auto" w:val="clear"/>
+            <w:tcMar>
+              <w:top w:type="dxa" w:w="40"/>
+              <w:left w:type="dxa" w:w="80"/>
+              <w:bottom w:type="dxa" w:w="40"/>
+              <w:right w:type="dxa" w:w="80"/>
+            </w:tcMar>
+            <w:vAlign w:val="center"/>
+          </w:tcPr>
+          <w:p>
+            <w:pPr>
+              <w:jc w:val="center"/>
+            </w:pPr>
+            <w:r>
+              <w:rPr>
+                <w:rFonts w:ascii="Arial" w:cs="Arial" w:eastAsia="Arial" w:hAnsi="Arial"/>
+                <w:color w:val="6B6B6B"/>
+                <w:sz w:val="15"/>
+                <w:szCs w:val="15"/>
+              </w:rPr>
+              <w:t xml:space="preserve">10―12</w:t>
+            </w:r>
+          </w:p>
+        </w:tc>
+        <w:tc>
+          <w:tcPr>
+            <w:tcW w:type="dxa" w:w="680"/>
+            <w:tcBorders>
+              <w:top w:val="none" w:color="FFFFFF" w:sz="0"/>
+              <w:left w:val="none" w:color="FFFFFF" w:sz="0"/>
+              <w:bottom w:val="none" w:color="FFFFFF" w:sz="0"/>
+              <w:right w:val="none" w:color="FFFFFF" w:sz="0"/>
+            </w:tcBorders>
+            <w:shd w:fill="FAF3E0" w:color="auto" w:val="clear"/>
+            <w:tcMar>
+              <w:top w:type="dxa" w:w="40"/>
+              <w:left w:type="dxa" w:w="80"/>
+              <w:bottom w:type="dxa" w:w="40"/>
+              <w:right w:type="dxa" w:w="80"/>
+            </w:tcMar>
+            <w:vAlign w:val="center"/>
+          </w:tcPr>
+          <w:p>
+            <w:pPr>
+              <w:jc w:val="center"/>
+            </w:pPr>
+            <w:r>
+              <w:rPr>
+                <w:rFonts w:ascii="Arial" w:cs="Arial" w:eastAsia="Arial" w:hAnsi="Arial"/>
+                <w:color w:val="6B6B6B"/>
+                <w:sz w:val="15"/>
+                <w:szCs w:val="15"/>
+              </w:rPr>
+              <w:t xml:space="preserve">Wk1: 45 → Wk4: 60 lbs</w:t>
+            </w:r>
+          </w:p>
+        </w:tc>
+        <w:tc>
+          <w:tcPr>
+            <w:tcW w:type="dxa" w:w="540"/>
+            <w:tcBorders>
+              <w:top w:val="none" w:color="FFFFFF" w:sz="0"/>
+              <w:left w:val="none" w:color="FFFFFF" w:sz="0"/>
+              <w:bottom w:val="none" w:color="FFFFFF" w:sz="0"/>
+              <w:right w:val="none" w:color="FFFFFF" w:sz="0"/>
+            </w:tcBorders>
+            <w:shd w:fill="FAF3E0" w:color="auto" w:val="clear"/>
+            <w:tcMar>
+              <w:top w:type="dxa" w:w="40"/>
+              <w:left w:type="dxa" w:w="80"/>
+              <w:bottom w:type="dxa" w:w="40"/>
+              <w:right w:type="dxa" w:w="80"/>
+            </w:tcMar>
+            <w:vAlign w:val="center"/>
+          </w:tcPr>
+          <w:p>
+            <w:pPr>
+              <w:jc w:val="center"/>
+            </w:pPr>
+            <w:r>
+              <w:rPr>
+                <w:rFonts w:ascii="Arial" w:cs="Arial" w:eastAsia="Arial" w:hAnsi="Arial"/>
+                <w:color w:val="6B6B6B"/>
+                <w:sz w:val="15"/>
+                <w:szCs w:val="15"/>
+              </w:rPr>
+              <w:t xml:space="preserve">2-2-1</w:t>
+            </w:r>
+          </w:p>
+        </w:tc>
+        <w:tc>
+          <w:tcPr>
+            <w:tcW w:type="dxa" w:w="440"/>
+            <w:tcBorders>
+              <w:top w:val="none" w:color="FFFFFF" w:sz="0"/>
+              <w:left w:val="none" w:color="FFFFFF" w:sz="0"/>
+              <w:bottom w:val="none" w:color="FFFFFF" w:sz="0"/>
+              <w:right w:val="none" w:color="FFFFFF" w:sz="0"/>
+            </w:tcBorders>
+            <w:shd w:fill="FAF3E0" w:color="auto" w:val="clear"/>
+            <w:tcMar>
+              <w:top w:type="dxa" w:w="40"/>
+              <w:left w:type="dxa" w:w="80"/>
+              <w:bottom w:type="dxa" w:w="40"/>
+              <w:right w:type="dxa" w:w="80"/>
+            </w:tcMar>
+            <w:vAlign w:val="center"/>
+          </w:tcPr>
+          <w:p>
+            <w:pPr>
+              <w:jc w:val="center"/>
+            </w:pPr>
+            <w:r>
+              <w:rPr>
+                <w:rFonts w:ascii="Arial" w:cs="Arial" w:eastAsia="Arial" w:hAnsi="Arial"/>
+                <w:color w:val="6B6B6B"/>
+                <w:sz w:val="15"/>
+                <w:szCs w:val="15"/>
+              </w:rPr>
+              <w:t xml:space="preserve">60s</w:t>
+            </w:r>
+          </w:p>
+        </w:tc>
+        <w:tc>
+          <w:tcPr>
+            <w:tcW w:type="dxa" w:w="5580"/>
+            <w:tcBorders>
+              <w:top w:val="none" w:color="FFFFFF" w:sz="0"/>
+              <w:left w:val="none" w:color="FFFFFF" w:sz="0"/>
+              <w:bottom w:val="none" w:color="FFFFFF" w:sz="0"/>
+              <w:right w:val="none" w:color="FFFFFF" w:sz="0"/>
+            </w:tcBorders>
+            <w:shd w:fill="FAF3E0" w:color="auto" w:val="clear"/>
+            <w:tcMar>
+              <w:top w:type="dxa" w:w="40"/>
+              <w:left w:type="dxa" w:w="80"/>
+              <w:bottom w:type="dxa" w:w="40"/>
+              <w:right w:type="dxa" w:w="80"/>
+            </w:tcMar>
+            <w:vAlign w:val="center"/>
+          </w:tcPr>
+          <w:p>
+            <w:r>
+              <w:rPr>
+                <w:rFonts w:ascii="Arial" w:cs="Arial" w:eastAsia="Arial" w:hAnsi="Arial"/>
+                <w:color w:val="6B6B6B"/>
+                <w:sz w:val="17"/>
+                <w:szCs w:val="17"/>
+              </w:rPr>
+              <w:t xml:space="preserve">Shoulders on bench, drive through heels. Hold squeeze 2 seconds at top. Add 5–10 lbs per week. This drives the glute strength that supports both squat and hinge corrections.</w:t>
+            </w:r>
+            <w:r>
+              <w:rPr>
+                <w:rFonts w:ascii="Arial" w:cs="Arial" w:eastAsia="Arial" w:hAnsi="Arial"/>
+                <w:i/>
+                <w:iCs/>
+                <w:color w:val="00695C"/>
+                <w:sz w:val="14"/>
+                <w:szCs w:val="14"/>
+              </w:rPr>
+              <w:t xml:space="preserve">  2 RIR</w:t>
+            </w:r>
+          </w:p>
+        </w:tc>
+      </w:tr>
+    </w:tbl>
+    <w:p>
+      <w:pPr>
+        <w:spacing w:after="100"/>
+      </w:pPr>
+    </w:p>
+    <w:p>
+      <w:pPr>
+        <w:spacing w:after="60" w:before="120"/>
+      </w:pPr>
+      <w:r>
+        <w:rPr>
+          <w:rFonts w:ascii="Arial" w:cs="Arial" w:eastAsia="Arial" w:hAnsi="Arial"/>
+          <w:b/>
+          <w:bCs/>
+          <w:color w:val="C9A227"/>
+          <w:sz w:val="17"/>
+          <w:szCs w:val="17"/>
+        </w:rPr>
+        <w:t xml:space="preserve">E — FULL-BODY INTEGRATION — FARMER CARRY (LIGHT)</w:t>
+      </w:r>
+    </w:p>
+    <w:p>
+      <w:pPr>
+        <w:spacing w:after="80"/>
+      </w:pPr>
+      <w:r>
+        <w:rPr>
+          <w:rFonts w:ascii="Arial" w:cs="Arial" w:eastAsia="Arial" w:hAnsi="Arial"/>
+          <w:b/>
+          <w:bCs/>
+          <w:color w:val="C9A227"/>
+          <w:sz w:val="17"/>
+          <w:szCs w:val="17"/>
+        </w:rPr>
+        <w:t xml:space="preserve">Why:  </w:t>
+      </w:r>
+      <w:r>
+        <w:rPr>
+          <w:rFonts w:ascii="Arial" w:cs="Arial" w:eastAsia="Arial" w:hAnsi="Arial"/>
+          <w:color w:val="2C2C2C"/>
+          <w:sz w:val="17"/>
+          <w:szCs w:val="17"/>
+        </w:rPr>
+        <w:t xml:space="preserve">The closing compound: a short, light farmer carry integrates the day's brace and hip work into upright gait — deliberately below Friday's working carry loads. The pickup is a hinge: the same stop-signal governs it, and the set ends there if the back speaks up.</w:t>
+      </w:r>
+    </w:p>
+    <w:tbl>
+      <w:tblPr>
+        <w:tblW w:type="dxa" w:w="10440"/>
+        <w:tblBorders>
+          <w:top w:val="none" w:color="FFFFFF" w:sz="0"/>
+          <w:left w:val="none" w:color="FFFFFF" w:sz="0"/>
+          <w:bottom w:val="none" w:color="FFFFFF" w:sz="0"/>
+          <w:right w:val="none" w:color="FFFFFF" w:sz="0"/>
+          <w:insideH w:val="single" w:color="auto" w:sz="4"/>
+          <w:insideV w:val="single" w:color="auto" w:sz="4"/>
+        </w:tblBorders>
+      </w:tblPr>
+      <w:tblGrid>
+        <w:gridCol w:w="2400"/>
+        <w:gridCol w:w="380"/>
+        <w:gridCol w:w="420"/>
+        <w:gridCol w:w="680"/>
+        <w:gridCol w:w="540"/>
+        <w:gridCol w:w="440"/>
+        <w:gridCol w:w="5580"/>
+      </w:tblGrid>
+      <w:tr>
+        <w:tc>
+          <w:tcPr>
+            <w:tcW w:type="dxa" w:w="2400"/>
+            <w:tcBorders>
+              <w:top w:val="none" w:color="FFFFFF" w:sz="0"/>
+              <w:left w:val="none" w:color="FFFFFF" w:sz="0"/>
+              <w:bottom w:val="none" w:color="FFFFFF" w:sz="0"/>
+              <w:right w:val="none" w:color="FFFFFF" w:sz="0"/>
+            </w:tcBorders>
+            <w:shd w:fill="F5E8C0" w:color="auto" w:val="clear"/>
+            <w:tcMar>
+              <w:top w:type="dxa" w:w="40"/>
+              <w:left w:type="dxa" w:w="80"/>
+              <w:bottom w:type="dxa" w:w="40"/>
+              <w:right w:type="dxa" w:w="80"/>
+            </w:tcMar>
+            <w:vAlign w:val="center"/>
+          </w:tcPr>
+          <w:p>
+            <w:pPr>
+              <w:jc w:val="left"/>
+            </w:pPr>
+            <w:r>
+              <w:rPr>
+                <w:rFonts w:ascii="Arial" w:cs="Arial" w:eastAsia="Arial" w:hAnsi="Arial"/>
+                <w:b/>
+                <w:bCs/>
+                <w:color w:val="C9A227"/>
+                <w:sz w:val="15"/>
+                <w:szCs w:val="15"/>
+              </w:rPr>
+              <w:t xml:space="preserve">EXERCISE</w:t>
+            </w:r>
+          </w:p>
+        </w:tc>
+        <w:tc>
+          <w:tcPr>
+            <w:tcW w:type="dxa" w:w="380"/>
+            <w:tcBorders>
+              <w:top w:val="none" w:color="FFFFFF" w:sz="0"/>
+              <w:left w:val="none" w:color="FFFFFF" w:sz="0"/>
+              <w:bottom w:val="none" w:color="FFFFFF" w:sz="0"/>
+              <w:right w:val="none" w:color="FFFFFF" w:sz="0"/>
+            </w:tcBorders>
+            <w:shd w:fill="F5E8C0" w:color="auto" w:val="clear"/>
+            <w:tcMar>
+              <w:top w:type="dxa" w:w="40"/>
+              <w:left w:type="dxa" w:w="80"/>
+              <w:bottom w:type="dxa" w:w="40"/>
+              <w:right w:type="dxa" w:w="80"/>
+            </w:tcMar>
+            <w:vAlign w:val="center"/>
+          </w:tcPr>
+          <w:p>
+            <w:pPr>
+              <w:jc w:val="center"/>
+            </w:pPr>
+            <w:r>
+              <w:rPr>
+                <w:rFonts w:ascii="Arial" w:cs="Arial" w:eastAsia="Arial" w:hAnsi="Arial"/>
+                <w:b/>
+                <w:bCs/>
+                <w:color w:val="C9A227"/>
+                <w:sz w:val="13"/>
+                <w:szCs w:val="13"/>
+              </w:rPr>
+              <w:t xml:space="preserve">SETS</w:t>
+            </w:r>
+          </w:p>
+        </w:tc>
+        <w:tc>
+          <w:tcPr>
+            <w:tcW w:type="dxa" w:w="420"/>
+            <w:tcBorders>
+              <w:top w:val="none" w:color="FFFFFF" w:sz="0"/>
+              <w:left w:val="none" w:color="FFFFFF" w:sz="0"/>
+              <w:bottom w:val="none" w:color="FFFFFF" w:sz="0"/>
+              <w:right w:val="none" w:color="FFFFFF" w:sz="0"/>
+            </w:tcBorders>
+            <w:shd w:fill="F5E8C0" w:color="auto" w:val="clear"/>
+            <w:tcMar>
+              <w:top w:type="dxa" w:w="40"/>
+              <w:left w:type="dxa" w:w="80"/>
+              <w:bottom w:type="dxa" w:w="40"/>
+              <w:right w:type="dxa" w:w="80"/>
+            </w:tcMar>
+            <w:vAlign w:val="center"/>
+          </w:tcPr>
+          <w:p>
+            <w:pPr>
+              <w:jc w:val="center"/>
+            </w:pPr>
+            <w:r>
+              <w:rPr>
+                <w:rFonts w:ascii="Arial" w:cs="Arial" w:eastAsia="Arial" w:hAnsi="Arial"/>
+                <w:b/>
+                <w:bCs/>
+                <w:color w:val="C9A227"/>
+                <w:sz w:val="13"/>
+                <w:szCs w:val="13"/>
+              </w:rPr>
+              <w:t xml:space="preserve">REPS</w:t>
+            </w:r>
+          </w:p>
+        </w:tc>
+        <w:tc>
+          <w:tcPr>
+            <w:tcW w:type="dxa" w:w="680"/>
+            <w:tcBorders>
+              <w:top w:val="none" w:color="FFFFFF" w:sz="0"/>
+              <w:left w:val="none" w:color="FFFFFF" w:sz="0"/>
+              <w:bottom w:val="none" w:color="FFFFFF" w:sz="0"/>
+              <w:right w:val="none" w:color="FFFFFF" w:sz="0"/>
+            </w:tcBorders>
+            <w:shd w:fill="F5E8C0" w:color="auto" w:val="clear"/>
+            <w:tcMar>
+              <w:top w:type="dxa" w:w="40"/>
+              <w:left w:type="dxa" w:w="80"/>
+              <w:bottom w:type="dxa" w:w="40"/>
+              <w:right w:type="dxa" w:w="80"/>
+            </w:tcMar>
+            <w:vAlign w:val="center"/>
+          </w:tcPr>
+          <w:p>
+            <w:pPr>
+              <w:jc w:val="center"/>
+            </w:pPr>
+            <w:r>
+              <w:rPr>
+                <w:rFonts w:ascii="Arial" w:cs="Arial" w:eastAsia="Arial" w:hAnsi="Arial"/>
+                <w:b/>
+                <w:bCs/>
+                <w:color w:val="C9A227"/>
+                <w:sz w:val="13"/>
+                <w:szCs w:val="13"/>
+              </w:rPr>
+              <w:t xml:space="preserve">LOAD</w:t>
+            </w:r>
+          </w:p>
+        </w:tc>
+        <w:tc>
+          <w:tcPr>
+            <w:tcW w:type="dxa" w:w="540"/>
+            <w:tcBorders>
+              <w:top w:val="none" w:color="FFFFFF" w:sz="0"/>
+              <w:left w:val="none" w:color="FFFFFF" w:sz="0"/>
+              <w:bottom w:val="none" w:color="FFFFFF" w:sz="0"/>
+              <w:right w:val="none" w:color="FFFFFF" w:sz="0"/>
+            </w:tcBorders>
+            <w:shd w:fill="F5E8C0" w:color="auto" w:val="clear"/>
+            <w:tcMar>
+              <w:top w:type="dxa" w:w="40"/>
+              <w:left w:type="dxa" w:w="80"/>
+              <w:bottom w:type="dxa" w:w="40"/>
+              <w:right w:type="dxa" w:w="80"/>
+            </w:tcMar>
+            <w:vAlign w:val="center"/>
+          </w:tcPr>
+          <w:p>
+            <w:pPr>
+              <w:jc w:val="center"/>
+            </w:pPr>
+            <w:r>
+              <w:rPr>
+                <w:rFonts w:ascii="Arial" w:cs="Arial" w:eastAsia="Arial" w:hAnsi="Arial"/>
+                <w:b/>
+                <w:bCs/>
+                <w:color w:val="C9A227"/>
+                <w:sz w:val="13"/>
+                <w:szCs w:val="13"/>
+              </w:rPr>
+              <w:t xml:space="preserve">TEMPO</w:t>
+            </w:r>
+          </w:p>
+        </w:tc>
+        <w:tc>
+          <w:tcPr>
+            <w:tcW w:type="dxa" w:w="440"/>
+            <w:tcBorders>
+              <w:top w:val="none" w:color="FFFFFF" w:sz="0"/>
+              <w:left w:val="none" w:color="FFFFFF" w:sz="0"/>
+              <w:bottom w:val="none" w:color="FFFFFF" w:sz="0"/>
+              <w:right w:val="none" w:color="FFFFFF" w:sz="0"/>
+            </w:tcBorders>
+            <w:shd w:fill="F5E8C0" w:color="auto" w:val="clear"/>
+            <w:tcMar>
+              <w:top w:type="dxa" w:w="40"/>
+              <w:left w:type="dxa" w:w="80"/>
+              <w:bottom w:type="dxa" w:w="40"/>
+              <w:right w:type="dxa" w:w="80"/>
+            </w:tcMar>
+            <w:vAlign w:val="center"/>
+          </w:tcPr>
+          <w:p>
+            <w:pPr>
+              <w:jc w:val="center"/>
+            </w:pPr>
+            <w:r>
+              <w:rPr>
+                <w:rFonts w:ascii="Arial" w:cs="Arial" w:eastAsia="Arial" w:hAnsi="Arial"/>
+                <w:b/>
+                <w:bCs/>
+                <w:color w:val="C9A227"/>
+                <w:sz w:val="13"/>
+                <w:szCs w:val="13"/>
+              </w:rPr>
+              <w:t xml:space="preserve">REST</w:t>
+            </w:r>
+          </w:p>
+        </w:tc>
+        <w:tc>
+          <w:tcPr>
+            <w:tcW w:type="dxa" w:w="5580"/>
+            <w:tcBorders>
+              <w:top w:val="none" w:color="FFFFFF" w:sz="0"/>
+              <w:left w:val="none" w:color="FFFFFF" w:sz="0"/>
+              <w:bottom w:val="none" w:color="FFFFFF" w:sz="0"/>
+              <w:right w:val="none" w:color="FFFFFF" w:sz="0"/>
+            </w:tcBorders>
+            <w:shd w:fill="F5E8C0" w:color="auto" w:val="clear"/>
+            <w:tcMar>
+              <w:top w:type="dxa" w:w="40"/>
+              <w:left w:type="dxa" w:w="80"/>
+              <w:bottom w:type="dxa" w:w="40"/>
+              <w:right w:type="dxa" w:w="80"/>
+            </w:tcMar>
+            <w:vAlign w:val="center"/>
+          </w:tcPr>
+          <w:p>
+            <w:pPr>
+              <w:jc w:val="left"/>
+            </w:pPr>
+            <w:r>
+              <w:rPr>
+                <w:rFonts w:ascii="Arial" w:cs="Arial" w:eastAsia="Arial" w:hAnsi="Arial"/>
+                <w:b/>
+                <w:bCs/>
+                <w:color w:val="C9A227"/>
+                <w:sz w:val="15"/>
+                <w:szCs w:val="15"/>
+              </w:rPr>
+              <w:t xml:space="preserve">COACHING CUE</w:t>
+            </w:r>
+          </w:p>
+        </w:tc>
+      </w:tr>
+      <w:tr>
+        <w:tc>
+          <w:tcPr>
+            <w:tcW w:type="dxa" w:w="2400"/>
+            <w:tcBorders>
+              <w:top w:val="none" w:color="FFFFFF" w:sz="0"/>
+              <w:left w:val="none" w:color="FFFFFF" w:sz="0"/>
+              <w:bottom w:val="none" w:color="FFFFFF" w:sz="0"/>
+              <w:right w:val="none" w:color="FFFFFF" w:sz="0"/>
+            </w:tcBorders>
+            <w:shd w:fill="FAF3E0" w:color="auto" w:val="clear"/>
+            <w:tcMar>
+              <w:top w:type="dxa" w:w="40"/>
+              <w:left w:type="dxa" w:w="80"/>
+              <w:bottom w:type="dxa" w:w="40"/>
+              <w:right w:type="dxa" w:w="80"/>
+            </w:tcMar>
+            <w:vAlign w:val="center"/>
+          </w:tcPr>
+          <w:p>
+            <w:r>
+              <w:rPr>
+                <w:rFonts w:ascii="Arial" w:cs="Arial" w:eastAsia="Arial" w:hAnsi="Arial"/>
+                <w:b/>
+                <w:bCs/>
+                <w:color w:val="2C2C2C"/>
+                <w:sz w:val="18"/>
+                <w:szCs w:val="18"/>
+              </w:rPr>
+              <w:t xml:space="preserve">Farmer Carry (Light — Integration)</w:t>
             </w:r>
           </w:p>
           <w:p>
@@ -13832,7 +15914,7 @@
                 <w:sz w:val="14"/>
                 <w:szCs w:val="14"/>
               </w:rPr>
-              <w:t xml:space="preserve">Hinge stop-signal — back pain means STOP; regress to hinge-free squat patterns.</w:t>
+              <w:t xml:space="preserve">Hinge stop-signal governs the pickup — back pain means STOP.</w:t>
             </w:r>
           </w:p>
         </w:tc>
@@ -13845,27 +15927,27 @@
               <w:bottom w:val="none" w:color="FFFFFF" w:sz="0"/>
               <w:right w:val="none" w:color="FFFFFF" w:sz="0"/>
             </w:tcBorders>
-            <w:shd w:fill="FFFFFF" w:color="auto" w:val="clear"/>
-            <w:tcMar>
-              <w:top w:type="dxa" w:w="40"/>
-              <w:left w:type="dxa" w:w="80"/>
-              <w:bottom w:type="dxa" w:w="40"/>
-              <w:right w:type="dxa" w:w="80"/>
-            </w:tcMar>
-            <w:vAlign w:val="center"/>
-          </w:tcPr>
-          <w:p>
-            <w:pPr>
-              <w:jc w:val="center"/>
-            </w:pPr>
-            <w:r>
-              <w:rPr>
-                <w:rFonts w:ascii="Arial" w:cs="Arial" w:eastAsia="Arial" w:hAnsi="Arial"/>
-                <w:color w:val="6B6B6B"/>
-                <w:sz w:val="15"/>
-                <w:szCs w:val="15"/>
-              </w:rPr>
-              <w:t xml:space="preserve">3</w:t>
+            <w:shd w:fill="FAF3E0" w:color="auto" w:val="clear"/>
+            <w:tcMar>
+              <w:top w:type="dxa" w:w="40"/>
+              <w:left w:type="dxa" w:w="80"/>
+              <w:bottom w:type="dxa" w:w="40"/>
+              <w:right w:type="dxa" w:w="80"/>
+            </w:tcMar>
+            <w:vAlign w:val="center"/>
+          </w:tcPr>
+          <w:p>
+            <w:pPr>
+              <w:jc w:val="center"/>
+            </w:pPr>
+            <w:r>
+              <w:rPr>
+                <w:rFonts w:ascii="Arial" w:cs="Arial" w:eastAsia="Arial" w:hAnsi="Arial"/>
+                <w:color w:val="6B6B6B"/>
+                <w:sz w:val="15"/>
+                <w:szCs w:val="15"/>
+              </w:rPr>
+              <w:t xml:space="preserve">2</w:t>
             </w:r>
           </w:p>
         </w:tc>
@@ -13878,27 +15960,27 @@
               <w:bottom w:val="none" w:color="FFFFFF" w:sz="0"/>
               <w:right w:val="none" w:color="FFFFFF" w:sz="0"/>
             </w:tcBorders>
-            <w:shd w:fill="FFFFFF" w:color="auto" w:val="clear"/>
-            <w:tcMar>
-              <w:top w:type="dxa" w:w="40"/>
-              <w:left w:type="dxa" w:w="80"/>
-              <w:bottom w:type="dxa" w:w="40"/>
-              <w:right w:type="dxa" w:w="80"/>
-            </w:tcMar>
-            <w:vAlign w:val="center"/>
-          </w:tcPr>
-          <w:p>
-            <w:pPr>
-              <w:jc w:val="center"/>
-            </w:pPr>
-            <w:r>
-              <w:rPr>
-                <w:rFonts w:ascii="Arial" w:cs="Arial" w:eastAsia="Arial" w:hAnsi="Arial"/>
-                <w:color w:val="6B6B6B"/>
-                <w:sz w:val="15"/>
-                <w:szCs w:val="15"/>
-              </w:rPr>
-              <w:t xml:space="preserve">8 ea</w:t>
+            <w:shd w:fill="FAF3E0" w:color="auto" w:val="clear"/>
+            <w:tcMar>
+              <w:top w:type="dxa" w:w="40"/>
+              <w:left w:type="dxa" w:w="80"/>
+              <w:bottom w:type="dxa" w:w="40"/>
+              <w:right w:type="dxa" w:w="80"/>
+            </w:tcMar>
+            <w:vAlign w:val="center"/>
+          </w:tcPr>
+          <w:p>
+            <w:pPr>
+              <w:jc w:val="center"/>
+            </w:pPr>
+            <w:r>
+              <w:rPr>
+                <w:rFonts w:ascii="Arial" w:cs="Arial" w:eastAsia="Arial" w:hAnsi="Arial"/>
+                <w:color w:val="6B6B6B"/>
+                <w:sz w:val="15"/>
+                <w:szCs w:val="15"/>
+              </w:rPr>
+              <w:t xml:space="preserve">25–30 yds</w:t>
             </w:r>
           </w:p>
         </w:tc>
@@ -13911,27 +15993,27 @@
               <w:bottom w:val="none" w:color="FFFFFF" w:sz="0"/>
               <w:right w:val="none" w:color="FFFFFF" w:sz="0"/>
             </w:tcBorders>
-            <w:shd w:fill="FFFFFF" w:color="auto" w:val="clear"/>
-            <w:tcMar>
-              <w:top w:type="dxa" w:w="40"/>
-              <w:left w:type="dxa" w:w="80"/>
-              <w:bottom w:type="dxa" w:w="40"/>
-              <w:right w:type="dxa" w:w="80"/>
-            </w:tcMar>
-            <w:vAlign w:val="center"/>
-          </w:tcPr>
-          <w:p>
-            <w:pPr>
-              <w:jc w:val="center"/>
-            </w:pPr>
-            <w:r>
-              <w:rPr>
-                <w:rFonts w:ascii="Arial" w:cs="Arial" w:eastAsia="Arial" w:hAnsi="Arial"/>
-                <w:color w:val="6B6B6B"/>
-                <w:sz w:val="15"/>
-                <w:szCs w:val="15"/>
-              </w:rPr>
-              <w:t xml:space="preserve">12―17 lbs</w:t>
+            <w:shd w:fill="FAF3E0" w:color="auto" w:val="clear"/>
+            <w:tcMar>
+              <w:top w:type="dxa" w:w="40"/>
+              <w:left w:type="dxa" w:w="80"/>
+              <w:bottom w:type="dxa" w:w="40"/>
+              <w:right w:type="dxa" w:w="80"/>
+            </w:tcMar>
+            <w:vAlign w:val="center"/>
+          </w:tcPr>
+          <w:p>
+            <w:pPr>
+              <w:jc w:val="center"/>
+            </w:pPr>
+            <w:r>
+              <w:rPr>
+                <w:rFonts w:ascii="Arial" w:cs="Arial" w:eastAsia="Arial" w:hAnsi="Arial"/>
+                <w:color w:val="6B6B6B"/>
+                <w:sz w:val="15"/>
+                <w:szCs w:val="15"/>
+              </w:rPr>
+              <w:t xml:space="preserve">25–30 lbs/hand</w:t>
             </w:r>
           </w:p>
         </w:tc>
@@ -13944,27 +16026,27 @@
               <w:bottom w:val="none" w:color="FFFFFF" w:sz="0"/>
               <w:right w:val="none" w:color="FFFFFF" w:sz="0"/>
             </w:tcBorders>
-            <w:shd w:fill="FFFFFF" w:color="auto" w:val="clear"/>
-            <w:tcMar>
-              <w:top w:type="dxa" w:w="40"/>
-              <w:left w:type="dxa" w:w="80"/>
-              <w:bottom w:type="dxa" w:w="40"/>
-              <w:right w:type="dxa" w:w="80"/>
-            </w:tcMar>
-            <w:vAlign w:val="center"/>
-          </w:tcPr>
-          <w:p>
-            <w:pPr>
-              <w:jc w:val="center"/>
-            </w:pPr>
-            <w:r>
-              <w:rPr>
-                <w:rFonts w:ascii="Arial" w:cs="Arial" w:eastAsia="Arial" w:hAnsi="Arial"/>
-                <w:color w:val="6B6B6B"/>
-                <w:sz w:val="15"/>
-                <w:szCs w:val="15"/>
-              </w:rPr>
-              <w:t xml:space="preserve">3-1-1</w:t>
+            <w:shd w:fill="FAF3E0" w:color="auto" w:val="clear"/>
+            <w:tcMar>
+              <w:top w:type="dxa" w:w="40"/>
+              <w:left w:type="dxa" w:w="80"/>
+              <w:bottom w:type="dxa" w:w="40"/>
+              <w:right w:type="dxa" w:w="80"/>
+            </w:tcMar>
+            <w:vAlign w:val="center"/>
+          </w:tcPr>
+          <w:p>
+            <w:pPr>
+              <w:jc w:val="center"/>
+            </w:pPr>
+            <w:r>
+              <w:rPr>
+                <w:rFonts w:ascii="Arial" w:cs="Arial" w:eastAsia="Arial" w:hAnsi="Arial"/>
+                <w:color w:val="6B6B6B"/>
+                <w:sz w:val="15"/>
+                <w:szCs w:val="15"/>
+              </w:rPr>
+              <w:t xml:space="preserve">Controlled</w:t>
             </w:r>
           </w:p>
         </w:tc>
@@ -13977,7 +16059,7 @@
               <w:bottom w:val="none" w:color="FFFFFF" w:sz="0"/>
               <w:right w:val="none" w:color="FFFFFF" w:sz="0"/>
             </w:tcBorders>
-            <w:shd w:fill="FFFFFF" w:color="auto" w:val="clear"/>
+            <w:shd w:fill="FAF3E0" w:color="auto" w:val="clear"/>
             <w:tcMar>
               <w:top w:type="dxa" w:w="40"/>
               <w:left w:type="dxa" w:w="80"/>
@@ -14010,7 +16092,7 @@
               <w:bottom w:val="none" w:color="FFFFFF" w:sz="0"/>
               <w:right w:val="none" w:color="FFFFFF" w:sz="0"/>
             </w:tcBorders>
-            <w:shd w:fill="FFFFFF" w:color="auto" w:val="clear"/>
+            <w:shd w:fill="FAF3E0" w:color="auto" w:val="clear"/>
             <w:tcMar>
               <w:top w:type="dxa" w:w="40"/>
               <w:left w:type="dxa" w:w="80"/>
@@ -14027,18 +16109,7 @@
                 <w:sz w:val="17"/>
                 <w:szCs w:val="17"/>
               </w:rPr>
-              <w:t xml:space="preserve">LEFT leg first, all sets. Hinge from hip, hamstring stretch. Balance and unilateral hip control.</w:t>
-            </w:r>
-            <w:r>
-              <w:rPr>
-                <w:rFonts w:ascii="Arial" w:cs="Arial" w:eastAsia="Arial" w:hAnsi="Arial"/>
-                <w:i/>
-                <w:iCs/>
-                <w:color w:val="00695C"/>
-                <w:sz w:val="14"/>
-                <w:szCs w:val="14"/>
-              </w:rPr>
-              <w:t xml:space="preserve">  2 RIR</w:t>
+              <w:t xml:space="preserve">Hinge cleanly to lift, walk tall, hinge cleanly to set down. Quality over load.</w:t>
             </w:r>
           </w:p>
         </w:tc>
@@ -14367,7 +16438,7 @@
           <w:sz w:val="17"/>
           <w:szCs w:val="17"/>
         </w:rPr>
-        <w:t xml:space="preserve">Band pull-aparts 2×15, arm circles, shoulder external rotation, cat-cow 10 reps, light DB warm-up press 2×10. Longer warm-up than usual — Friday loads are heavy.</w:t>
+        <w:t xml:space="preserve">Band pull-aparts 2×15, arm circles, shoulder external rotation, cat-cow 10 reps. The DB press warm-up ramp opens Block A. Longer warm-up than usual — Friday loads are heavy.</w:t>
       </w:r>
     </w:p>
     <w:p>
@@ -14383,7 +16454,7 @@
           <w:sz w:val="17"/>
           <w:szCs w:val="17"/>
         </w:rPr>
-        <w:t xml:space="preserve">A — OVERHEAD &amp; VERTICAL PULL STRENGTH (90% EFFORT)</w:t>
+        <w:t xml:space="preserve">A — PRIMARY COMPOUND — OVERHEAD PRESS &amp; VERTICAL PULL (90% EFFORT)</w:t>
       </w:r>
     </w:p>
     <w:p>
@@ -14408,7 +16479,7 @@
           <w:sz w:val="17"/>
           <w:szCs w:val="17"/>
         </w:rPr>
-        <w:t xml:space="preserve">Baseline is 25 lbs ×3RM. At 90% effort: Week 1 = 22.5 lbs ×8. Week 2 = 22.5–25 lbs ×6–8. Week 3 = 25 lbs ×6. Week 4 = attempt 27.5 lbs ×3RM (new PR test). This is the fastest-progressing lift in this plan.</w:t>
+        <w:t xml:space="preserve">Baseline is 25 lbs ×3RM. At 90% effort: Week 1 = 22.5 lbs ×8. Week 2 = 22.5–25 lbs ×6–8. Week 3 = 25 lbs ×6. Week 4 = attempt 27.5 lbs ×3RM (new PR test). This is the fastest-progressing lift in this plan. If the day calls for a press variation: a seated DB press (strictest line) or a standing single-arm press at matched effort — the two-DB standing press stays the tracked lift and the PR-test movement. The warm-up ramp opens the block.</w:t>
       </w:r>
     </w:p>
     <w:tbl>
@@ -14708,7 +16779,7 @@
                 <w:sz w:val="18"/>
                 <w:szCs w:val="18"/>
               </w:rPr>
-              <w:t xml:space="preserve">Dumbbell Overhead Press (Heavy)</w:t>
+              <w:t xml:space="preserve">DB Press — Warm-Up Ramp</w:t>
             </w:r>
           </w:p>
         </w:tc>
@@ -14741,7 +16812,7 @@
                 <w:sz w:val="15"/>
                 <w:szCs w:val="15"/>
               </w:rPr>
-              <w:t xml:space="preserve">4</w:t>
+              <w:t xml:space="preserve">2</w:t>
             </w:r>
           </w:p>
         </w:tc>
@@ -14774,7 +16845,7 @@
                 <w:sz w:val="15"/>
                 <w:szCs w:val="15"/>
               </w:rPr>
-              <w:t xml:space="preserve">6–8</w:t>
+              <w:t xml:space="preserve">10</w:t>
             </w:r>
           </w:p>
         </w:tc>
@@ -14807,7 +16878,7 @@
                 <w:sz w:val="15"/>
                 <w:szCs w:val="15"/>
               </w:rPr>
-              <w:t xml:space="preserve">22.5–25 lbs/hand</w:t>
+              <w:t xml:space="preserve">Light DBs</w:t>
             </w:r>
           </w:p>
         </w:tc>
@@ -14840,7 +16911,7 @@
                 <w:sz w:val="15"/>
                 <w:szCs w:val="15"/>
               </w:rPr>
-              <w:t xml:space="preserve">2-1-1</w:t>
+              <w:t xml:space="preserve">Controlled</w:t>
             </w:r>
           </w:p>
         </w:tc>
@@ -14873,7 +16944,7 @@
                 <w:sz w:val="15"/>
                 <w:szCs w:val="15"/>
               </w:rPr>
-              <w:t xml:space="preserve">90s</w:t>
+              <w:t xml:space="preserve">30s</w:t>
             </w:r>
           </w:p>
         </w:tc>
@@ -14903,7 +16974,7 @@
                 <w:sz w:val="17"/>
                 <w:szCs w:val="17"/>
               </w:rPr>
-              <w:t xml:space="preserve">90% day = near-maximal load. Neutral grip. Press straight overhead. Lock out at top. Core rigid. Slightly heavier than Wednesday. Last 2 reps should be hard.</w:t>
+              <w:t xml:space="preserve">Priming only — light, crisp reps before the near-maximal working sets.</w:t>
             </w:r>
             <w:r>
               <w:rPr>
@@ -14914,7 +16985,7 @@
                 <w:sz w:val="14"/>
                 <w:szCs w:val="14"/>
               </w:rPr>
-              <w:t xml:space="preserve">  2 RIR — at this load, 2 RIR arrives early</w:t>
+              <w:t xml:space="preserve">  3+ RIR — ramp</w:t>
             </w:r>
           </w:p>
         </w:tc>
@@ -14948,7 +17019,7 @@
                 <w:sz w:val="18"/>
                 <w:szCs w:val="18"/>
               </w:rPr>
-              <w:t xml:space="preserve">Assisted Pull-Up (Level 9→12)</w:t>
+              <w:t xml:space="preserve">Dumbbell Overhead Press (Heavy)</w:t>
             </w:r>
           </w:p>
         </w:tc>
@@ -15014,7 +17085,7 @@
                 <w:sz w:val="15"/>
                 <w:szCs w:val="15"/>
               </w:rPr>
-              <w:t xml:space="preserve">5–8</w:t>
+              <w:t xml:space="preserve">6–8</w:t>
             </w:r>
           </w:p>
         </w:tc>
@@ -15047,7 +17118,7 @@
                 <w:sz w:val="15"/>
                 <w:szCs w:val="15"/>
               </w:rPr>
-              <w:t xml:space="preserve">Level 9 assisted</w:t>
+              <w:t xml:space="preserve">Wk1: 22.5 → Wk4: 27.5 lbs/hand (PR test)</w:t>
             </w:r>
           </w:p>
         </w:tc>
@@ -15080,7 +17151,7 @@
                 <w:sz w:val="15"/>
                 <w:szCs w:val="15"/>
               </w:rPr>
-              <w:t xml:space="preserve">3-1-1</w:t>
+              <w:t xml:space="preserve">2-1-1</w:t>
             </w:r>
           </w:p>
         </w:tc>
@@ -15143,7 +17214,7 @@
                 <w:sz w:val="17"/>
                 <w:szCs w:val="17"/>
               </w:rPr>
-              <w:t xml:space="preserve">Baseline Level 9/12 (heavier band). Full hang at bottom, chin over bar. Drop one level every 2–3 weeks. Target Level 6 by Week 4.</w:t>
+              <w:t xml:space="preserve">90% day = near-maximal load. Neutral grip. Press straight overhead. Lock out at top. Core rigid. Slightly heavier than Wednesday. Last 2 reps should be hard.</w:t>
             </w:r>
             <w:r>
               <w:rPr>
@@ -15154,7 +17225,7 @@
                 <w:sz w:val="14"/>
                 <w:szCs w:val="14"/>
               </w:rPr>
-              <w:t xml:space="preserve">  1 RIR</w:t>
+              <w:t xml:space="preserve">  2 RIR — at this load, 2 RIR arrives early</w:t>
             </w:r>
           </w:p>
         </w:tc>
@@ -15188,7 +17259,7 @@
                 <w:sz w:val="18"/>
                 <w:szCs w:val="18"/>
               </w:rPr>
-              <w:t xml:space="preserve">Seated Cable Row (Wide Grip)</w:t>
+              <w:t xml:space="preserve">Assisted Pull-Up (Level 9→12)</w:t>
             </w:r>
           </w:p>
         </w:tc>
@@ -15221,6 +17292,246 @@
                 <w:sz w:val="15"/>
                 <w:szCs w:val="15"/>
               </w:rPr>
+              <w:t xml:space="preserve">4</w:t>
+            </w:r>
+          </w:p>
+        </w:tc>
+        <w:tc>
+          <w:tcPr>
+            <w:tcW w:type="dxa" w:w="420"/>
+            <w:tcBorders>
+              <w:top w:val="none" w:color="FFFFFF" w:sz="0"/>
+              <w:left w:val="none" w:color="FFFFFF" w:sz="0"/>
+              <w:bottom w:val="none" w:color="FFFFFF" w:sz="0"/>
+              <w:right w:val="none" w:color="FFFFFF" w:sz="0"/>
+            </w:tcBorders>
+            <w:shd w:fill="FFF5F5" w:color="auto" w:val="clear"/>
+            <w:tcMar>
+              <w:top w:type="dxa" w:w="40"/>
+              <w:left w:type="dxa" w:w="80"/>
+              <w:bottom w:type="dxa" w:w="40"/>
+              <w:right w:type="dxa" w:w="80"/>
+            </w:tcMar>
+            <w:vAlign w:val="center"/>
+          </w:tcPr>
+          <w:p>
+            <w:pPr>
+              <w:jc w:val="center"/>
+            </w:pPr>
+            <w:r>
+              <w:rPr>
+                <w:rFonts w:ascii="Arial" w:cs="Arial" w:eastAsia="Arial" w:hAnsi="Arial"/>
+                <w:color w:val="6B6B6B"/>
+                <w:sz w:val="15"/>
+                <w:szCs w:val="15"/>
+              </w:rPr>
+              <w:t xml:space="preserve">5–8</w:t>
+            </w:r>
+          </w:p>
+        </w:tc>
+        <w:tc>
+          <w:tcPr>
+            <w:tcW w:type="dxa" w:w="680"/>
+            <w:tcBorders>
+              <w:top w:val="none" w:color="FFFFFF" w:sz="0"/>
+              <w:left w:val="none" w:color="FFFFFF" w:sz="0"/>
+              <w:bottom w:val="none" w:color="FFFFFF" w:sz="0"/>
+              <w:right w:val="none" w:color="FFFFFF" w:sz="0"/>
+            </w:tcBorders>
+            <w:shd w:fill="FFF5F5" w:color="auto" w:val="clear"/>
+            <w:tcMar>
+              <w:top w:type="dxa" w:w="40"/>
+              <w:left w:type="dxa" w:w="80"/>
+              <w:bottom w:type="dxa" w:w="40"/>
+              <w:right w:type="dxa" w:w="80"/>
+            </w:tcMar>
+            <w:vAlign w:val="center"/>
+          </w:tcPr>
+          <w:p>
+            <w:pPr>
+              <w:jc w:val="center"/>
+            </w:pPr>
+            <w:r>
+              <w:rPr>
+                <w:rFonts w:ascii="Arial" w:cs="Arial" w:eastAsia="Arial" w:hAnsi="Arial"/>
+                <w:color w:val="6B6B6B"/>
+                <w:sz w:val="15"/>
+                <w:szCs w:val="15"/>
+              </w:rPr>
+              <w:t xml:space="preserve">Wk1: Level 9 → Wk4: Level 6</w:t>
+            </w:r>
+          </w:p>
+        </w:tc>
+        <w:tc>
+          <w:tcPr>
+            <w:tcW w:type="dxa" w:w="540"/>
+            <w:tcBorders>
+              <w:top w:val="none" w:color="FFFFFF" w:sz="0"/>
+              <w:left w:val="none" w:color="FFFFFF" w:sz="0"/>
+              <w:bottom w:val="none" w:color="FFFFFF" w:sz="0"/>
+              <w:right w:val="none" w:color="FFFFFF" w:sz="0"/>
+            </w:tcBorders>
+            <w:shd w:fill="FFF5F5" w:color="auto" w:val="clear"/>
+            <w:tcMar>
+              <w:top w:type="dxa" w:w="40"/>
+              <w:left w:type="dxa" w:w="80"/>
+              <w:bottom w:type="dxa" w:w="40"/>
+              <w:right w:type="dxa" w:w="80"/>
+            </w:tcMar>
+            <w:vAlign w:val="center"/>
+          </w:tcPr>
+          <w:p>
+            <w:pPr>
+              <w:jc w:val="center"/>
+            </w:pPr>
+            <w:r>
+              <w:rPr>
+                <w:rFonts w:ascii="Arial" w:cs="Arial" w:eastAsia="Arial" w:hAnsi="Arial"/>
+                <w:color w:val="6B6B6B"/>
+                <w:sz w:val="15"/>
+                <w:szCs w:val="15"/>
+              </w:rPr>
+              <w:t xml:space="preserve">3-1-1</w:t>
+            </w:r>
+          </w:p>
+        </w:tc>
+        <w:tc>
+          <w:tcPr>
+            <w:tcW w:type="dxa" w:w="440"/>
+            <w:tcBorders>
+              <w:top w:val="none" w:color="FFFFFF" w:sz="0"/>
+              <w:left w:val="none" w:color="FFFFFF" w:sz="0"/>
+              <w:bottom w:val="none" w:color="FFFFFF" w:sz="0"/>
+              <w:right w:val="none" w:color="FFFFFF" w:sz="0"/>
+            </w:tcBorders>
+            <w:shd w:fill="FFF5F5" w:color="auto" w:val="clear"/>
+            <w:tcMar>
+              <w:top w:type="dxa" w:w="40"/>
+              <w:left w:type="dxa" w:w="80"/>
+              <w:bottom w:type="dxa" w:w="40"/>
+              <w:right w:type="dxa" w:w="80"/>
+            </w:tcMar>
+            <w:vAlign w:val="center"/>
+          </w:tcPr>
+          <w:p>
+            <w:pPr>
+              <w:jc w:val="center"/>
+            </w:pPr>
+            <w:r>
+              <w:rPr>
+                <w:rFonts w:ascii="Arial" w:cs="Arial" w:eastAsia="Arial" w:hAnsi="Arial"/>
+                <w:color w:val="6B6B6B"/>
+                <w:sz w:val="15"/>
+                <w:szCs w:val="15"/>
+              </w:rPr>
+              <w:t xml:space="preserve">90s</w:t>
+            </w:r>
+          </w:p>
+        </w:tc>
+        <w:tc>
+          <w:tcPr>
+            <w:tcW w:type="dxa" w:w="5580"/>
+            <w:tcBorders>
+              <w:top w:val="none" w:color="FFFFFF" w:sz="0"/>
+              <w:left w:val="none" w:color="FFFFFF" w:sz="0"/>
+              <w:bottom w:val="none" w:color="FFFFFF" w:sz="0"/>
+              <w:right w:val="none" w:color="FFFFFF" w:sz="0"/>
+            </w:tcBorders>
+            <w:shd w:fill="FFF5F5" w:color="auto" w:val="clear"/>
+            <w:tcMar>
+              <w:top w:type="dxa" w:w="40"/>
+              <w:left w:type="dxa" w:w="80"/>
+              <w:bottom w:type="dxa" w:w="40"/>
+              <w:right w:type="dxa" w:w="80"/>
+            </w:tcMar>
+            <w:vAlign w:val="center"/>
+          </w:tcPr>
+          <w:p>
+            <w:r>
+              <w:rPr>
+                <w:rFonts w:ascii="Arial" w:cs="Arial" w:eastAsia="Arial" w:hAnsi="Arial"/>
+                <w:color w:val="6B6B6B"/>
+                <w:sz w:val="17"/>
+                <w:szCs w:val="17"/>
+              </w:rPr>
+              <w:t xml:space="preserve">Baseline Level 9/12 (heavier band). Full hang at bottom, chin over bar. Drop one level every 2–3 weeks. Target Level 6 by Week 4.</w:t>
+            </w:r>
+            <w:r>
+              <w:rPr>
+                <w:rFonts w:ascii="Arial" w:cs="Arial" w:eastAsia="Arial" w:hAnsi="Arial"/>
+                <w:i/>
+                <w:iCs/>
+                <w:color w:val="00695C"/>
+                <w:sz w:val="14"/>
+                <w:szCs w:val="14"/>
+              </w:rPr>
+              <w:t xml:space="preserve">  1 RIR</w:t>
+            </w:r>
+          </w:p>
+        </w:tc>
+      </w:tr>
+      <w:tr>
+        <w:tc>
+          <w:tcPr>
+            <w:tcW w:type="dxa" w:w="2400"/>
+            <w:tcBorders>
+              <w:top w:val="none" w:color="FFFFFF" w:sz="0"/>
+              <w:left w:val="none" w:color="FFFFFF" w:sz="0"/>
+              <w:bottom w:val="none" w:color="FFFFFF" w:sz="0"/>
+              <w:right w:val="none" w:color="FFFFFF" w:sz="0"/>
+            </w:tcBorders>
+            <w:shd w:fill="FFFFFF" w:color="auto" w:val="clear"/>
+            <w:tcMar>
+              <w:top w:type="dxa" w:w="40"/>
+              <w:left w:type="dxa" w:w="80"/>
+              <w:bottom w:type="dxa" w:w="40"/>
+              <w:right w:type="dxa" w:w="80"/>
+            </w:tcMar>
+            <w:vAlign w:val="center"/>
+          </w:tcPr>
+          <w:p>
+            <w:r>
+              <w:rPr>
+                <w:rFonts w:ascii="Arial" w:cs="Arial" w:eastAsia="Arial" w:hAnsi="Arial"/>
+                <w:b/>
+                <w:bCs/>
+                <w:color w:val="2C2C2C"/>
+                <w:sz w:val="18"/>
+                <w:szCs w:val="18"/>
+              </w:rPr>
+              <w:t xml:space="preserve">Seated Row (Kieser, Wide Grip)</w:t>
+            </w:r>
+          </w:p>
+        </w:tc>
+        <w:tc>
+          <w:tcPr>
+            <w:tcW w:type="dxa" w:w="380"/>
+            <w:tcBorders>
+              <w:top w:val="none" w:color="FFFFFF" w:sz="0"/>
+              <w:left w:val="none" w:color="FFFFFF" w:sz="0"/>
+              <w:bottom w:val="none" w:color="FFFFFF" w:sz="0"/>
+              <w:right w:val="none" w:color="FFFFFF" w:sz="0"/>
+            </w:tcBorders>
+            <w:shd w:fill="FFFFFF" w:color="auto" w:val="clear"/>
+            <w:tcMar>
+              <w:top w:type="dxa" w:w="40"/>
+              <w:left w:type="dxa" w:w="80"/>
+              <w:bottom w:type="dxa" w:w="40"/>
+              <w:right w:type="dxa" w:w="80"/>
+            </w:tcMar>
+            <w:vAlign w:val="center"/>
+          </w:tcPr>
+          <w:p>
+            <w:pPr>
+              <w:jc w:val="center"/>
+            </w:pPr>
+            <w:r>
+              <w:rPr>
+                <w:rFonts w:ascii="Arial" w:cs="Arial" w:eastAsia="Arial" w:hAnsi="Arial"/>
+                <w:color w:val="6B6B6B"/>
+                <w:sz w:val="15"/>
+                <w:szCs w:val="15"/>
+              </w:rPr>
               <w:t xml:space="preserve">3</w:t>
             </w:r>
           </w:p>
@@ -15234,7 +17545,7 @@
               <w:bottom w:val="none" w:color="FFFFFF" w:sz="0"/>
               <w:right w:val="none" w:color="FFFFFF" w:sz="0"/>
             </w:tcBorders>
-            <w:shd w:fill="FFF5F5" w:color="auto" w:val="clear"/>
+            <w:shd w:fill="FFFFFF" w:color="auto" w:val="clear"/>
             <w:tcMar>
               <w:top w:type="dxa" w:w="40"/>
               <w:left w:type="dxa" w:w="80"/>
@@ -15267,7 +17578,7 @@
               <w:bottom w:val="none" w:color="FFFFFF" w:sz="0"/>
               <w:right w:val="none" w:color="FFFFFF" w:sz="0"/>
             </w:tcBorders>
-            <w:shd w:fill="FFF5F5" w:color="auto" w:val="clear"/>
+            <w:shd w:fill="FFFFFF" w:color="auto" w:val="clear"/>
             <w:tcMar>
               <w:top w:type="dxa" w:w="40"/>
               <w:left w:type="dxa" w:w="80"/>
@@ -15300,7 +17611,7 @@
               <w:bottom w:val="none" w:color="FFFFFF" w:sz="0"/>
               <w:right w:val="none" w:color="FFFFFF" w:sz="0"/>
             </w:tcBorders>
-            <w:shd w:fill="FFF5F5" w:color="auto" w:val="clear"/>
+            <w:shd w:fill="FFFFFF" w:color="auto" w:val="clear"/>
             <w:tcMar>
               <w:top w:type="dxa" w:w="40"/>
               <w:left w:type="dxa" w:w="80"/>
@@ -15333,7 +17644,7 @@
               <w:bottom w:val="none" w:color="FFFFFF" w:sz="0"/>
               <w:right w:val="none" w:color="FFFFFF" w:sz="0"/>
             </w:tcBorders>
-            <w:shd w:fill="FFF5F5" w:color="auto" w:val="clear"/>
+            <w:shd w:fill="FFFFFF" w:color="auto" w:val="clear"/>
             <w:tcMar>
               <w:top w:type="dxa" w:w="40"/>
               <w:left w:type="dxa" w:w="80"/>
@@ -15366,7 +17677,7 @@
               <w:bottom w:val="none" w:color="FFFFFF" w:sz="0"/>
               <w:right w:val="none" w:color="FFFFFF" w:sz="0"/>
             </w:tcBorders>
-            <w:shd w:fill="FFF5F5" w:color="auto" w:val="clear"/>
+            <w:shd w:fill="FFFFFF" w:color="auto" w:val="clear"/>
             <w:tcMar>
               <w:top w:type="dxa" w:w="40"/>
               <w:left w:type="dxa" w:w="80"/>
@@ -15418,7 +17729,7 @@
           <w:sz w:val="17"/>
           <w:szCs w:val="17"/>
         </w:rPr>
-        <w:t xml:space="preserve">B — LOADED CARRY &amp; GRIP STRENGTH</w:t>
+        <w:t xml:space="preserve">B — SECONDARY COMPOUND — LOADED CARRY &amp; GRIP (ICONS BATTERY)</w:t>
       </w:r>
     </w:p>
     <w:p>
@@ -15443,7 +17754,7 @@
           <w:sz w:val="17"/>
           <w:szCs w:val="17"/>
         </w:rPr>
-        <w:t xml:space="preserve">This is the confirmed working weight. Week 1: 35 lbs ×4 sets. Week 2: 40 lbs. Week 3: 45 lbs. Week 4: test 50 lbs. Add 5 lbs/hand each week consistently.</w:t>
+        <w:t xml:space="preserve">This is the confirmed working weight. Week 1: 35 lbs ×4 sets. Week 2: 40 lbs. Week 3: 45 lbs. Week 4: test 50 lbs. Add 5 lbs/hand each week consistently — and past 60 lbs per hand (the Week 8 target of 65 lands there) the carry moves to the hex bar, since dumbbells stop at 60. When a variation suits the day, the suitcase carry (left lead) or a hex-bar frame carry covers the same ground; the two-hand farmer carry stays the tracked battery movement.</w:t>
       </w:r>
     </w:p>
     <w:tbl>
@@ -16442,7 +18753,32 @@
           <w:sz w:val="17"/>
           <w:szCs w:val="17"/>
         </w:rPr>
-        <w:t xml:space="preserve">C — CORE, POSTURE &amp; PUSH-UP</w:t>
+        <w:t xml:space="preserve">C — FULL-BODY INTEGRATION — CORE, POSTURE &amp; PUSH-UP TEST</w:t>
+      </w:r>
+    </w:p>
+    <w:p>
+      <w:pPr>
+        <w:spacing w:after="80"/>
+      </w:pPr>
+      <w:r>
+        <w:rPr>
+          <w:rFonts w:ascii="Arial" w:cs="Arial" w:eastAsia="Arial" w:hAnsi="Arial"/>
+          <w:b/>
+          <w:bCs/>
+          <w:color w:val="C9A227"/>
+          <w:sz w:val="17"/>
+          <w:szCs w:val="17"/>
+        </w:rPr>
+        <w:t xml:space="preserve">Why:  </w:t>
+      </w:r>
+      <w:r>
+        <w:rPr>
+          <w:rFonts w:ascii="Arial" w:cs="Arial" w:eastAsia="Arial" w:hAnsi="Arial"/>
+          <w:color w:val="2C2C2C"/>
+          <w:sz w:val="17"/>
+          <w:szCs w:val="17"/>
+        </w:rPr>
+        <w:t xml:space="preserve">The closing block integrates the week's posture and brace work under direct demand — and ends on the one true test set of the week: the Friday push-up max.</w:t>
       </w:r>
     </w:p>
     <w:tbl>
@@ -16971,7 +19307,7 @@
                 <w:sz w:val="18"/>
                 <w:szCs w:val="18"/>
               </w:rPr>
-              <w:t xml:space="preserve">Pallof Press (Cable/Band)</w:t>
+              <w:t xml:space="preserve">Pallof Press (Kieser or Band)</w:t>
             </w:r>
           </w:p>
         </w:tc>
@@ -23302,7 +25638,7 @@
           <w:sz w:val="17"/>
           <w:szCs w:val="17"/>
         </w:rPr>
-        <w:t xml:space="preserve">Wk2: goblet squat knees tracking clean without banded cue. Wk2: 5+ full floor push-ups. Wk3: pull-up drops to Level 8. Wk4: deadlift at 75+ lbs, carry at 50 lbs/hand, plank at 1:20, OHP at 25 lbs ×6. Wk4 also carries the full strength reassessment — every tested lift in the baselines table gets re-checked and working loads reset from the result.</w:t>
+        <w:t xml:space="preserve">Wk2: goblet squat knees tracking clean without banded cue. Wk2: 5+ full floor push-ups. Wk3: pull-up drops to Level 8. Wk4: deadlift at 75+ lbs, carry at 50 lbs/hand, plank at 1:20, OHP at 25 lbs ×6. Wk4 also carries the full strength reassessment — every tested lift in the baselines table gets re-checked and working loads reset from the result. Week 5 that follows is the planned deload ("reload") week: same movements, sets roughly halved, 50–70% loads, everything at 3+ reps in reserve — before Weeks 6–8 rebuild toward the 8-week targets.</w:t>
       </w:r>
     </w:p>
     <w:p>
@@ -23327,7 +25663,7 @@
           <w:sz w:val="17"/>
           <w:szCs w:val="17"/>
         </w:rPr>
-        <w:t xml:space="preserve">15 full push-ups unassisted. Pull-up at Level 6 or below. Deadlift at 90+ lbs. Farmer carry at 65 lbs/hand. OHP at 27.5–30 lbs ×6. Plank at 1:45. Row at 50 lbs ×10. Styku re-scan to measure body comp change.</w:t>
+        <w:t xml:space="preserve">Reached through the Week 4 reassessment, the planned Week 5 deload, and the Weeks 6–8 rebuild: 15 full push-ups unassisted. Pull-up at Level 6 or below. Deadlift at 90+ lbs. Farmer carry at 65 lbs/hand (on the hex bar — dumbbells stop at 60 lbs per hand). OHP at 27.5–30 lbs ×6. Plank at 1:45. Row at 50 lbs ×10. Styku re-scan to measure body comp change.</w:t>
       </w:r>
     </w:p>
     <w:p>
@@ -23352,7 +25688,7 @@
           <w:sz w:val="17"/>
           <w:szCs w:val="17"/>
         </w:rPr>
-        <w:t xml:space="preserve">Styku 3D scan at Week 8 measures leg lean mass asymmetry (baseline: left 15.7 vs right 16.5 lbs), body fat % (baseline 36.4%), and Shape Score (baseline 61/100). This is the objective measure of the corrective and recomposition program. Read every figure as a personal trend across scans rather than a precise diagnostic number — this scanner is far better at tracking change in one person over time than at pinning an exact absolute value on any single reading.</w:t>
+        <w:t xml:space="preserve">Styku 3D scan at Week 8 measures leg lean mass asymmetry (baseline: left 15.7 vs right 16.5 lbs), body fat % (baseline 36.4%), and Shape Score (baseline 61/100). The scan lands at the end of the Weeks 6–8 rebuild that follows the planned Week 5 deload — it reads a consolidated block, not a mid-deload dip. This is the objective measure of the corrective and recomposition program. Read every figure as a personal trend across scans rather than a precise diagnostic number — this scanner is far better at tracking change in one person over time than at pinning an exact absolute value on any single reading.</w:t>
       </w:r>
     </w:p>
     <w:p>

--- a/clients/kelly_mulroy/Kelly_Mulroy_5Day_Training_Plan_Client_View.docx
+++ b/clients/kelly_mulroy/Kelly_Mulroy_5Day_Training_Plan_Client_View.docx
@@ -7074,7 +7074,7 @@
                 <w:sz w:val="14"/>
                 <w:szCs w:val="14"/>
               </w:rPr>
-              <w:t xml:space="preserve">  1 RIR — accessory</w:t>
+              <w:t xml:space="preserve">  1 RIR — hypertrophy priority</w:t>
             </w:r>
           </w:p>
         </w:tc>
@@ -7664,6 +7664,19 @@
                 <w:szCs w:val="18"/>
               </w:rPr>
               <w:t xml:space="preserve">Suitcase Carry (Left Lead)</w:t>
+            </w:r>
+          </w:p>
+          <w:p>
+            <w:r>
+              <w:rPr>
+                <w:rFonts w:ascii="Arial" w:cs="Arial" w:eastAsia="Arial" w:hAnsi="Arial"/>
+                <w:i/>
+                <w:iCs/>
+                <w:color w:val="B71C1C"/>
+                <w:sz w:val="14"/>
+                <w:szCs w:val="14"/>
+              </w:rPr>
+              <w:t xml:space="preserve">Hinge stop-signal governs the pickup and set-down — back pain means STOP.</w:t>
             </w:r>
           </w:p>
         </w:tc>
@@ -18057,6 +18070,19 @@
               <w:t xml:space="preserve">Farmer Carry (Both Hands)</w:t>
             </w:r>
           </w:p>
+          <w:p>
+            <w:r>
+              <w:rPr>
+                <w:rFonts w:ascii="Arial" w:cs="Arial" w:eastAsia="Arial" w:hAnsi="Arial"/>
+                <w:i/>
+                <w:iCs/>
+                <w:color w:val="B71C1C"/>
+                <w:sz w:val="14"/>
+                <w:szCs w:val="14"/>
+              </w:rPr>
+              <w:t xml:space="preserve">Hinge stop-signal governs the pickup and set-down — back pain means STOP.</w:t>
+            </w:r>
+          </w:p>
         </w:tc>
         <w:tc>
           <w:tcPr>
@@ -18295,6 +18321,19 @@
                 <w:szCs w:val="18"/>
               </w:rPr>
               <w:t xml:space="preserve">Suitcase Carry (Left Lead)</w:t>
+            </w:r>
+          </w:p>
+          <w:p>
+            <w:r>
+              <w:rPr>
+                <w:rFonts w:ascii="Arial" w:cs="Arial" w:eastAsia="Arial" w:hAnsi="Arial"/>
+                <w:i/>
+                <w:iCs/>
+                <w:color w:val="B71C1C"/>
+                <w:sz w:val="14"/>
+                <w:szCs w:val="14"/>
+              </w:rPr>
+              <w:t xml:space="preserve">Hinge stop-signal governs the pickup and set-down — back pain means STOP.</w:t>
             </w:r>
           </w:p>
         </w:tc>

--- a/clients/kelly_mulroy/Kelly_Mulroy_5Day_Training_Plan_Client_View.docx
+++ b/clients/kelly_mulroy/Kelly_Mulroy_5Day_Training_Plan_Client_View.docx
@@ -1989,7 +1989,7 @@
           <w:sz w:val="17"/>
           <w:szCs w:val="17"/>
         </w:rPr>
-        <w:t xml:space="preserve">~28g per meal minimum (leucine threshold), distributed across 4+ meals/day.</w:t>
+        <w:t xml:space="preserve">~21g per meal (≈0.3 g/kg), across 4 meals spaced 3–4 hours apart.</w:t>
       </w:r>
     </w:p>
     <w:p>

--- a/clients/kelly_mulroy/Kelly_Mulroy_5Day_Training_Plan_Client_View.docx
+++ b/clients/kelly_mulroy/Kelly_Mulroy_5Day_Training_Plan_Client_View.docx
@@ -14207,6 +14207,321 @@
           </w:p>
         </w:tc>
       </w:tr>
+    </w:tbl>
+    <w:p>
+      <w:pPr>
+        <w:spacing w:after="100"/>
+      </w:pPr>
+    </w:p>
+    <w:p>
+      <w:pPr>
+        <w:spacing w:after="60" w:before="120"/>
+      </w:pPr>
+      <w:r>
+        <w:rPr>
+          <w:rFonts w:ascii="Arial" w:cs="Arial" w:eastAsia="Arial" w:hAnsi="Arial"/>
+          <w:b/>
+          <w:bCs/>
+          <w:color w:val="C9A227"/>
+          <w:sz w:val="17"/>
+          <w:szCs w:val="17"/>
+        </w:rPr>
+        <w:t xml:space="preserve">C — FULL-BODY INTEGRATION — FARMER CARRY (LIGHT)</w:t>
+      </w:r>
+    </w:p>
+    <w:p>
+      <w:pPr>
+        <w:spacing w:after="80"/>
+      </w:pPr>
+      <w:r>
+        <w:rPr>
+          <w:rFonts w:ascii="Arial" w:cs="Arial" w:eastAsia="Arial" w:hAnsi="Arial"/>
+          <w:b/>
+          <w:bCs/>
+          <w:color w:val="C9A227"/>
+          <w:sz w:val="17"/>
+          <w:szCs w:val="17"/>
+        </w:rPr>
+        <w:t xml:space="preserve">Why:  </w:t>
+      </w:r>
+      <w:r>
+        <w:rPr>
+          <w:rFonts w:ascii="Arial" w:cs="Arial" w:eastAsia="Arial" w:hAnsi="Arial"/>
+          <w:color w:val="2C2C2C"/>
+          <w:sz w:val="17"/>
+          <w:szCs w:val="17"/>
+        </w:rPr>
+        <w:t xml:space="preserve">The closing compound: a short, light farmer carry integrates the day's brace and hip work into upright gait — deliberately below Friday's working carry loads. The pickup is a hinge: the same stop-signal governs it, and the set ends there if the back speaks up.</w:t>
+      </w:r>
+    </w:p>
+    <w:tbl>
+      <w:tblPr>
+        <w:tblW w:type="dxa" w:w="10440"/>
+        <w:tblBorders>
+          <w:top w:val="none" w:color="FFFFFF" w:sz="0"/>
+          <w:left w:val="none" w:color="FFFFFF" w:sz="0"/>
+          <w:bottom w:val="none" w:color="FFFFFF" w:sz="0"/>
+          <w:right w:val="none" w:color="FFFFFF" w:sz="0"/>
+          <w:insideH w:val="single" w:color="auto" w:sz="4"/>
+          <w:insideV w:val="single" w:color="auto" w:sz="4"/>
+        </w:tblBorders>
+      </w:tblPr>
+      <w:tblGrid>
+        <w:gridCol w:w="2400"/>
+        <w:gridCol w:w="380"/>
+        <w:gridCol w:w="420"/>
+        <w:gridCol w:w="680"/>
+        <w:gridCol w:w="540"/>
+        <w:gridCol w:w="440"/>
+        <w:gridCol w:w="5580"/>
+      </w:tblGrid>
+      <w:tr>
+        <w:tc>
+          <w:tcPr>
+            <w:tcW w:type="dxa" w:w="2400"/>
+            <w:tcBorders>
+              <w:top w:val="none" w:color="FFFFFF" w:sz="0"/>
+              <w:left w:val="none" w:color="FFFFFF" w:sz="0"/>
+              <w:bottom w:val="none" w:color="FFFFFF" w:sz="0"/>
+              <w:right w:val="none" w:color="FFFFFF" w:sz="0"/>
+            </w:tcBorders>
+            <w:shd w:fill="F5E8C0" w:color="auto" w:val="clear"/>
+            <w:tcMar>
+              <w:top w:type="dxa" w:w="40"/>
+              <w:left w:type="dxa" w:w="80"/>
+              <w:bottom w:type="dxa" w:w="40"/>
+              <w:right w:type="dxa" w:w="80"/>
+            </w:tcMar>
+            <w:vAlign w:val="center"/>
+          </w:tcPr>
+          <w:p>
+            <w:pPr>
+              <w:jc w:val="left"/>
+            </w:pPr>
+            <w:r>
+              <w:rPr>
+                <w:rFonts w:ascii="Arial" w:cs="Arial" w:eastAsia="Arial" w:hAnsi="Arial"/>
+                <w:b/>
+                <w:bCs/>
+                <w:color w:val="C9A227"/>
+                <w:sz w:val="15"/>
+                <w:szCs w:val="15"/>
+              </w:rPr>
+              <w:t xml:space="preserve">EXERCISE</w:t>
+            </w:r>
+          </w:p>
+        </w:tc>
+        <w:tc>
+          <w:tcPr>
+            <w:tcW w:type="dxa" w:w="380"/>
+            <w:tcBorders>
+              <w:top w:val="none" w:color="FFFFFF" w:sz="0"/>
+              <w:left w:val="none" w:color="FFFFFF" w:sz="0"/>
+              <w:bottom w:val="none" w:color="FFFFFF" w:sz="0"/>
+              <w:right w:val="none" w:color="FFFFFF" w:sz="0"/>
+            </w:tcBorders>
+            <w:shd w:fill="F5E8C0" w:color="auto" w:val="clear"/>
+            <w:tcMar>
+              <w:top w:type="dxa" w:w="40"/>
+              <w:left w:type="dxa" w:w="80"/>
+              <w:bottom w:type="dxa" w:w="40"/>
+              <w:right w:type="dxa" w:w="80"/>
+            </w:tcMar>
+            <w:vAlign w:val="center"/>
+          </w:tcPr>
+          <w:p>
+            <w:pPr>
+              <w:jc w:val="center"/>
+            </w:pPr>
+            <w:r>
+              <w:rPr>
+                <w:rFonts w:ascii="Arial" w:cs="Arial" w:eastAsia="Arial" w:hAnsi="Arial"/>
+                <w:b/>
+                <w:bCs/>
+                <w:color w:val="C9A227"/>
+                <w:sz w:val="13"/>
+                <w:szCs w:val="13"/>
+              </w:rPr>
+              <w:t xml:space="preserve">SETS</w:t>
+            </w:r>
+          </w:p>
+        </w:tc>
+        <w:tc>
+          <w:tcPr>
+            <w:tcW w:type="dxa" w:w="420"/>
+            <w:tcBorders>
+              <w:top w:val="none" w:color="FFFFFF" w:sz="0"/>
+              <w:left w:val="none" w:color="FFFFFF" w:sz="0"/>
+              <w:bottom w:val="none" w:color="FFFFFF" w:sz="0"/>
+              <w:right w:val="none" w:color="FFFFFF" w:sz="0"/>
+            </w:tcBorders>
+            <w:shd w:fill="F5E8C0" w:color="auto" w:val="clear"/>
+            <w:tcMar>
+              <w:top w:type="dxa" w:w="40"/>
+              <w:left w:type="dxa" w:w="80"/>
+              <w:bottom w:type="dxa" w:w="40"/>
+              <w:right w:type="dxa" w:w="80"/>
+            </w:tcMar>
+            <w:vAlign w:val="center"/>
+          </w:tcPr>
+          <w:p>
+            <w:pPr>
+              <w:jc w:val="center"/>
+            </w:pPr>
+            <w:r>
+              <w:rPr>
+                <w:rFonts w:ascii="Arial" w:cs="Arial" w:eastAsia="Arial" w:hAnsi="Arial"/>
+                <w:b/>
+                <w:bCs/>
+                <w:color w:val="C9A227"/>
+                <w:sz w:val="13"/>
+                <w:szCs w:val="13"/>
+              </w:rPr>
+              <w:t xml:space="preserve">REPS</w:t>
+            </w:r>
+          </w:p>
+        </w:tc>
+        <w:tc>
+          <w:tcPr>
+            <w:tcW w:type="dxa" w:w="680"/>
+            <w:tcBorders>
+              <w:top w:val="none" w:color="FFFFFF" w:sz="0"/>
+              <w:left w:val="none" w:color="FFFFFF" w:sz="0"/>
+              <w:bottom w:val="none" w:color="FFFFFF" w:sz="0"/>
+              <w:right w:val="none" w:color="FFFFFF" w:sz="0"/>
+            </w:tcBorders>
+            <w:shd w:fill="F5E8C0" w:color="auto" w:val="clear"/>
+            <w:tcMar>
+              <w:top w:type="dxa" w:w="40"/>
+              <w:left w:type="dxa" w:w="80"/>
+              <w:bottom w:type="dxa" w:w="40"/>
+              <w:right w:type="dxa" w:w="80"/>
+            </w:tcMar>
+            <w:vAlign w:val="center"/>
+          </w:tcPr>
+          <w:p>
+            <w:pPr>
+              <w:jc w:val="center"/>
+            </w:pPr>
+            <w:r>
+              <w:rPr>
+                <w:rFonts w:ascii="Arial" w:cs="Arial" w:eastAsia="Arial" w:hAnsi="Arial"/>
+                <w:b/>
+                <w:bCs/>
+                <w:color w:val="C9A227"/>
+                <w:sz w:val="13"/>
+                <w:szCs w:val="13"/>
+              </w:rPr>
+              <w:t xml:space="preserve">LOAD</w:t>
+            </w:r>
+          </w:p>
+        </w:tc>
+        <w:tc>
+          <w:tcPr>
+            <w:tcW w:type="dxa" w:w="540"/>
+            <w:tcBorders>
+              <w:top w:val="none" w:color="FFFFFF" w:sz="0"/>
+              <w:left w:val="none" w:color="FFFFFF" w:sz="0"/>
+              <w:bottom w:val="none" w:color="FFFFFF" w:sz="0"/>
+              <w:right w:val="none" w:color="FFFFFF" w:sz="0"/>
+            </w:tcBorders>
+            <w:shd w:fill="F5E8C0" w:color="auto" w:val="clear"/>
+            <w:tcMar>
+              <w:top w:type="dxa" w:w="40"/>
+              <w:left w:type="dxa" w:w="80"/>
+              <w:bottom w:type="dxa" w:w="40"/>
+              <w:right w:type="dxa" w:w="80"/>
+            </w:tcMar>
+            <w:vAlign w:val="center"/>
+          </w:tcPr>
+          <w:p>
+            <w:pPr>
+              <w:jc w:val="center"/>
+            </w:pPr>
+            <w:r>
+              <w:rPr>
+                <w:rFonts w:ascii="Arial" w:cs="Arial" w:eastAsia="Arial" w:hAnsi="Arial"/>
+                <w:b/>
+                <w:bCs/>
+                <w:color w:val="C9A227"/>
+                <w:sz w:val="13"/>
+                <w:szCs w:val="13"/>
+              </w:rPr>
+              <w:t xml:space="preserve">TEMPO</w:t>
+            </w:r>
+          </w:p>
+        </w:tc>
+        <w:tc>
+          <w:tcPr>
+            <w:tcW w:type="dxa" w:w="440"/>
+            <w:tcBorders>
+              <w:top w:val="none" w:color="FFFFFF" w:sz="0"/>
+              <w:left w:val="none" w:color="FFFFFF" w:sz="0"/>
+              <w:bottom w:val="none" w:color="FFFFFF" w:sz="0"/>
+              <w:right w:val="none" w:color="FFFFFF" w:sz="0"/>
+            </w:tcBorders>
+            <w:shd w:fill="F5E8C0" w:color="auto" w:val="clear"/>
+            <w:tcMar>
+              <w:top w:type="dxa" w:w="40"/>
+              <w:left w:type="dxa" w:w="80"/>
+              <w:bottom w:type="dxa" w:w="40"/>
+              <w:right w:type="dxa" w:w="80"/>
+            </w:tcMar>
+            <w:vAlign w:val="center"/>
+          </w:tcPr>
+          <w:p>
+            <w:pPr>
+              <w:jc w:val="center"/>
+            </w:pPr>
+            <w:r>
+              <w:rPr>
+                <w:rFonts w:ascii="Arial" w:cs="Arial" w:eastAsia="Arial" w:hAnsi="Arial"/>
+                <w:b/>
+                <w:bCs/>
+                <w:color w:val="C9A227"/>
+                <w:sz w:val="13"/>
+                <w:szCs w:val="13"/>
+              </w:rPr>
+              <w:t xml:space="preserve">REST</w:t>
+            </w:r>
+          </w:p>
+        </w:tc>
+        <w:tc>
+          <w:tcPr>
+            <w:tcW w:type="dxa" w:w="5580"/>
+            <w:tcBorders>
+              <w:top w:val="none" w:color="FFFFFF" w:sz="0"/>
+              <w:left w:val="none" w:color="FFFFFF" w:sz="0"/>
+              <w:bottom w:val="none" w:color="FFFFFF" w:sz="0"/>
+              <w:right w:val="none" w:color="FFFFFF" w:sz="0"/>
+            </w:tcBorders>
+            <w:shd w:fill="F5E8C0" w:color="auto" w:val="clear"/>
+            <w:tcMar>
+              <w:top w:type="dxa" w:w="40"/>
+              <w:left w:type="dxa" w:w="80"/>
+              <w:bottom w:type="dxa" w:w="40"/>
+              <w:right w:type="dxa" w:w="80"/>
+            </w:tcMar>
+            <w:vAlign w:val="center"/>
+          </w:tcPr>
+          <w:p>
+            <w:pPr>
+              <w:jc w:val="left"/>
+            </w:pPr>
+            <w:r>
+              <w:rPr>
+                <w:rFonts w:ascii="Arial" w:cs="Arial" w:eastAsia="Arial" w:hAnsi="Arial"/>
+                <w:b/>
+                <w:bCs/>
+                <w:color w:val="C9A227"/>
+                <w:sz w:val="15"/>
+                <w:szCs w:val="15"/>
+              </w:rPr>
+              <w:t xml:space="preserve">COACHING CUE</w:t>
+            </w:r>
+          </w:p>
+        </w:tc>
+      </w:tr>
       <w:tr>
         <w:tc>
           <w:tcPr>
@@ -14236,7 +14551,20 @@
                 <w:sz w:val="18"/>
                 <w:szCs w:val="18"/>
               </w:rPr>
-              <w:t xml:space="preserve">Lateral Lunge (Left Lead)</w:t>
+              <w:t xml:space="preserve">Farmer Carry (Light — Integration)</w:t>
+            </w:r>
+          </w:p>
+          <w:p>
+            <w:r>
+              <w:rPr>
+                <w:rFonts w:ascii="Arial" w:cs="Arial" w:eastAsia="Arial" w:hAnsi="Arial"/>
+                <w:i/>
+                <w:iCs/>
+                <w:color w:val="B71C1C"/>
+                <w:sz w:val="14"/>
+                <w:szCs w:val="14"/>
+              </w:rPr>
+              <w:t xml:space="preserve">Hinge stop-signal governs the pickup — back pain means STOP.</w:t>
             </w:r>
           </w:p>
         </w:tc>
@@ -14269,7 +14597,7 @@
                 <w:sz w:val="15"/>
                 <w:szCs w:val="15"/>
               </w:rPr>
-              <w:t xml:space="preserve">3</w:t>
+              <w:t xml:space="preserve">2</w:t>
             </w:r>
           </w:p>
         </w:tc>
@@ -14302,7 +14630,7 @@
                 <w:sz w:val="15"/>
                 <w:szCs w:val="15"/>
               </w:rPr>
-              <w:t xml:space="preserve">10 ea</w:t>
+              <w:t xml:space="preserve">25–30 yds</w:t>
             </w:r>
           </w:p>
         </w:tc>
@@ -14335,7 +14663,7 @@
                 <w:sz w:val="15"/>
                 <w:szCs w:val="15"/>
               </w:rPr>
-              <w:t xml:space="preserve">12―17 lbs/hand</w:t>
+              <w:t xml:space="preserve">25–30 lbs/hand</w:t>
             </w:r>
           </w:p>
         </w:tc>
@@ -14368,7 +14696,7 @@
                 <w:sz w:val="15"/>
                 <w:szCs w:val="15"/>
               </w:rPr>
-              <w:t xml:space="preserve">2-1-1</w:t>
+              <w:t xml:space="preserve">Controlled</w:t>
             </w:r>
           </w:p>
         </w:tc>
@@ -14431,18 +14759,7 @@
                 <w:sz w:val="17"/>
                 <w:szCs w:val="17"/>
               </w:rPr>
-              <w:t xml:space="preserve">LEFT leg leads. Step wide, sit into the hip. Inner thigh of the standing leg lengthens under load.</w:t>
-            </w:r>
-            <w:r>
-              <w:rPr>
-                <w:rFonts w:ascii="Arial" w:cs="Arial" w:eastAsia="Arial" w:hAnsi="Arial"/>
-                <w:i/>
-                <w:iCs/>
-                <w:color w:val="00695C"/>
-                <w:sz w:val="14"/>
-                <w:szCs w:val="14"/>
-              </w:rPr>
-              <w:t xml:space="preserve">  2 RIR</w:t>
+              <w:t xml:space="preserve">Hinge cleanly to lift, walk tall, hinge cleanly to set down. Quality over load.</w:t>
             </w:r>
           </w:p>
         </w:tc>
@@ -14466,7 +14783,7 @@
           <w:sz w:val="17"/>
           <w:szCs w:val="17"/>
         </w:rPr>
-        <w:t xml:space="preserve">C — ACCESSORY — UNILATERAL HINGE (LEFT LEAD)</w:t>
+        <w:t xml:space="preserve">D — ACCESSORY — UNILATERAL LOWER (LEFT LEAD)</w:t>
       </w:r>
     </w:p>
     <w:p>
@@ -14791,6 +15108,246 @@
                 <w:sz w:val="18"/>
                 <w:szCs w:val="18"/>
               </w:rPr>
+              <w:t xml:space="preserve">Lateral Lunge (Left Lead)</w:t>
+            </w:r>
+          </w:p>
+        </w:tc>
+        <w:tc>
+          <w:tcPr>
+            <w:tcW w:type="dxa" w:w="380"/>
+            <w:tcBorders>
+              <w:top w:val="none" w:color="FFFFFF" w:sz="0"/>
+              <w:left w:val="none" w:color="FFFFFF" w:sz="0"/>
+              <w:bottom w:val="none" w:color="FFFFFF" w:sz="0"/>
+              <w:right w:val="none" w:color="FFFFFF" w:sz="0"/>
+            </w:tcBorders>
+            <w:shd w:fill="FAF3E0" w:color="auto" w:val="clear"/>
+            <w:tcMar>
+              <w:top w:type="dxa" w:w="40"/>
+              <w:left w:type="dxa" w:w="80"/>
+              <w:bottom w:type="dxa" w:w="40"/>
+              <w:right w:type="dxa" w:w="80"/>
+            </w:tcMar>
+            <w:vAlign w:val="center"/>
+          </w:tcPr>
+          <w:p>
+            <w:pPr>
+              <w:jc w:val="center"/>
+            </w:pPr>
+            <w:r>
+              <w:rPr>
+                <w:rFonts w:ascii="Arial" w:cs="Arial" w:eastAsia="Arial" w:hAnsi="Arial"/>
+                <w:color w:val="6B6B6B"/>
+                <w:sz w:val="15"/>
+                <w:szCs w:val="15"/>
+              </w:rPr>
+              <w:t xml:space="preserve">3</w:t>
+            </w:r>
+          </w:p>
+        </w:tc>
+        <w:tc>
+          <w:tcPr>
+            <w:tcW w:type="dxa" w:w="420"/>
+            <w:tcBorders>
+              <w:top w:val="none" w:color="FFFFFF" w:sz="0"/>
+              <w:left w:val="none" w:color="FFFFFF" w:sz="0"/>
+              <w:bottom w:val="none" w:color="FFFFFF" w:sz="0"/>
+              <w:right w:val="none" w:color="FFFFFF" w:sz="0"/>
+            </w:tcBorders>
+            <w:shd w:fill="FAF3E0" w:color="auto" w:val="clear"/>
+            <w:tcMar>
+              <w:top w:type="dxa" w:w="40"/>
+              <w:left w:type="dxa" w:w="80"/>
+              <w:bottom w:type="dxa" w:w="40"/>
+              <w:right w:type="dxa" w:w="80"/>
+            </w:tcMar>
+            <w:vAlign w:val="center"/>
+          </w:tcPr>
+          <w:p>
+            <w:pPr>
+              <w:jc w:val="center"/>
+            </w:pPr>
+            <w:r>
+              <w:rPr>
+                <w:rFonts w:ascii="Arial" w:cs="Arial" w:eastAsia="Arial" w:hAnsi="Arial"/>
+                <w:color w:val="6B6B6B"/>
+                <w:sz w:val="15"/>
+                <w:szCs w:val="15"/>
+              </w:rPr>
+              <w:t xml:space="preserve">10 ea</w:t>
+            </w:r>
+          </w:p>
+        </w:tc>
+        <w:tc>
+          <w:tcPr>
+            <w:tcW w:type="dxa" w:w="680"/>
+            <w:tcBorders>
+              <w:top w:val="none" w:color="FFFFFF" w:sz="0"/>
+              <w:left w:val="none" w:color="FFFFFF" w:sz="0"/>
+              <w:bottom w:val="none" w:color="FFFFFF" w:sz="0"/>
+              <w:right w:val="none" w:color="FFFFFF" w:sz="0"/>
+            </w:tcBorders>
+            <w:shd w:fill="FAF3E0" w:color="auto" w:val="clear"/>
+            <w:tcMar>
+              <w:top w:type="dxa" w:w="40"/>
+              <w:left w:type="dxa" w:w="80"/>
+              <w:bottom w:type="dxa" w:w="40"/>
+              <w:right w:type="dxa" w:w="80"/>
+            </w:tcMar>
+            <w:vAlign w:val="center"/>
+          </w:tcPr>
+          <w:p>
+            <w:pPr>
+              <w:jc w:val="center"/>
+            </w:pPr>
+            <w:r>
+              <w:rPr>
+                <w:rFonts w:ascii="Arial" w:cs="Arial" w:eastAsia="Arial" w:hAnsi="Arial"/>
+                <w:color w:val="6B6B6B"/>
+                <w:sz w:val="15"/>
+                <w:szCs w:val="15"/>
+              </w:rPr>
+              <w:t xml:space="preserve">12―17 lbs/hand</w:t>
+            </w:r>
+          </w:p>
+        </w:tc>
+        <w:tc>
+          <w:tcPr>
+            <w:tcW w:type="dxa" w:w="540"/>
+            <w:tcBorders>
+              <w:top w:val="none" w:color="FFFFFF" w:sz="0"/>
+              <w:left w:val="none" w:color="FFFFFF" w:sz="0"/>
+              <w:bottom w:val="none" w:color="FFFFFF" w:sz="0"/>
+              <w:right w:val="none" w:color="FFFFFF" w:sz="0"/>
+            </w:tcBorders>
+            <w:shd w:fill="FAF3E0" w:color="auto" w:val="clear"/>
+            <w:tcMar>
+              <w:top w:type="dxa" w:w="40"/>
+              <w:left w:type="dxa" w:w="80"/>
+              <w:bottom w:type="dxa" w:w="40"/>
+              <w:right w:type="dxa" w:w="80"/>
+            </w:tcMar>
+            <w:vAlign w:val="center"/>
+          </w:tcPr>
+          <w:p>
+            <w:pPr>
+              <w:jc w:val="center"/>
+            </w:pPr>
+            <w:r>
+              <w:rPr>
+                <w:rFonts w:ascii="Arial" w:cs="Arial" w:eastAsia="Arial" w:hAnsi="Arial"/>
+                <w:color w:val="6B6B6B"/>
+                <w:sz w:val="15"/>
+                <w:szCs w:val="15"/>
+              </w:rPr>
+              <w:t xml:space="preserve">2-1-1</w:t>
+            </w:r>
+          </w:p>
+        </w:tc>
+        <w:tc>
+          <w:tcPr>
+            <w:tcW w:type="dxa" w:w="440"/>
+            <w:tcBorders>
+              <w:top w:val="none" w:color="FFFFFF" w:sz="0"/>
+              <w:left w:val="none" w:color="FFFFFF" w:sz="0"/>
+              <w:bottom w:val="none" w:color="FFFFFF" w:sz="0"/>
+              <w:right w:val="none" w:color="FFFFFF" w:sz="0"/>
+            </w:tcBorders>
+            <w:shd w:fill="FAF3E0" w:color="auto" w:val="clear"/>
+            <w:tcMar>
+              <w:top w:type="dxa" w:w="40"/>
+              <w:left w:type="dxa" w:w="80"/>
+              <w:bottom w:type="dxa" w:w="40"/>
+              <w:right w:type="dxa" w:w="80"/>
+            </w:tcMar>
+            <w:vAlign w:val="center"/>
+          </w:tcPr>
+          <w:p>
+            <w:pPr>
+              <w:jc w:val="center"/>
+            </w:pPr>
+            <w:r>
+              <w:rPr>
+                <w:rFonts w:ascii="Arial" w:cs="Arial" w:eastAsia="Arial" w:hAnsi="Arial"/>
+                <w:color w:val="6B6B6B"/>
+                <w:sz w:val="15"/>
+                <w:szCs w:val="15"/>
+              </w:rPr>
+              <w:t xml:space="preserve">60s</w:t>
+            </w:r>
+          </w:p>
+        </w:tc>
+        <w:tc>
+          <w:tcPr>
+            <w:tcW w:type="dxa" w:w="5580"/>
+            <w:tcBorders>
+              <w:top w:val="none" w:color="FFFFFF" w:sz="0"/>
+              <w:left w:val="none" w:color="FFFFFF" w:sz="0"/>
+              <w:bottom w:val="none" w:color="FFFFFF" w:sz="0"/>
+              <w:right w:val="none" w:color="FFFFFF" w:sz="0"/>
+            </w:tcBorders>
+            <w:shd w:fill="FAF3E0" w:color="auto" w:val="clear"/>
+            <w:tcMar>
+              <w:top w:type="dxa" w:w="40"/>
+              <w:left w:type="dxa" w:w="80"/>
+              <w:bottom w:type="dxa" w:w="40"/>
+              <w:right w:type="dxa" w:w="80"/>
+            </w:tcMar>
+            <w:vAlign w:val="center"/>
+          </w:tcPr>
+          <w:p>
+            <w:r>
+              <w:rPr>
+                <w:rFonts w:ascii="Arial" w:cs="Arial" w:eastAsia="Arial" w:hAnsi="Arial"/>
+                <w:color w:val="6B6B6B"/>
+                <w:sz w:val="17"/>
+                <w:szCs w:val="17"/>
+              </w:rPr>
+              <w:t xml:space="preserve">LEFT leg leads. Step wide, sit into the hip. Inner thigh of the standing leg lengthens under load.</w:t>
+            </w:r>
+            <w:r>
+              <w:rPr>
+                <w:rFonts w:ascii="Arial" w:cs="Arial" w:eastAsia="Arial" w:hAnsi="Arial"/>
+                <w:i/>
+                <w:iCs/>
+                <w:color w:val="00695C"/>
+                <w:sz w:val="14"/>
+                <w:szCs w:val="14"/>
+              </w:rPr>
+              <w:t xml:space="preserve">  2 RIR</w:t>
+            </w:r>
+          </w:p>
+        </w:tc>
+      </w:tr>
+      <w:tr>
+        <w:tc>
+          <w:tcPr>
+            <w:tcW w:type="dxa" w:w="2400"/>
+            <w:tcBorders>
+              <w:top w:val="none" w:color="FFFFFF" w:sz="0"/>
+              <w:left w:val="none" w:color="FFFFFF" w:sz="0"/>
+              <w:bottom w:val="none" w:color="FFFFFF" w:sz="0"/>
+              <w:right w:val="none" w:color="FFFFFF" w:sz="0"/>
+            </w:tcBorders>
+            <w:shd w:fill="FFFFFF" w:color="auto" w:val="clear"/>
+            <w:tcMar>
+              <w:top w:type="dxa" w:w="40"/>
+              <w:left w:type="dxa" w:w="80"/>
+              <w:bottom w:type="dxa" w:w="40"/>
+              <w:right w:type="dxa" w:w="80"/>
+            </w:tcMar>
+            <w:vAlign w:val="center"/>
+          </w:tcPr>
+          <w:p>
+            <w:r>
+              <w:rPr>
+                <w:rFonts w:ascii="Arial" w:cs="Arial" w:eastAsia="Arial" w:hAnsi="Arial"/>
+                <w:b/>
+                <w:bCs/>
+                <w:color w:val="2C2C2C"/>
+                <w:sz w:val="18"/>
+                <w:szCs w:val="18"/>
+              </w:rPr>
               <w:t xml:space="preserve">Single-Leg RDL (Left Lead)</w:t>
             </w:r>
           </w:p>
@@ -14817,7 +15374,7 @@
               <w:bottom w:val="none" w:color="FFFFFF" w:sz="0"/>
               <w:right w:val="none" w:color="FFFFFF" w:sz="0"/>
             </w:tcBorders>
-            <w:shd w:fill="FAF3E0" w:color="auto" w:val="clear"/>
+            <w:shd w:fill="FFFFFF" w:color="auto" w:val="clear"/>
             <w:tcMar>
               <w:top w:type="dxa" w:w="40"/>
               <w:left w:type="dxa" w:w="80"/>
@@ -14850,7 +15407,7 @@
               <w:bottom w:val="none" w:color="FFFFFF" w:sz="0"/>
               <w:right w:val="none" w:color="FFFFFF" w:sz="0"/>
             </w:tcBorders>
-            <w:shd w:fill="FAF3E0" w:color="auto" w:val="clear"/>
+            <w:shd w:fill="FFFFFF" w:color="auto" w:val="clear"/>
             <w:tcMar>
               <w:top w:type="dxa" w:w="40"/>
               <w:left w:type="dxa" w:w="80"/>
@@ -14883,7 +15440,7 @@
               <w:bottom w:val="none" w:color="FFFFFF" w:sz="0"/>
               <w:right w:val="none" w:color="FFFFFF" w:sz="0"/>
             </w:tcBorders>
-            <w:shd w:fill="FAF3E0" w:color="auto" w:val="clear"/>
+            <w:shd w:fill="FFFFFF" w:color="auto" w:val="clear"/>
             <w:tcMar>
               <w:top w:type="dxa" w:w="40"/>
               <w:left w:type="dxa" w:w="80"/>
@@ -14916,7 +15473,7 @@
               <w:bottom w:val="none" w:color="FFFFFF" w:sz="0"/>
               <w:right w:val="none" w:color="FFFFFF" w:sz="0"/>
             </w:tcBorders>
-            <w:shd w:fill="FAF3E0" w:color="auto" w:val="clear"/>
+            <w:shd w:fill="FFFFFF" w:color="auto" w:val="clear"/>
             <w:tcMar>
               <w:top w:type="dxa" w:w="40"/>
               <w:left w:type="dxa" w:w="80"/>
@@ -14949,7 +15506,7 @@
               <w:bottom w:val="none" w:color="FFFFFF" w:sz="0"/>
               <w:right w:val="none" w:color="FFFFFF" w:sz="0"/>
             </w:tcBorders>
-            <w:shd w:fill="FAF3E0" w:color="auto" w:val="clear"/>
+            <w:shd w:fill="FFFFFF" w:color="auto" w:val="clear"/>
             <w:tcMar>
               <w:top w:type="dxa" w:w="40"/>
               <w:left w:type="dxa" w:w="80"/>
@@ -14982,7 +15539,7 @@
               <w:bottom w:val="none" w:color="FFFFFF" w:sz="0"/>
               <w:right w:val="none" w:color="FFFFFF" w:sz="0"/>
             </w:tcBorders>
-            <w:shd w:fill="FAF3E0" w:color="auto" w:val="clear"/>
+            <w:shd w:fill="FFFFFF" w:color="auto" w:val="clear"/>
             <w:tcMar>
               <w:top w:type="dxa" w:w="40"/>
               <w:left w:type="dxa" w:w="80"/>
@@ -15034,7 +15591,7 @@
           <w:sz w:val="17"/>
           <w:szCs w:val="17"/>
         </w:rPr>
-        <w:t xml:space="preserve">D — SECONDARY COMPOUND — HIP THRUST</w:t>
+        <w:t xml:space="preserve">E — SECONDARY COMPOUND — HIP THRUST</w:t>
       </w:r>
     </w:p>
     <w:p>
@@ -15566,563 +16123,6 @@
                 <w:szCs w:val="14"/>
               </w:rPr>
               <w:t xml:space="preserve">  2 RIR</w:t>
-            </w:r>
-          </w:p>
-        </w:tc>
-      </w:tr>
-    </w:tbl>
-    <w:p>
-      <w:pPr>
-        <w:spacing w:after="100"/>
-      </w:pPr>
-    </w:p>
-    <w:p>
-      <w:pPr>
-        <w:spacing w:after="60" w:before="120"/>
-      </w:pPr>
-      <w:r>
-        <w:rPr>
-          <w:rFonts w:ascii="Arial" w:cs="Arial" w:eastAsia="Arial" w:hAnsi="Arial"/>
-          <w:b/>
-          <w:bCs/>
-          <w:color w:val="C9A227"/>
-          <w:sz w:val="17"/>
-          <w:szCs w:val="17"/>
-        </w:rPr>
-        <w:t xml:space="preserve">E — FULL-BODY INTEGRATION — FARMER CARRY (LIGHT)</w:t>
-      </w:r>
-    </w:p>
-    <w:p>
-      <w:pPr>
-        <w:spacing w:after="80"/>
-      </w:pPr>
-      <w:r>
-        <w:rPr>
-          <w:rFonts w:ascii="Arial" w:cs="Arial" w:eastAsia="Arial" w:hAnsi="Arial"/>
-          <w:b/>
-          <w:bCs/>
-          <w:color w:val="C9A227"/>
-          <w:sz w:val="17"/>
-          <w:szCs w:val="17"/>
-        </w:rPr>
-        <w:t xml:space="preserve">Why:  </w:t>
-      </w:r>
-      <w:r>
-        <w:rPr>
-          <w:rFonts w:ascii="Arial" w:cs="Arial" w:eastAsia="Arial" w:hAnsi="Arial"/>
-          <w:color w:val="2C2C2C"/>
-          <w:sz w:val="17"/>
-          <w:szCs w:val="17"/>
-        </w:rPr>
-        <w:t xml:space="preserve">The closing compound: a short, light farmer carry integrates the day's brace and hip work into upright gait — deliberately below Friday's working carry loads. The pickup is a hinge: the same stop-signal governs it, and the set ends there if the back speaks up.</w:t>
-      </w:r>
-    </w:p>
-    <w:tbl>
-      <w:tblPr>
-        <w:tblW w:type="dxa" w:w="10440"/>
-        <w:tblBorders>
-          <w:top w:val="none" w:color="FFFFFF" w:sz="0"/>
-          <w:left w:val="none" w:color="FFFFFF" w:sz="0"/>
-          <w:bottom w:val="none" w:color="FFFFFF" w:sz="0"/>
-          <w:right w:val="none" w:color="FFFFFF" w:sz="0"/>
-          <w:insideH w:val="single" w:color="auto" w:sz="4"/>
-          <w:insideV w:val="single" w:color="auto" w:sz="4"/>
-        </w:tblBorders>
-      </w:tblPr>
-      <w:tblGrid>
-        <w:gridCol w:w="2400"/>
-        <w:gridCol w:w="380"/>
-        <w:gridCol w:w="420"/>
-        <w:gridCol w:w="680"/>
-        <w:gridCol w:w="540"/>
-        <w:gridCol w:w="440"/>
-        <w:gridCol w:w="5580"/>
-      </w:tblGrid>
-      <w:tr>
-        <w:tc>
-          <w:tcPr>
-            <w:tcW w:type="dxa" w:w="2400"/>
-            <w:tcBorders>
-              <w:top w:val="none" w:color="FFFFFF" w:sz="0"/>
-              <w:left w:val="none" w:color="FFFFFF" w:sz="0"/>
-              <w:bottom w:val="none" w:color="FFFFFF" w:sz="0"/>
-              <w:right w:val="none" w:color="FFFFFF" w:sz="0"/>
-            </w:tcBorders>
-            <w:shd w:fill="F5E8C0" w:color="auto" w:val="clear"/>
-            <w:tcMar>
-              <w:top w:type="dxa" w:w="40"/>
-              <w:left w:type="dxa" w:w="80"/>
-              <w:bottom w:type="dxa" w:w="40"/>
-              <w:right w:type="dxa" w:w="80"/>
-            </w:tcMar>
-            <w:vAlign w:val="center"/>
-          </w:tcPr>
-          <w:p>
-            <w:pPr>
-              <w:jc w:val="left"/>
-            </w:pPr>
-            <w:r>
-              <w:rPr>
-                <w:rFonts w:ascii="Arial" w:cs="Arial" w:eastAsia="Arial" w:hAnsi="Arial"/>
-                <w:b/>
-                <w:bCs/>
-                <w:color w:val="C9A227"/>
-                <w:sz w:val="15"/>
-                <w:szCs w:val="15"/>
-              </w:rPr>
-              <w:t xml:space="preserve">EXERCISE</w:t>
-            </w:r>
-          </w:p>
-        </w:tc>
-        <w:tc>
-          <w:tcPr>
-            <w:tcW w:type="dxa" w:w="380"/>
-            <w:tcBorders>
-              <w:top w:val="none" w:color="FFFFFF" w:sz="0"/>
-              <w:left w:val="none" w:color="FFFFFF" w:sz="0"/>
-              <w:bottom w:val="none" w:color="FFFFFF" w:sz="0"/>
-              <w:right w:val="none" w:color="FFFFFF" w:sz="0"/>
-            </w:tcBorders>
-            <w:shd w:fill="F5E8C0" w:color="auto" w:val="clear"/>
-            <w:tcMar>
-              <w:top w:type="dxa" w:w="40"/>
-              <w:left w:type="dxa" w:w="80"/>
-              <w:bottom w:type="dxa" w:w="40"/>
-              <w:right w:type="dxa" w:w="80"/>
-            </w:tcMar>
-            <w:vAlign w:val="center"/>
-          </w:tcPr>
-          <w:p>
-            <w:pPr>
-              <w:jc w:val="center"/>
-            </w:pPr>
-            <w:r>
-              <w:rPr>
-                <w:rFonts w:ascii="Arial" w:cs="Arial" w:eastAsia="Arial" w:hAnsi="Arial"/>
-                <w:b/>
-                <w:bCs/>
-                <w:color w:val="C9A227"/>
-                <w:sz w:val="13"/>
-                <w:szCs w:val="13"/>
-              </w:rPr>
-              <w:t xml:space="preserve">SETS</w:t>
-            </w:r>
-          </w:p>
-        </w:tc>
-        <w:tc>
-          <w:tcPr>
-            <w:tcW w:type="dxa" w:w="420"/>
-            <w:tcBorders>
-              <w:top w:val="none" w:color="FFFFFF" w:sz="0"/>
-              <w:left w:val="none" w:color="FFFFFF" w:sz="0"/>
-              <w:bottom w:val="none" w:color="FFFFFF" w:sz="0"/>
-              <w:right w:val="none" w:color="FFFFFF" w:sz="0"/>
-            </w:tcBorders>
-            <w:shd w:fill="F5E8C0" w:color="auto" w:val="clear"/>
-            <w:tcMar>
-              <w:top w:type="dxa" w:w="40"/>
-              <w:left w:type="dxa" w:w="80"/>
-              <w:bottom w:type="dxa" w:w="40"/>
-              <w:right w:type="dxa" w:w="80"/>
-            </w:tcMar>
-            <w:vAlign w:val="center"/>
-          </w:tcPr>
-          <w:p>
-            <w:pPr>
-              <w:jc w:val="center"/>
-            </w:pPr>
-            <w:r>
-              <w:rPr>
-                <w:rFonts w:ascii="Arial" w:cs="Arial" w:eastAsia="Arial" w:hAnsi="Arial"/>
-                <w:b/>
-                <w:bCs/>
-                <w:color w:val="C9A227"/>
-                <w:sz w:val="13"/>
-                <w:szCs w:val="13"/>
-              </w:rPr>
-              <w:t xml:space="preserve">REPS</w:t>
-            </w:r>
-          </w:p>
-        </w:tc>
-        <w:tc>
-          <w:tcPr>
-            <w:tcW w:type="dxa" w:w="680"/>
-            <w:tcBorders>
-              <w:top w:val="none" w:color="FFFFFF" w:sz="0"/>
-              <w:left w:val="none" w:color="FFFFFF" w:sz="0"/>
-              <w:bottom w:val="none" w:color="FFFFFF" w:sz="0"/>
-              <w:right w:val="none" w:color="FFFFFF" w:sz="0"/>
-            </w:tcBorders>
-            <w:shd w:fill="F5E8C0" w:color="auto" w:val="clear"/>
-            <w:tcMar>
-              <w:top w:type="dxa" w:w="40"/>
-              <w:left w:type="dxa" w:w="80"/>
-              <w:bottom w:type="dxa" w:w="40"/>
-              <w:right w:type="dxa" w:w="80"/>
-            </w:tcMar>
-            <w:vAlign w:val="center"/>
-          </w:tcPr>
-          <w:p>
-            <w:pPr>
-              <w:jc w:val="center"/>
-            </w:pPr>
-            <w:r>
-              <w:rPr>
-                <w:rFonts w:ascii="Arial" w:cs="Arial" w:eastAsia="Arial" w:hAnsi="Arial"/>
-                <w:b/>
-                <w:bCs/>
-                <w:color w:val="C9A227"/>
-                <w:sz w:val="13"/>
-                <w:szCs w:val="13"/>
-              </w:rPr>
-              <w:t xml:space="preserve">LOAD</w:t>
-            </w:r>
-          </w:p>
-        </w:tc>
-        <w:tc>
-          <w:tcPr>
-            <w:tcW w:type="dxa" w:w="540"/>
-            <w:tcBorders>
-              <w:top w:val="none" w:color="FFFFFF" w:sz="0"/>
-              <w:left w:val="none" w:color="FFFFFF" w:sz="0"/>
-              <w:bottom w:val="none" w:color="FFFFFF" w:sz="0"/>
-              <w:right w:val="none" w:color="FFFFFF" w:sz="0"/>
-            </w:tcBorders>
-            <w:shd w:fill="F5E8C0" w:color="auto" w:val="clear"/>
-            <w:tcMar>
-              <w:top w:type="dxa" w:w="40"/>
-              <w:left w:type="dxa" w:w="80"/>
-              <w:bottom w:type="dxa" w:w="40"/>
-              <w:right w:type="dxa" w:w="80"/>
-            </w:tcMar>
-            <w:vAlign w:val="center"/>
-          </w:tcPr>
-          <w:p>
-            <w:pPr>
-              <w:jc w:val="center"/>
-            </w:pPr>
-            <w:r>
-              <w:rPr>
-                <w:rFonts w:ascii="Arial" w:cs="Arial" w:eastAsia="Arial" w:hAnsi="Arial"/>
-                <w:b/>
-                <w:bCs/>
-                <w:color w:val="C9A227"/>
-                <w:sz w:val="13"/>
-                <w:szCs w:val="13"/>
-              </w:rPr>
-              <w:t xml:space="preserve">TEMPO</w:t>
-            </w:r>
-          </w:p>
-        </w:tc>
-        <w:tc>
-          <w:tcPr>
-            <w:tcW w:type="dxa" w:w="440"/>
-            <w:tcBorders>
-              <w:top w:val="none" w:color="FFFFFF" w:sz="0"/>
-              <w:left w:val="none" w:color="FFFFFF" w:sz="0"/>
-              <w:bottom w:val="none" w:color="FFFFFF" w:sz="0"/>
-              <w:right w:val="none" w:color="FFFFFF" w:sz="0"/>
-            </w:tcBorders>
-            <w:shd w:fill="F5E8C0" w:color="auto" w:val="clear"/>
-            <w:tcMar>
-              <w:top w:type="dxa" w:w="40"/>
-              <w:left w:type="dxa" w:w="80"/>
-              <w:bottom w:type="dxa" w:w="40"/>
-              <w:right w:type="dxa" w:w="80"/>
-            </w:tcMar>
-            <w:vAlign w:val="center"/>
-          </w:tcPr>
-          <w:p>
-            <w:pPr>
-              <w:jc w:val="center"/>
-            </w:pPr>
-            <w:r>
-              <w:rPr>
-                <w:rFonts w:ascii="Arial" w:cs="Arial" w:eastAsia="Arial" w:hAnsi="Arial"/>
-                <w:b/>
-                <w:bCs/>
-                <w:color w:val="C9A227"/>
-                <w:sz w:val="13"/>
-                <w:szCs w:val="13"/>
-              </w:rPr>
-              <w:t xml:space="preserve">REST</w:t>
-            </w:r>
-          </w:p>
-        </w:tc>
-        <w:tc>
-          <w:tcPr>
-            <w:tcW w:type="dxa" w:w="5580"/>
-            <w:tcBorders>
-              <w:top w:val="none" w:color="FFFFFF" w:sz="0"/>
-              <w:left w:val="none" w:color="FFFFFF" w:sz="0"/>
-              <w:bottom w:val="none" w:color="FFFFFF" w:sz="0"/>
-              <w:right w:val="none" w:color="FFFFFF" w:sz="0"/>
-            </w:tcBorders>
-            <w:shd w:fill="F5E8C0" w:color="auto" w:val="clear"/>
-            <w:tcMar>
-              <w:top w:type="dxa" w:w="40"/>
-              <w:left w:type="dxa" w:w="80"/>
-              <w:bottom w:type="dxa" w:w="40"/>
-              <w:right w:type="dxa" w:w="80"/>
-            </w:tcMar>
-            <w:vAlign w:val="center"/>
-          </w:tcPr>
-          <w:p>
-            <w:pPr>
-              <w:jc w:val="left"/>
-            </w:pPr>
-            <w:r>
-              <w:rPr>
-                <w:rFonts w:ascii="Arial" w:cs="Arial" w:eastAsia="Arial" w:hAnsi="Arial"/>
-                <w:b/>
-                <w:bCs/>
-                <w:color w:val="C9A227"/>
-                <w:sz w:val="15"/>
-                <w:szCs w:val="15"/>
-              </w:rPr>
-              <w:t xml:space="preserve">COACHING CUE</w:t>
-            </w:r>
-          </w:p>
-        </w:tc>
-      </w:tr>
-      <w:tr>
-        <w:tc>
-          <w:tcPr>
-            <w:tcW w:type="dxa" w:w="2400"/>
-            <w:tcBorders>
-              <w:top w:val="none" w:color="FFFFFF" w:sz="0"/>
-              <w:left w:val="none" w:color="FFFFFF" w:sz="0"/>
-              <w:bottom w:val="none" w:color="FFFFFF" w:sz="0"/>
-              <w:right w:val="none" w:color="FFFFFF" w:sz="0"/>
-            </w:tcBorders>
-            <w:shd w:fill="FAF3E0" w:color="auto" w:val="clear"/>
-            <w:tcMar>
-              <w:top w:type="dxa" w:w="40"/>
-              <w:left w:type="dxa" w:w="80"/>
-              <w:bottom w:type="dxa" w:w="40"/>
-              <w:right w:type="dxa" w:w="80"/>
-            </w:tcMar>
-            <w:vAlign w:val="center"/>
-          </w:tcPr>
-          <w:p>
-            <w:r>
-              <w:rPr>
-                <w:rFonts w:ascii="Arial" w:cs="Arial" w:eastAsia="Arial" w:hAnsi="Arial"/>
-                <w:b/>
-                <w:bCs/>
-                <w:color w:val="2C2C2C"/>
-                <w:sz w:val="18"/>
-                <w:szCs w:val="18"/>
-              </w:rPr>
-              <w:t xml:space="preserve">Farmer Carry (Light — Integration)</w:t>
-            </w:r>
-          </w:p>
-          <w:p>
-            <w:r>
-              <w:rPr>
-                <w:rFonts w:ascii="Arial" w:cs="Arial" w:eastAsia="Arial" w:hAnsi="Arial"/>
-                <w:i/>
-                <w:iCs/>
-                <w:color w:val="B71C1C"/>
-                <w:sz w:val="14"/>
-                <w:szCs w:val="14"/>
-              </w:rPr>
-              <w:t xml:space="preserve">Hinge stop-signal governs the pickup — back pain means STOP.</w:t>
-            </w:r>
-          </w:p>
-        </w:tc>
-        <w:tc>
-          <w:tcPr>
-            <w:tcW w:type="dxa" w:w="380"/>
-            <w:tcBorders>
-              <w:top w:val="none" w:color="FFFFFF" w:sz="0"/>
-              <w:left w:val="none" w:color="FFFFFF" w:sz="0"/>
-              <w:bottom w:val="none" w:color="FFFFFF" w:sz="0"/>
-              <w:right w:val="none" w:color="FFFFFF" w:sz="0"/>
-            </w:tcBorders>
-            <w:shd w:fill="FAF3E0" w:color="auto" w:val="clear"/>
-            <w:tcMar>
-              <w:top w:type="dxa" w:w="40"/>
-              <w:left w:type="dxa" w:w="80"/>
-              <w:bottom w:type="dxa" w:w="40"/>
-              <w:right w:type="dxa" w:w="80"/>
-            </w:tcMar>
-            <w:vAlign w:val="center"/>
-          </w:tcPr>
-          <w:p>
-            <w:pPr>
-              <w:jc w:val="center"/>
-            </w:pPr>
-            <w:r>
-              <w:rPr>
-                <w:rFonts w:ascii="Arial" w:cs="Arial" w:eastAsia="Arial" w:hAnsi="Arial"/>
-                <w:color w:val="6B6B6B"/>
-                <w:sz w:val="15"/>
-                <w:szCs w:val="15"/>
-              </w:rPr>
-              <w:t xml:space="preserve">2</w:t>
-            </w:r>
-          </w:p>
-        </w:tc>
-        <w:tc>
-          <w:tcPr>
-            <w:tcW w:type="dxa" w:w="420"/>
-            <w:tcBorders>
-              <w:top w:val="none" w:color="FFFFFF" w:sz="0"/>
-              <w:left w:val="none" w:color="FFFFFF" w:sz="0"/>
-              <w:bottom w:val="none" w:color="FFFFFF" w:sz="0"/>
-              <w:right w:val="none" w:color="FFFFFF" w:sz="0"/>
-            </w:tcBorders>
-            <w:shd w:fill="FAF3E0" w:color="auto" w:val="clear"/>
-            <w:tcMar>
-              <w:top w:type="dxa" w:w="40"/>
-              <w:left w:type="dxa" w:w="80"/>
-              <w:bottom w:type="dxa" w:w="40"/>
-              <w:right w:type="dxa" w:w="80"/>
-            </w:tcMar>
-            <w:vAlign w:val="center"/>
-          </w:tcPr>
-          <w:p>
-            <w:pPr>
-              <w:jc w:val="center"/>
-            </w:pPr>
-            <w:r>
-              <w:rPr>
-                <w:rFonts w:ascii="Arial" w:cs="Arial" w:eastAsia="Arial" w:hAnsi="Arial"/>
-                <w:color w:val="6B6B6B"/>
-                <w:sz w:val="15"/>
-                <w:szCs w:val="15"/>
-              </w:rPr>
-              <w:t xml:space="preserve">25–30 yds</w:t>
-            </w:r>
-          </w:p>
-        </w:tc>
-        <w:tc>
-          <w:tcPr>
-            <w:tcW w:type="dxa" w:w="680"/>
-            <w:tcBorders>
-              <w:top w:val="none" w:color="FFFFFF" w:sz="0"/>
-              <w:left w:val="none" w:color="FFFFFF" w:sz="0"/>
-              <w:bottom w:val="none" w:color="FFFFFF" w:sz="0"/>
-              <w:right w:val="none" w:color="FFFFFF" w:sz="0"/>
-            </w:tcBorders>
-            <w:shd w:fill="FAF3E0" w:color="auto" w:val="clear"/>
-            <w:tcMar>
-              <w:top w:type="dxa" w:w="40"/>
-              <w:left w:type="dxa" w:w="80"/>
-              <w:bottom w:type="dxa" w:w="40"/>
-              <w:right w:type="dxa" w:w="80"/>
-            </w:tcMar>
-            <w:vAlign w:val="center"/>
-          </w:tcPr>
-          <w:p>
-            <w:pPr>
-              <w:jc w:val="center"/>
-            </w:pPr>
-            <w:r>
-              <w:rPr>
-                <w:rFonts w:ascii="Arial" w:cs="Arial" w:eastAsia="Arial" w:hAnsi="Arial"/>
-                <w:color w:val="6B6B6B"/>
-                <w:sz w:val="15"/>
-                <w:szCs w:val="15"/>
-              </w:rPr>
-              <w:t xml:space="preserve">25–30 lbs/hand</w:t>
-            </w:r>
-          </w:p>
-        </w:tc>
-        <w:tc>
-          <w:tcPr>
-            <w:tcW w:type="dxa" w:w="540"/>
-            <w:tcBorders>
-              <w:top w:val="none" w:color="FFFFFF" w:sz="0"/>
-              <w:left w:val="none" w:color="FFFFFF" w:sz="0"/>
-              <w:bottom w:val="none" w:color="FFFFFF" w:sz="0"/>
-              <w:right w:val="none" w:color="FFFFFF" w:sz="0"/>
-            </w:tcBorders>
-            <w:shd w:fill="FAF3E0" w:color="auto" w:val="clear"/>
-            <w:tcMar>
-              <w:top w:type="dxa" w:w="40"/>
-              <w:left w:type="dxa" w:w="80"/>
-              <w:bottom w:type="dxa" w:w="40"/>
-              <w:right w:type="dxa" w:w="80"/>
-            </w:tcMar>
-            <w:vAlign w:val="center"/>
-          </w:tcPr>
-          <w:p>
-            <w:pPr>
-              <w:jc w:val="center"/>
-            </w:pPr>
-            <w:r>
-              <w:rPr>
-                <w:rFonts w:ascii="Arial" w:cs="Arial" w:eastAsia="Arial" w:hAnsi="Arial"/>
-                <w:color w:val="6B6B6B"/>
-                <w:sz w:val="15"/>
-                <w:szCs w:val="15"/>
-              </w:rPr>
-              <w:t xml:space="preserve">Controlled</w:t>
-            </w:r>
-          </w:p>
-        </w:tc>
-        <w:tc>
-          <w:tcPr>
-            <w:tcW w:type="dxa" w:w="440"/>
-            <w:tcBorders>
-              <w:top w:val="none" w:color="FFFFFF" w:sz="0"/>
-              <w:left w:val="none" w:color="FFFFFF" w:sz="0"/>
-              <w:bottom w:val="none" w:color="FFFFFF" w:sz="0"/>
-              <w:right w:val="none" w:color="FFFFFF" w:sz="0"/>
-            </w:tcBorders>
-            <w:shd w:fill="FAF3E0" w:color="auto" w:val="clear"/>
-            <w:tcMar>
-              <w:top w:type="dxa" w:w="40"/>
-              <w:left w:type="dxa" w:w="80"/>
-              <w:bottom w:type="dxa" w:w="40"/>
-              <w:right w:type="dxa" w:w="80"/>
-            </w:tcMar>
-            <w:vAlign w:val="center"/>
-          </w:tcPr>
-          <w:p>
-            <w:pPr>
-              <w:jc w:val="center"/>
-            </w:pPr>
-            <w:r>
-              <w:rPr>
-                <w:rFonts w:ascii="Arial" w:cs="Arial" w:eastAsia="Arial" w:hAnsi="Arial"/>
-                <w:color w:val="6B6B6B"/>
-                <w:sz w:val="15"/>
-                <w:szCs w:val="15"/>
-              </w:rPr>
-              <w:t xml:space="preserve">60s</w:t>
-            </w:r>
-          </w:p>
-        </w:tc>
-        <w:tc>
-          <w:tcPr>
-            <w:tcW w:type="dxa" w:w="5580"/>
-            <w:tcBorders>
-              <w:top w:val="none" w:color="FFFFFF" w:sz="0"/>
-              <w:left w:val="none" w:color="FFFFFF" w:sz="0"/>
-              <w:bottom w:val="none" w:color="FFFFFF" w:sz="0"/>
-              <w:right w:val="none" w:color="FFFFFF" w:sz="0"/>
-            </w:tcBorders>
-            <w:shd w:fill="FAF3E0" w:color="auto" w:val="clear"/>
-            <w:tcMar>
-              <w:top w:type="dxa" w:w="40"/>
-              <w:left w:type="dxa" w:w="80"/>
-              <w:bottom w:type="dxa" w:w="40"/>
-              <w:right w:type="dxa" w:w="80"/>
-            </w:tcMar>
-            <w:vAlign w:val="center"/>
-          </w:tcPr>
-          <w:p>
-            <w:r>
-              <w:rPr>
-                <w:rFonts w:ascii="Arial" w:cs="Arial" w:eastAsia="Arial" w:hAnsi="Arial"/>
-                <w:color w:val="6B6B6B"/>
-                <w:sz w:val="17"/>
-                <w:szCs w:val="17"/>
-              </w:rPr>
-              <w:t xml:space="preserve">Hinge cleanly to lift, walk tall, hinge cleanly to set down. Quality over load.</w:t>
             </w:r>
           </w:p>
         </w:tc>

--- a/clients/kelly_mulroy/Kelly_Mulroy_5Day_Training_Plan_Client_View.docx
+++ b/clients/kelly_mulroy/Kelly_Mulroy_5Day_Training_Plan_Client_View.docx
@@ -1989,7 +1989,7 @@
           <w:sz w:val="17"/>
           <w:szCs w:val="17"/>
         </w:rPr>
-        <w:t xml:space="preserve">~21g per meal (≈0.3 g/kg), across 4 meals spaced 3–4 hours apart.</w:t>
+        <w:t xml:space="preserve">~28g per meal (0.40 g/kg), across 4 meals spaced 3–4 hours apart.</w:t>
       </w:r>
     </w:p>
     <w:p>
